--- a/arb/docx/47.content.docx
+++ b/arb/docx/47.content.docx
@@ -178,13 +178,6 @@
         <w:rPr>
           <w:lang w:val="ar_AE" w:bidi="ar_AE"/>
         </w:rPr>
-      </w:r>
-      <w:r>
-        <w:rPr>
-          <w:i/>
-          <w:lang w:val="ar_AE" w:bidi="ar_AE"/>
-        </w:rPr>
-        <w:t>٢ كورنثوس ١:١–٢, ٢ كورنثوس ١: ٢, ٢ كورنثوس ١: ٣, ٢ كورنثوس ١: ٣–١١, ٢ كورنثوس ١: ٤–٦, ٢ كورنثوس ١: ٦, ٢ كورنثوس ١: ٨–١١, ٢ كورنثوس ١: ١٢, ٢ كورنثوس ١: ١٢–١٤, ٢ كورنثوس ١: ١٥–٢:٢, ٢ كورنثوس ١: ١٧, ٢ كورنثوس ١: ١٨–٢٠, ٢ كورنثوس ١: ١٨–٢٢, ٢ كورنثوس ١: ١٩, ٢ كورنثوس ١: ٢٠, ٢ كورنثوس ١: ٢١–٢٢, ٢ كورنثوس ١: ٢٣–٢:٢, ٢ كورنثوس ٢: ١, ٢ كورنثوس ٢: ٣–٤, ٢ كورنثوس ٢: ٥–١١, ٢ كورنثوس ٢: ١١, ٢ كورنثوس ٢: ١٢–١٣, ٢ كورنثوس ٢: ١٤, ٢ كورنثوس ٢: ١٤–٧. ٤, ٢ كورنثوس ٢: ١٥–١٦, ٢ كورنثوس ٢: ١٧, ٢ كورنثوس ٣: ١–٣, ٢ كورنثوس ٣: ٤–٦, ٢ كورنثوس ٣: ٤–١٨, ٢ كورنثوس ٣: ٧–١١, ٢ كورنثوس ٣: ١٢–١٥, ٢ كورنثوس ٣: ١٦–١٨, ٢ كورنثوس ٤: ١, ٢ كورنثوس ٤: ٢, ٢ كورنثوس ٤: ٣–٤, ٢ كورنثوس ٤: ٥, ٢ كورنثوس ٤: ٧, ٢ كورنثوس ٤: ١١, ٢ كورنثوس ٤: ١٢, ٢ كورنثوس ٤: ١٣–١٤, ٢ كورنثوس ٤: ١٦–١٧, ٢ كورنثوس ٤: ١٨, ٢ كورنثوس ٥: ١–١٠, ٢ كورنثوس ٥: ٢, ٢ كورنثوس ٥: ٧, ٢ كورنثوس ٥: ٩–١٠, ٢ كورنثوس ٥: ١١, ٢ كورنثوس ٥: ١١–٧: ٤, ٢ كورنثوس ٥: ١٢, ٢ كورنثوس ٥: ١٣, ٢ كورنثوس ٥: ١٤, ٢ كورنثوس ٥: ١٤–١٧, ٢ كورنثوس ٥: ١٦–١٧, ٢ كورنثوس ٥: ١٨–٢١, ٢ كورنثوس ٥: ٢٠, ٢ كورنثوس ٥: ٢١, ٢ كورنثوس ٦: ١–٢, ٢ كورنثوس ٦: ٢, ٢ كورنثوس ٦: ٣–١٠, ٢ كورنثوس ٦: ٦–٧, ٢ كورنثوس ٦: ٨–١٠, ٢ كورنثوس ٦: ١١–١٣, ٢ كورنثوس ٦: ١٤, ٢ كورنثوس ٦: ١٤–٧: ١, ٢ كورنثوس ٦: ١٥, ٢ كورنثوس ٦: ١٦, ٢ كورنثوس ٦: ١٨, ٢ كورنثوس ٧: ١, ٢ كورنثوس ٧: ٢–٤, ٢ كورنثوس ٧: ٤, ٢ كورنثوس ٧: ٥–٧, ٢ كورنثوس ٧: ٨–١٣, ٢ كورنثوس ٧: ٩–١٠, ٢ كورنثوس ٧: ١٣–١٦, ٢ كورنثوس ٧: ١٤, ٢ كورنثوس ٨: ١–٢, ٢ كورنثوس ٨: ١- ٩: ١٥, ٢ كورنثوس ٨: ٦, ٢ كورنثوس ٨: ٧, ٢ كورنثوس ٨: ٩, ٢ كورنثوس ٨: ١٠, ٢ كورنثوس ٨: ١٥, ٢ كورنثوس ٨: ١٨–٢٤, ٢ كورنثوس ٨: ٢٣, ٢ كورنثوس ٩: ١–٥, ٢ كورنثوس ٩: ٦, ٢ كورنثوس ٩: ٧, ٢ كورنثوس ٩: ٨–٩, ٢ كورنثوس ٩: ١٠–١٤, ٢ كورنثوس ١٠: ١, ٢ كورنثوس ١٠: ١–٦, ٢ كورنثوس ١٠: ١–١٣:١٣, ٢ كورنثوس ١٠: ٣–٥, ٢ كورنثوس ١٠: ٧–١١, ٢ كورنثوس ١٠: ١٠, ٢ كورنثوس ١٠: ١٢, ٢ كورنثوس ١٠: ١٣–١٦, ٢ كورنثوس ١٠: ١٧–١٨, ٢ كورنثوس ١١: ١, ٢ كورنثوس ١١: ١–٦, ٢ كورنثوس ١١: ٢, ٢ كورنثوس ١١: ٣, ٢ كورنثوس ١١: ٤, ٢ كورنثوس ١١: ٥–٦, ٢ كورنثوس ١١: ٧, ٢ كورنثوس ١١: ٨–٩, ٢ كورنثوس ١١: ١٢, ٢ كورنثوس ١١: ١٣–١٥, ٢ كورنثوس ١١: ١٦–٢٩, ٢ كورنثوس ١١: ١٩, ٢ كورنثوس ١١: ٢٠–٢١, ٢ كورنثوس ١١: ٢١–٢٩, ٢ كورنثوس ١١: ٢٢, ٢ كورنثوس ١١: ٢٣–٢٤, ٢ كورنثوس ١١: ٢٣–٢٧, ٢ كورنثوس ١١: ٢٥, ٢ كورنثوس ١١: ٢٦–٢٧, ٢ كورنثوس ١١: ٢٨, ٢ كورنثوس ١١: ٣٠, ٢ كورنثوس ١١: ٣٢–٣٣, ٢ كورنثوس ١٢: ١, ٢ كورنثوس ١٢: ١–٧, ٢ كورنثوس ١٢: ٢, ٢ كورنثوس ١٢: ٣–٤, ٢ كورنثوس ١٢: ٥–٧, ٢ كورنثوس ١٢: ٧–١٠, ٢ كورنثوس ١٢: ١١, ٢ كورنثوس ١٢: ١١–١٣, ٢ كورنثوس ١٢:١٢, ٢ كورنثوس ١٢: ١٣, 2 كورنثوس 12: 14–15, ٢ كورنثوس ١٢: ١٦–١٨, ٢ كورنثوس ١٢: ١٩, ٢ كورنثوس ١٢: ٢٠–٢١, ٢ كورنثوس ١٢: ٢١, ٢ كورنثوس ١٣: ١–٢, ٢ كورنثوس ١٣: ٣–٤, ٢ كورنثوس ١٣: ٥–٦, ٢ كورنثوس ١٣: ٧, ٢ كورنثوس ١٣: ٧–١٠, ٢ كورنثوس ١٣: ٩, ٢ كورنثوس ١٣: ١٠, 2 كورنثوس 13: 11, ٢ كورنثوس ١٣: ١١–١٤, ٢ كورنثوس ١٣: ١٢–١٣, ٢ كورنثوس ١٣: ١٤</w:t>
       </w:r>
       <w:r>
         <w:rPr>

--- a/arb/docx/47.content.docx
+++ b/arb/docx/47.content.docx
@@ -163,21 +163,6 @@
           <w:lang w:val="ar_AE" w:bidi="ar_AE"/>
         </w:rPr>
         <w:t>2CO</w:t>
-      </w:r>
-      <w:r>
-        <w:rPr>
-          <w:lang w:val="ar_AE" w:bidi="ar_AE"/>
-        </w:rPr>
-      </w:r>
-    </w:p>
-    <w:p>
-      <w:pPr>
-        <w:bidi/>
-      </w:pPr>
-      <w:r>
-        <w:rPr>
-          <w:lang w:val="ar_AE" w:bidi="ar_AE"/>
-        </w:rPr>
       </w:r>
       <w:r>
         <w:rPr>

--- a/arb/docx/47.content.docx
+++ b/arb/docx/47.content.docx
@@ -22,7 +22,7 @@
         <w:rPr>
           <w:lang w:val="ar_AE" w:bidi="ar_AE"/>
         </w:rPr>
-        <w:t>Resource: ملاحظات الدراسة (تينديل)</w:t>
+        <w:t>Resource: Tyndale Open Study Notes</w:t>
       </w:r>
       <w:r>
         <w:rPr>
@@ -122,7 +122,7 @@
         <w:rPr>
           <w:lang w:val="ar_AE" w:bidi="ar_AE"/>
         </w:rPr>
-        <w:t>ملاحظات الدراسة (تينديل)</w:t>
+        <w:t>Tyndale Open Study Notes</w:t>
       </w:r>
     </w:p>
     <w:p>

--- a/arb/docx/47.content.docx
+++ b/arb/docx/47.content.docx
@@ -22,7 +22,7 @@
         <w:rPr>
           <w:lang w:val="ar_AE" w:bidi="ar_AE"/>
         </w:rPr>
-        <w:t>Resource: Tyndale Open Study Notes</w:t>
+        <w:t>Resource: Aquifer Open Study Notes</w:t>
       </w:r>
       <w:r>
         <w:rPr>
@@ -122,7 +122,7 @@
         <w:rPr>
           <w:lang w:val="ar_AE" w:bidi="ar_AE"/>
         </w:rPr>
-        <w:t>Tyndale Open Study Notes</w:t>
+        <w:t>Aquifer Open Study Notes</w:t>
       </w:r>
     </w:p>
     <w:p>

--- a/arb/docx/47.content.docx
+++ b/arb/docx/47.content.docx
@@ -309,20 +309,14 @@
         </w:rPr>
         <w:t xml:space="preserve">اتبع بولس الأسلوب المتعارف عليه في كتابة الرسائل في القرن الأول، فكانت تبدأ بذكر اسم الكاتب واسم الشخص أو الأشخاص المُرسل إليهم، ثم التحية (انظر </w:t>
       </w:r>
-      <w:hyperlink r:id="rId13">
-        <w:r>
-          <w:rPr>
-            <w:rtl/>
-            <w:cs/>
-            <w:lang w:val="ar_AE" w:bidi="ar_AE"/>
-          </w:rPr>
-          <w:rPr>
-            <w:color w:val="0000EE"/>
-            <w:u w:val="single"/>
-          </w:rPr>
-          <w:t>أعمال الرسل 15:23</w:t>
-        </w:r>
-      </w:hyperlink>
+      <w:r>
+        <w:rPr>
+          <w:rtl/>
+          <w:cs/>
+          <w:lang w:val="ar_AE" w:bidi="ar_AE"/>
+        </w:rPr>
+        <w:t>أعمال الرسل 15:23</w:t>
+      </w:r>
       <w:r>
         <w:rPr>
           <w:rtl/>
@@ -331,20 +325,14 @@
         </w:rPr>
         <w:t xml:space="preserve">; </w:t>
       </w:r>
-      <w:hyperlink r:id="rId14">
-        <w:r>
-          <w:rPr>
-            <w:rtl/>
-            <w:cs/>
-            <w:lang w:val="ar_AE" w:bidi="ar_AE"/>
-          </w:rPr>
-          <w:rPr>
-            <w:color w:val="0000EE"/>
-            <w:u w:val="single"/>
-          </w:rPr>
-          <w:t>23:25–26</w:t>
-        </w:r>
-      </w:hyperlink>
+      <w:r>
+        <w:rPr>
+          <w:rtl/>
+          <w:cs/>
+          <w:lang w:val="ar_AE" w:bidi="ar_AE"/>
+        </w:rPr>
+        <w:t>23:25–26</w:t>
+      </w:r>
       <w:r>
         <w:rPr>
           <w:rtl/>
@@ -529,20 +517,14 @@
         </w:rPr>
         <w:t>: الله يفرح بإظهار الرحمة لشعبه وسماع صلوات وتضرُعات أبنائه (</w:t>
       </w:r>
-      <w:hyperlink r:id="rId15">
-        <w:r>
-          <w:rPr>
-            <w:rtl/>
-            <w:cs/>
-            <w:lang w:val="ar_AE" w:bidi="ar_AE"/>
-          </w:rPr>
-          <w:rPr>
-            <w:color w:val="0000EE"/>
-            <w:u w:val="single"/>
-          </w:rPr>
-          <w:t>مزمور 145:18–19</w:t>
-        </w:r>
-      </w:hyperlink>
+      <w:r>
+        <w:rPr>
+          <w:rtl/>
+          <w:cs/>
+          <w:lang w:val="ar_AE" w:bidi="ar_AE"/>
+        </w:rPr>
+        <w:t>مزمور 145:18–19</w:t>
+      </w:r>
       <w:r>
         <w:rPr>
           <w:rtl/>
@@ -618,20 +600,14 @@
         </w:rPr>
         <w:t>بولس يعبّر عن فرحته وشكره العميقة لله، لأنه رغم كل الصعوبات التي مر بها وجد عزاء خاص من الله (</w:t>
       </w:r>
-      <w:hyperlink r:id="rId16">
-        <w:r>
-          <w:rPr>
-            <w:rtl/>
-            <w:cs/>
-            <w:lang w:val="ar_AE" w:bidi="ar_AE"/>
-          </w:rPr>
-          <w:rPr>
-            <w:color w:val="0000EE"/>
-            <w:u w:val="single"/>
-          </w:rPr>
-          <w:t>1:4–7</w:t>
-        </w:r>
-      </w:hyperlink>
+      <w:r>
+        <w:rPr>
+          <w:rtl/>
+          <w:cs/>
+          <w:lang w:val="ar_AE" w:bidi="ar_AE"/>
+        </w:rPr>
+        <w:t>1:4–7</w:t>
+      </w:r>
       <w:r>
         <w:rPr>
           <w:rtl/>
@@ -640,20 +616,14 @@
         </w:rPr>
         <w:t>)، ونجا من الموت في مقاطعة آسيا (</w:t>
       </w:r>
-      <w:hyperlink r:id="rId17">
-        <w:r>
-          <w:rPr>
-            <w:rtl/>
-            <w:cs/>
-            <w:lang w:val="ar_AE" w:bidi="ar_AE"/>
-          </w:rPr>
-          <w:rPr>
-            <w:color w:val="0000EE"/>
-            <w:u w:val="single"/>
-          </w:rPr>
-          <w:t>1:8–11</w:t>
-        </w:r>
-      </w:hyperlink>
+      <w:r>
+        <w:rPr>
+          <w:rtl/>
+          <w:cs/>
+          <w:lang w:val="ar_AE" w:bidi="ar_AE"/>
+        </w:rPr>
+        <w:t>1:8–11</w:t>
+      </w:r>
       <w:r>
         <w:rPr>
           <w:rtl/>
@@ -912,20 +882,14 @@
         </w:rPr>
         <w:t xml:space="preserve"> لكن أحد الآراء تُشير إلي الشغب في أفسس (</w:t>
       </w:r>
-      <w:hyperlink r:id="rId18">
-        <w:r>
-          <w:rPr>
-            <w:rtl/>
-            <w:cs/>
-            <w:lang w:val="ar_AE" w:bidi="ar_AE"/>
-          </w:rPr>
-          <w:rPr>
-            <w:color w:val="0000EE"/>
-            <w:u w:val="single"/>
-          </w:rPr>
-          <w:t>أعمال 19:23–41</w:t>
-        </w:r>
-      </w:hyperlink>
+      <w:r>
+        <w:rPr>
+          <w:rtl/>
+          <w:cs/>
+          <w:lang w:val="ar_AE" w:bidi="ar_AE"/>
+        </w:rPr>
+        <w:t>أعمال 19:23–41</w:t>
+      </w:r>
       <w:r>
         <w:rPr>
           <w:rtl/>
@@ -934,20 +898,14 @@
         </w:rPr>
         <w:t>)، أو ربما المُحاكمة التي تعرض لها بولس، واحتمالية موته في أفسس (</w:t>
       </w:r>
-      <w:hyperlink r:id="rId19">
-        <w:r>
-          <w:rPr>
-            <w:rtl/>
-            <w:cs/>
-            <w:lang w:val="ar_AE" w:bidi="ar_AE"/>
-          </w:rPr>
-          <w:rPr>
-            <w:color w:val="0000EE"/>
-            <w:u w:val="single"/>
-          </w:rPr>
-          <w:t>2 كور 1:9</w:t>
-        </w:r>
-      </w:hyperlink>
+      <w:r>
+        <w:rPr>
+          <w:rtl/>
+          <w:cs/>
+          <w:lang w:val="ar_AE" w:bidi="ar_AE"/>
+        </w:rPr>
+        <w:t>2 كور 1:9</w:t>
+      </w:r>
       <w:r>
         <w:rPr>
           <w:rtl/>
@@ -956,20 +914,14 @@
         </w:rPr>
         <w:t xml:space="preserve">; انظر </w:t>
       </w:r>
-      <w:hyperlink r:id="rId20">
-        <w:r>
-          <w:rPr>
-            <w:rtl/>
-            <w:cs/>
-            <w:lang w:val="ar_AE" w:bidi="ar_AE"/>
-          </w:rPr>
-          <w:rPr>
-            <w:color w:val="0000EE"/>
-            <w:u w:val="single"/>
-          </w:rPr>
-          <w:t>1 كور 15:32</w:t>
-        </w:r>
-      </w:hyperlink>
+      <w:r>
+        <w:rPr>
+          <w:rtl/>
+          <w:cs/>
+          <w:lang w:val="ar_AE" w:bidi="ar_AE"/>
+        </w:rPr>
+        <w:t>1 كور 15:32</w:t>
+      </w:r>
       <w:r>
         <w:rPr>
           <w:rtl/>
@@ -978,20 +930,14 @@
         </w:rPr>
         <w:t>). وهناك رأي أقل احتمالاً بأنه قد أُصيب بمرض خطير هدد حياته. فلم يكن بولس غريباً عن المخاطر الشديدة (</w:t>
       </w:r>
-      <w:hyperlink r:id="rId21">
-        <w:r>
-          <w:rPr>
-            <w:rtl/>
-            <w:cs/>
-            <w:lang w:val="ar_AE" w:bidi="ar_AE"/>
-          </w:rPr>
-          <w:rPr>
-            <w:color w:val="0000EE"/>
-            <w:u w:val="single"/>
-          </w:rPr>
-          <w:t>2 كور 1:10</w:t>
-        </w:r>
-      </w:hyperlink>
+      <w:r>
+        <w:rPr>
+          <w:rtl/>
+          <w:cs/>
+          <w:lang w:val="ar_AE" w:bidi="ar_AE"/>
+        </w:rPr>
+        <w:t>2 كور 1:10</w:t>
+      </w:r>
       <w:r>
         <w:rPr>
           <w:rtl/>
@@ -1000,20 +946,14 @@
         </w:rPr>
         <w:t xml:space="preserve">; انظر أيضاً </w:t>
       </w:r>
-      <w:hyperlink r:id="rId22">
-        <w:r>
-          <w:rPr>
-            <w:rtl/>
-            <w:cs/>
-            <w:lang w:val="ar_AE" w:bidi="ar_AE"/>
-          </w:rPr>
-          <w:rPr>
-            <w:color w:val="0000EE"/>
-            <w:u w:val="single"/>
-          </w:rPr>
-          <w:t>4:10–12</w:t>
-        </w:r>
-      </w:hyperlink>
+      <w:r>
+        <w:rPr>
+          <w:rtl/>
+          <w:cs/>
+          <w:lang w:val="ar_AE" w:bidi="ar_AE"/>
+        </w:rPr>
+        <w:t>4:10–12</w:t>
+      </w:r>
       <w:r>
         <w:rPr>
           <w:rtl/>
@@ -1022,20 +962,14 @@
         </w:rPr>
         <w:t xml:space="preserve">; </w:t>
       </w:r>
-      <w:hyperlink r:id="rId23">
-        <w:r>
-          <w:rPr>
-            <w:rtl/>
-            <w:cs/>
-            <w:lang w:val="ar_AE" w:bidi="ar_AE"/>
-          </w:rPr>
-          <w:rPr>
-            <w:color w:val="0000EE"/>
-            <w:u w:val="single"/>
-          </w:rPr>
-          <w:t>6:9</w:t>
-        </w:r>
-      </w:hyperlink>
+      <w:r>
+        <w:rPr>
+          <w:rtl/>
+          <w:cs/>
+          <w:lang w:val="ar_AE" w:bidi="ar_AE"/>
+        </w:rPr>
+        <w:t>6:9</w:t>
+      </w:r>
       <w:r>
         <w:rPr>
           <w:rtl/>
@@ -1044,20 +978,14 @@
         </w:rPr>
         <w:t xml:space="preserve">; </w:t>
       </w:r>
-      <w:hyperlink r:id="rId24">
-        <w:r>
-          <w:rPr>
-            <w:rtl/>
-            <w:cs/>
-            <w:lang w:val="ar_AE" w:bidi="ar_AE"/>
-          </w:rPr>
-          <w:rPr>
-            <w:color w:val="0000EE"/>
-            <w:u w:val="single"/>
-          </w:rPr>
-          <w:t>11:23</w:t>
-        </w:r>
-      </w:hyperlink>
+      <w:r>
+        <w:rPr>
+          <w:rtl/>
+          <w:cs/>
+          <w:lang w:val="ar_AE" w:bidi="ar_AE"/>
+        </w:rPr>
+        <w:t>11:23</w:t>
+      </w:r>
       <w:r>
         <w:rPr>
           <w:rtl/>
@@ -1066,20 +994,14 @@
         </w:rPr>
         <w:t>)، لكنه نجا بشكل معجزي بمعونة إلهية (</w:t>
       </w:r>
-      <w:hyperlink r:id="rId25">
-        <w:r>
-          <w:rPr>
-            <w:rtl/>
-            <w:cs/>
-            <w:lang w:val="ar_AE" w:bidi="ar_AE"/>
-          </w:rPr>
-          <w:rPr>
-            <w:color w:val="0000EE"/>
-            <w:u w:val="single"/>
-          </w:rPr>
-          <w:t>1:11</w:t>
-        </w:r>
-      </w:hyperlink>
+      <w:r>
+        <w:rPr>
+          <w:rtl/>
+          <w:cs/>
+          <w:lang w:val="ar_AE" w:bidi="ar_AE"/>
+        </w:rPr>
+        <w:t>1:11</w:t>
+      </w:r>
       <w:r>
         <w:rPr>
           <w:rtl/>
@@ -1264,20 +1186,14 @@
         </w:rPr>
         <w:t>البعض انتقد بولس بسبب تغيير خطط سفره وعدم تحقيق وعده بزيارة كورنثوس، واتهموه بالتردد، مثل أهل العالم الذين يقولون 'نعم' لكنهم في الحقيقة يقصدون 'لا' (</w:t>
       </w:r>
-      <w:hyperlink r:id="rId26">
-        <w:r>
-          <w:rPr>
-            <w:rtl/>
-            <w:cs/>
-            <w:lang w:val="ar_AE" w:bidi="ar_AE"/>
-          </w:rPr>
-          <w:rPr>
-            <w:color w:val="0000EE"/>
-            <w:u w:val="single"/>
-          </w:rPr>
-          <w:t>1:17</w:t>
-        </w:r>
-      </w:hyperlink>
+      <w:r>
+        <w:rPr>
+          <w:rtl/>
+          <w:cs/>
+          <w:lang w:val="ar_AE" w:bidi="ar_AE"/>
+        </w:rPr>
+        <w:t>1:17</w:t>
+      </w:r>
       <w:r>
         <w:rPr>
           <w:rtl/>
@@ -1353,20 +1269,14 @@
         </w:rPr>
         <w:t xml:space="preserve">لقد غير بولس خطته للسفر. ففي </w:t>
       </w:r>
-      <w:hyperlink r:id="rId27">
-        <w:r>
-          <w:rPr>
-            <w:rtl/>
-            <w:cs/>
-            <w:lang w:val="ar_AE" w:bidi="ar_AE"/>
-          </w:rPr>
-          <w:rPr>
-            <w:color w:val="0000EE"/>
-            <w:u w:val="single"/>
-          </w:rPr>
-          <w:t>1 كور 16:5</w:t>
-        </w:r>
-      </w:hyperlink>
+      <w:r>
+        <w:rPr>
+          <w:rtl/>
+          <w:cs/>
+          <w:lang w:val="ar_AE" w:bidi="ar_AE"/>
+        </w:rPr>
+        <w:t>1 كور 16:5</w:t>
+      </w:r>
       <w:r>
         <w:rPr>
           <w:rtl/>
@@ -1375,20 +1285,14 @@
         </w:rPr>
         <w:t xml:space="preserve">، عبر عن أمله في زيارة كورنثوس بعد المرور بمكدونية. لكنه لاحقاً وعد بزيارة مبكرة (ربما في "الرسالة التي أحزنهم بها"، </w:t>
       </w:r>
-      <w:hyperlink r:id="rId28">
-        <w:r>
-          <w:rPr>
-            <w:rtl/>
-            <w:cs/>
-            <w:lang w:val="ar_AE" w:bidi="ar_AE"/>
-          </w:rPr>
-          <w:rPr>
-            <w:color w:val="0000EE"/>
-            <w:u w:val="single"/>
-          </w:rPr>
-          <w:t>2 كور 7:8</w:t>
-        </w:r>
-      </w:hyperlink>
+      <w:r>
+        <w:rPr>
+          <w:rtl/>
+          <w:cs/>
+          <w:lang w:val="ar_AE" w:bidi="ar_AE"/>
+        </w:rPr>
+        <w:t>2 كور 7:8</w:t>
+      </w:r>
       <w:r>
         <w:rPr>
           <w:rtl/>
@@ -1606,20 +1510,14 @@
         </w:rPr>
         <w:t>عندما هاجم أعداء بولس شخصيته في كورنثوس، ووصفوه بأنه متقلب وغير موثوق به، كان هذا أمراً في غاية السوء (</w:t>
       </w:r>
-      <w:hyperlink r:id="rId26">
-        <w:r>
-          <w:rPr>
-            <w:rtl/>
-            <w:cs/>
-            <w:lang w:val="ar_AE" w:bidi="ar_AE"/>
-          </w:rPr>
-          <w:rPr>
-            <w:color w:val="0000EE"/>
-            <w:u w:val="single"/>
-          </w:rPr>
-          <w:t>1:17</w:t>
-        </w:r>
-      </w:hyperlink>
+      <w:r>
+        <w:rPr>
+          <w:rtl/>
+          <w:cs/>
+          <w:lang w:val="ar_AE" w:bidi="ar_AE"/>
+        </w:rPr>
+        <w:t>1:17</w:t>
+      </w:r>
       <w:r>
         <w:rPr>
           <w:rtl/>
@@ -1695,20 +1593,14 @@
         </w:rPr>
         <w:t xml:space="preserve">كان سيلا قائداً مسيحياً معروفاً في كنيسة أنطاكية (انظر </w:t>
       </w:r>
-      <w:hyperlink r:id="rId29">
-        <w:r>
-          <w:rPr>
-            <w:rtl/>
-            <w:cs/>
-            <w:lang w:val="ar_AE" w:bidi="ar_AE"/>
-          </w:rPr>
-          <w:rPr>
-            <w:color w:val="0000EE"/>
-            <w:u w:val="single"/>
-          </w:rPr>
-          <w:t>أعمال 15:22</w:t>
-        </w:r>
-      </w:hyperlink>
+      <w:r>
+        <w:rPr>
+          <w:rtl/>
+          <w:cs/>
+          <w:lang w:val="ar_AE" w:bidi="ar_AE"/>
+        </w:rPr>
+        <w:t>أعمال 15:22</w:t>
+      </w:r>
       <w:r>
         <w:rPr>
           <w:rtl/>
@@ -1717,20 +1609,14 @@
         </w:rPr>
         <w:t xml:space="preserve">, </w:t>
       </w:r>
-      <w:hyperlink r:id="rId30">
-        <w:r>
-          <w:rPr>
-            <w:rtl/>
-            <w:cs/>
-            <w:lang w:val="ar_AE" w:bidi="ar_AE"/>
-          </w:rPr>
-          <w:rPr>
-            <w:color w:val="0000EE"/>
-            <w:u w:val="single"/>
-          </w:rPr>
-          <w:t>27</w:t>
-        </w:r>
-      </w:hyperlink>
+      <w:r>
+        <w:rPr>
+          <w:rtl/>
+          <w:cs/>
+          <w:lang w:val="ar_AE" w:bidi="ar_AE"/>
+        </w:rPr>
+        <w:t>27</w:t>
+      </w:r>
       <w:r>
         <w:rPr>
           <w:rtl/>
@@ -1739,20 +1625,14 @@
         </w:rPr>
         <w:t xml:space="preserve">, </w:t>
       </w:r>
-      <w:hyperlink r:id="rId31">
-        <w:r>
-          <w:rPr>
-            <w:rtl/>
-            <w:cs/>
-            <w:lang w:val="ar_AE" w:bidi="ar_AE"/>
-          </w:rPr>
-          <w:rPr>
-            <w:color w:val="0000EE"/>
-            <w:u w:val="single"/>
-          </w:rPr>
-          <w:t>32</w:t>
-        </w:r>
-      </w:hyperlink>
+      <w:r>
+        <w:rPr>
+          <w:rtl/>
+          <w:cs/>
+          <w:lang w:val="ar_AE" w:bidi="ar_AE"/>
+        </w:rPr>
+        <w:t>32</w:t>
+      </w:r>
       <w:r>
         <w:rPr>
           <w:rtl/>
@@ -1761,20 +1641,14 @@
         </w:rPr>
         <w:t xml:space="preserve">; </w:t>
       </w:r>
-      <w:hyperlink r:id="rId32">
-        <w:r>
-          <w:rPr>
-            <w:rtl/>
-            <w:cs/>
-            <w:lang w:val="ar_AE" w:bidi="ar_AE"/>
-          </w:rPr>
-          <w:rPr>
-            <w:color w:val="0000EE"/>
-            <w:u w:val="single"/>
-          </w:rPr>
-          <w:t>1 تسالونيكي 1:1</w:t>
-        </w:r>
-      </w:hyperlink>
+      <w:r>
+        <w:rPr>
+          <w:rtl/>
+          <w:cs/>
+          <w:lang w:val="ar_AE" w:bidi="ar_AE"/>
+        </w:rPr>
+        <w:t>1 تسالونيكي 1:1</w:t>
+      </w:r>
       <w:r>
         <w:rPr>
           <w:rtl/>
@@ -1783,20 +1657,14 @@
         </w:rPr>
         <w:t xml:space="preserve">; </w:t>
       </w:r>
-      <w:hyperlink r:id="rId33">
-        <w:r>
-          <w:rPr>
-            <w:rtl/>
-            <w:cs/>
-            <w:lang w:val="ar_AE" w:bidi="ar_AE"/>
-          </w:rPr>
-          <w:rPr>
-            <w:color w:val="0000EE"/>
-            <w:u w:val="single"/>
-          </w:rPr>
-          <w:t>2 تسالونيكي 1:1</w:t>
-        </w:r>
-      </w:hyperlink>
+      <w:r>
+        <w:rPr>
+          <w:rtl/>
+          <w:cs/>
+          <w:lang w:val="ar_AE" w:bidi="ar_AE"/>
+        </w:rPr>
+        <w:t>2 تسالونيكي 1:1</w:t>
+      </w:r>
       <w:r>
         <w:rPr>
           <w:rtl/>
@@ -1805,20 +1673,14 @@
         </w:rPr>
         <w:t xml:space="preserve">; </w:t>
       </w:r>
-      <w:hyperlink r:id="rId34">
-        <w:r>
-          <w:rPr>
-            <w:rtl/>
-            <w:cs/>
-            <w:lang w:val="ar_AE" w:bidi="ar_AE"/>
-          </w:rPr>
-          <w:rPr>
-            <w:color w:val="0000EE"/>
-            <w:u w:val="single"/>
-          </w:rPr>
-          <w:t>1 بطرس 5:12</w:t>
-        </w:r>
-      </w:hyperlink>
+      <w:r>
+        <w:rPr>
+          <w:rtl/>
+          <w:cs/>
+          <w:lang w:val="ar_AE" w:bidi="ar_AE"/>
+        </w:rPr>
+        <w:t>1 بطرس 5:12</w:t>
+      </w:r>
       <w:r>
         <w:rPr>
           <w:rtl/>
@@ -2011,20 +1873,14 @@
         </w:rPr>
         <w:t xml:space="preserve"> بواسطة الروح القدوس الذي هو عطية الله لشعبه (انظر </w:t>
       </w:r>
-      <w:hyperlink r:id="rId35">
-        <w:r>
-          <w:rPr>
-            <w:rtl/>
-            <w:cs/>
-            <w:lang w:val="ar_AE" w:bidi="ar_AE"/>
-          </w:rPr>
-          <w:rPr>
-            <w:color w:val="0000EE"/>
-            <w:u w:val="single"/>
-          </w:rPr>
-          <w:t>رومية 8:1–27</w:t>
-        </w:r>
-      </w:hyperlink>
+      <w:r>
+        <w:rPr>
+          <w:rtl/>
+          <w:cs/>
+          <w:lang w:val="ar_AE" w:bidi="ar_AE"/>
+        </w:rPr>
+        <w:t>رومية 8:1–27</w:t>
+      </w:r>
       <w:r>
         <w:rPr>
           <w:rtl/>
@@ -2033,20 +1889,14 @@
         </w:rPr>
         <w:t xml:space="preserve">; </w:t>
       </w:r>
-      <w:hyperlink r:id="rId36">
-        <w:r>
-          <w:rPr>
-            <w:rtl/>
-            <w:cs/>
-            <w:lang w:val="ar_AE" w:bidi="ar_AE"/>
-          </w:rPr>
-          <w:rPr>
-            <w:color w:val="0000EE"/>
-            <w:u w:val="single"/>
-          </w:rPr>
-          <w:t>غلاطية 3:2–7</w:t>
-        </w:r>
-      </w:hyperlink>
+      <w:r>
+        <w:rPr>
+          <w:rtl/>
+          <w:cs/>
+          <w:lang w:val="ar_AE" w:bidi="ar_AE"/>
+        </w:rPr>
+        <w:t>غلاطية 3:2–7</w:t>
+      </w:r>
       <w:r>
         <w:rPr>
           <w:rtl/>
@@ -2055,20 +1905,14 @@
         </w:rPr>
         <w:t xml:space="preserve">; </w:t>
       </w:r>
-      <w:hyperlink r:id="rId37">
-        <w:r>
-          <w:rPr>
-            <w:rtl/>
-            <w:cs/>
-            <w:lang w:val="ar_AE" w:bidi="ar_AE"/>
-          </w:rPr>
-          <w:rPr>
-            <w:color w:val="0000EE"/>
-            <w:u w:val="single"/>
-          </w:rPr>
-          <w:t>5:5–6</w:t>
-        </w:r>
-      </w:hyperlink>
+      <w:r>
+        <w:rPr>
+          <w:rtl/>
+          <w:cs/>
+          <w:lang w:val="ar_AE" w:bidi="ar_AE"/>
+        </w:rPr>
+        <w:t>5:5–6</w:t>
+      </w:r>
       <w:r>
         <w:rPr>
           <w:rtl/>
@@ -2077,20 +1921,14 @@
         </w:rPr>
         <w:t xml:space="preserve">, </w:t>
       </w:r>
-      <w:hyperlink r:id="rId38">
-        <w:r>
-          <w:rPr>
-            <w:rtl/>
-            <w:cs/>
-            <w:lang w:val="ar_AE" w:bidi="ar_AE"/>
-          </w:rPr>
-          <w:rPr>
-            <w:color w:val="0000EE"/>
-            <w:u w:val="single"/>
-          </w:rPr>
-          <w:t>16–26</w:t>
-        </w:r>
-      </w:hyperlink>
+      <w:r>
+        <w:rPr>
+          <w:rtl/>
+          <w:cs/>
+          <w:lang w:val="ar_AE" w:bidi="ar_AE"/>
+        </w:rPr>
+        <w:t>16–26</w:t>
+      </w:r>
       <w:r>
         <w:rPr>
           <w:rtl/>
@@ -2099,20 +1937,14 @@
         </w:rPr>
         <w:t xml:space="preserve">; </w:t>
       </w:r>
-      <w:hyperlink r:id="rId39">
-        <w:r>
-          <w:rPr>
-            <w:rtl/>
-            <w:cs/>
-            <w:lang w:val="ar_AE" w:bidi="ar_AE"/>
-          </w:rPr>
-          <w:rPr>
-            <w:color w:val="0000EE"/>
-            <w:u w:val="single"/>
-          </w:rPr>
-          <w:t>أفسس 1:13–14</w:t>
-        </w:r>
-      </w:hyperlink>
+      <w:r>
+        <w:rPr>
+          <w:rtl/>
+          <w:cs/>
+          <w:lang w:val="ar_AE" w:bidi="ar_AE"/>
+        </w:rPr>
+        <w:t>أفسس 1:13–14</w:t>
+      </w:r>
       <w:r>
         <w:rPr>
           <w:rtl/>
@@ -2137,20 +1969,14 @@
         </w:rPr>
         <w:t xml:space="preserve"> مصطلح تجاري يعني دُفعة مالية تُدفع مُقدمًا كضمان لمِلكية كاملة في المستقبل (انظر </w:t>
       </w:r>
-      <w:hyperlink r:id="rId40">
-        <w:r>
-          <w:rPr>
-            <w:rtl/>
-            <w:cs/>
-            <w:lang w:val="ar_AE" w:bidi="ar_AE"/>
-          </w:rPr>
-          <w:rPr>
-            <w:color w:val="0000EE"/>
-            <w:u w:val="single"/>
-          </w:rPr>
-          <w:t>2 كورنثوس 5:5</w:t>
-        </w:r>
-      </w:hyperlink>
+      <w:r>
+        <w:rPr>
+          <w:rtl/>
+          <w:cs/>
+          <w:lang w:val="ar_AE" w:bidi="ar_AE"/>
+        </w:rPr>
+        <w:t>2 كورنثوس 5:5</w:t>
+      </w:r>
       <w:r>
         <w:rPr>
           <w:rtl/>
@@ -2159,20 +1985,14 @@
         </w:rPr>
         <w:t xml:space="preserve">; </w:t>
       </w:r>
-      <w:hyperlink r:id="rId41">
-        <w:r>
-          <w:rPr>
-            <w:rtl/>
-            <w:cs/>
-            <w:lang w:val="ar_AE" w:bidi="ar_AE"/>
-          </w:rPr>
-          <w:rPr>
-            <w:color w:val="0000EE"/>
-            <w:u w:val="single"/>
-          </w:rPr>
-          <w:t>أفسس 1:14</w:t>
-        </w:r>
-      </w:hyperlink>
+      <w:r>
+        <w:rPr>
+          <w:rtl/>
+          <w:cs/>
+          <w:lang w:val="ar_AE" w:bidi="ar_AE"/>
+        </w:rPr>
+        <w:t>أفسس 1:14</w:t>
+      </w:r>
       <w:r>
         <w:rPr>
           <w:rtl/>
@@ -2256,20 +2076,14 @@
         </w:rPr>
         <w:t xml:space="preserve">: هذا القسم يُشير إلى أنه يقول الحقيقة (انظر </w:t>
       </w:r>
-      <w:hyperlink r:id="rId42">
-        <w:r>
-          <w:rPr>
-            <w:rtl/>
-            <w:cs/>
-            <w:lang w:val="ar_AE" w:bidi="ar_AE"/>
-          </w:rPr>
-          <w:rPr>
-            <w:color w:val="0000EE"/>
-            <w:u w:val="single"/>
-          </w:rPr>
-          <w:t>1 صموئيل 12:5</w:t>
-        </w:r>
-      </w:hyperlink>
+      <w:r>
+        <w:rPr>
+          <w:rtl/>
+          <w:cs/>
+          <w:lang w:val="ar_AE" w:bidi="ar_AE"/>
+        </w:rPr>
+        <w:t>1 صموئيل 12:5</w:t>
+      </w:r>
       <w:r>
         <w:rPr>
           <w:rtl/>
@@ -2278,20 +2092,14 @@
         </w:rPr>
         <w:t xml:space="preserve">; </w:t>
       </w:r>
-      <w:hyperlink r:id="rId43">
-        <w:r>
-          <w:rPr>
-            <w:rtl/>
-            <w:cs/>
-            <w:lang w:val="ar_AE" w:bidi="ar_AE"/>
-          </w:rPr>
-          <w:rPr>
-            <w:color w:val="0000EE"/>
-            <w:u w:val="single"/>
-          </w:rPr>
-          <w:t>20:12</w:t>
-        </w:r>
-      </w:hyperlink>
+      <w:r>
+        <w:rPr>
+          <w:rtl/>
+          <w:cs/>
+          <w:lang w:val="ar_AE" w:bidi="ar_AE"/>
+        </w:rPr>
+        <w:t>20:12</w:t>
+      </w:r>
       <w:r>
         <w:rPr>
           <w:rtl/>
@@ -2300,20 +2108,14 @@
         </w:rPr>
         <w:t xml:space="preserve">; </w:t>
       </w:r>
-      <w:hyperlink r:id="rId44">
-        <w:r>
-          <w:rPr>
-            <w:rtl/>
-            <w:cs/>
-            <w:lang w:val="ar_AE" w:bidi="ar_AE"/>
-          </w:rPr>
-          <w:rPr>
-            <w:color w:val="0000EE"/>
-            <w:u w:val="single"/>
-          </w:rPr>
-          <w:t>أيوب 16:19</w:t>
-        </w:r>
-      </w:hyperlink>
+      <w:r>
+        <w:rPr>
+          <w:rtl/>
+          <w:cs/>
+          <w:lang w:val="ar_AE" w:bidi="ar_AE"/>
+        </w:rPr>
+        <w:t>أيوب 16:19</w:t>
+      </w:r>
       <w:r>
         <w:rPr>
           <w:rtl/>
@@ -2322,20 +2124,14 @@
         </w:rPr>
         <w:t xml:space="preserve">; قارن </w:t>
       </w:r>
-      <w:hyperlink r:id="rId45">
-        <w:r>
-          <w:rPr>
-            <w:rtl/>
-            <w:cs/>
-            <w:lang w:val="ar_AE" w:bidi="ar_AE"/>
-          </w:rPr>
-          <w:rPr>
-            <w:color w:val="0000EE"/>
-            <w:u w:val="single"/>
-          </w:rPr>
-          <w:t>راعوث 1:17</w:t>
-        </w:r>
-      </w:hyperlink>
+      <w:r>
+        <w:rPr>
+          <w:rtl/>
+          <w:cs/>
+          <w:lang w:val="ar_AE" w:bidi="ar_AE"/>
+        </w:rPr>
+        <w:t>راعوث 1:17</w:t>
+      </w:r>
       <w:r>
         <w:rPr>
           <w:rtl/>
@@ -2344,20 +2140,14 @@
         </w:rPr>
         <w:t xml:space="preserve">; </w:t>
       </w:r>
-      <w:hyperlink r:id="rId46">
-        <w:r>
-          <w:rPr>
-            <w:rtl/>
-            <w:cs/>
-            <w:lang w:val="ar_AE" w:bidi="ar_AE"/>
-          </w:rPr>
-          <w:rPr>
-            <w:color w:val="0000EE"/>
-            <w:u w:val="single"/>
-          </w:rPr>
-          <w:t>1 صموئيل 14:44</w:t>
-        </w:r>
-      </w:hyperlink>
+      <w:r>
+        <w:rPr>
+          <w:rtl/>
+          <w:cs/>
+          <w:lang w:val="ar_AE" w:bidi="ar_AE"/>
+        </w:rPr>
+        <w:t>1 صموئيل 14:44</w:t>
+      </w:r>
       <w:r>
         <w:rPr>
           <w:rtl/>
@@ -2366,20 +2156,14 @@
         </w:rPr>
         <w:t xml:space="preserve">; </w:t>
       </w:r>
-      <w:hyperlink r:id="rId47">
-        <w:r>
-          <w:rPr>
-            <w:rtl/>
-            <w:cs/>
-            <w:lang w:val="ar_AE" w:bidi="ar_AE"/>
-          </w:rPr>
-          <w:rPr>
-            <w:color w:val="0000EE"/>
-            <w:u w:val="single"/>
-          </w:rPr>
-          <w:t>2 صموئيل 3:35</w:t>
-        </w:r>
-      </w:hyperlink>
+      <w:r>
+        <w:rPr>
+          <w:rtl/>
+          <w:cs/>
+          <w:lang w:val="ar_AE" w:bidi="ar_AE"/>
+        </w:rPr>
+        <w:t>2 صموئيل 3:35</w:t>
+      </w:r>
       <w:r>
         <w:rPr>
           <w:rtl/>
@@ -2388,20 +2172,14 @@
         </w:rPr>
         <w:t xml:space="preserve">; </w:t>
       </w:r>
-      <w:hyperlink r:id="rId48">
-        <w:r>
-          <w:rPr>
-            <w:rtl/>
-            <w:cs/>
-            <w:lang w:val="ar_AE" w:bidi="ar_AE"/>
-          </w:rPr>
-          <w:rPr>
-            <w:color w:val="0000EE"/>
-            <w:u w:val="single"/>
-          </w:rPr>
-          <w:t>1 ملوك 2:23</w:t>
-        </w:r>
-      </w:hyperlink>
+      <w:r>
+        <w:rPr>
+          <w:rtl/>
+          <w:cs/>
+          <w:lang w:val="ar_AE" w:bidi="ar_AE"/>
+        </w:rPr>
+        <w:t>1 ملوك 2:23</w:t>
+      </w:r>
       <w:r>
         <w:rPr>
           <w:rtl/>
@@ -2410,20 +2188,14 @@
         </w:rPr>
         <w:t xml:space="preserve">; </w:t>
       </w:r>
-      <w:hyperlink r:id="rId49">
-        <w:r>
-          <w:rPr>
-            <w:rtl/>
-            <w:cs/>
-            <w:lang w:val="ar_AE" w:bidi="ar_AE"/>
-          </w:rPr>
-          <w:rPr>
-            <w:color w:val="0000EE"/>
-            <w:u w:val="single"/>
-          </w:rPr>
-          <w:t>إرميا 42:5</w:t>
-        </w:r>
-      </w:hyperlink>
+      <w:r>
+        <w:rPr>
+          <w:rtl/>
+          <w:cs/>
+          <w:lang w:val="ar_AE" w:bidi="ar_AE"/>
+        </w:rPr>
+        <w:t>إرميا 42:5</w:t>
+      </w:r>
       <w:r>
         <w:rPr>
           <w:rtl/>
@@ -2432,20 +2204,14 @@
         </w:rPr>
         <w:t>). السبب الحقيقي لتغيير بولس لخطط سفره، كان ليُجنبهم توبيخاً قاسياً (</w:t>
       </w:r>
-      <w:hyperlink r:id="rId50">
-        <w:r>
-          <w:rPr>
-            <w:rtl/>
-            <w:cs/>
-            <w:lang w:val="ar_AE" w:bidi="ar_AE"/>
-          </w:rPr>
-          <w:rPr>
-            <w:color w:val="0000EE"/>
-            <w:u w:val="single"/>
-          </w:rPr>
-          <w:t>2 كورنثوس 1:23</w:t>
-        </w:r>
-      </w:hyperlink>
+      <w:r>
+        <w:rPr>
+          <w:rtl/>
+          <w:cs/>
+          <w:lang w:val="ar_AE" w:bidi="ar_AE"/>
+        </w:rPr>
+        <w:t>2 كورنثوس 1:23</w:t>
+      </w:r>
       <w:r>
         <w:rPr>
           <w:rtl/>
@@ -2454,20 +2220,14 @@
         </w:rPr>
         <w:t>) ولكي لا يُسبب لهم زيارة أخرى مؤلمة (</w:t>
       </w:r>
-      <w:hyperlink r:id="rId51">
-        <w:r>
-          <w:rPr>
-            <w:rtl/>
-            <w:cs/>
-            <w:lang w:val="ar_AE" w:bidi="ar_AE"/>
-          </w:rPr>
-          <w:rPr>
-            <w:color w:val="0000EE"/>
-            <w:u w:val="single"/>
-          </w:rPr>
-          <w:t>2:1</w:t>
-        </w:r>
-      </w:hyperlink>
+      <w:r>
+        <w:rPr>
+          <w:rtl/>
+          <w:cs/>
+          <w:lang w:val="ar_AE" w:bidi="ar_AE"/>
+        </w:rPr>
+        <w:t>2:1</w:t>
+      </w:r>
       <w:r>
         <w:rPr>
           <w:rtl/>
@@ -2543,20 +2303,14 @@
         </w:rPr>
         <w:t xml:space="preserve">كانت زيارة بولس السابقة مؤلمة للغاية وتسببت له في حزن شديد. لم تُسجل هذه الزيارة في أعمال الرسل؛ لكنها غالباً حدثت خلال خدمة بولس التي استمرت ثلاث سنوات في أفسس (انظر </w:t>
       </w:r>
-      <w:hyperlink r:id="rId52">
-        <w:r>
-          <w:rPr>
-            <w:rtl/>
-            <w:cs/>
-            <w:lang w:val="ar_AE" w:bidi="ar_AE"/>
-          </w:rPr>
-          <w:rPr>
-            <w:color w:val="0000EE"/>
-            <w:u w:val="single"/>
-          </w:rPr>
-          <w:t>أعمال 19:8–22</w:t>
-        </w:r>
-      </w:hyperlink>
+      <w:r>
+        <w:rPr>
+          <w:rtl/>
+          <w:cs/>
+          <w:lang w:val="ar_AE" w:bidi="ar_AE"/>
+        </w:rPr>
+        <w:t>أعمال 19:8–22</w:t>
+      </w:r>
       <w:r>
         <w:rPr>
           <w:rtl/>
@@ -2565,20 +2319,14 @@
         </w:rPr>
         <w:t>). خلال تلك الزيارة قام بولس بتوبيخ الكنيسة بشدة (</w:t>
       </w:r>
-      <w:hyperlink r:id="rId50">
-        <w:r>
-          <w:rPr>
-            <w:rtl/>
-            <w:cs/>
-            <w:lang w:val="ar_AE" w:bidi="ar_AE"/>
-          </w:rPr>
-          <w:rPr>
-            <w:color w:val="0000EE"/>
-            <w:u w:val="single"/>
-          </w:rPr>
-          <w:t>2 كور 1:23</w:t>
-        </w:r>
-      </w:hyperlink>
+      <w:r>
+        <w:rPr>
+          <w:rtl/>
+          <w:cs/>
+          <w:lang w:val="ar_AE" w:bidi="ar_AE"/>
+        </w:rPr>
+        <w:t>2 كور 1:23</w:t>
+      </w:r>
       <w:r>
         <w:rPr>
           <w:rtl/>
@@ -2587,20 +2335,14 @@
         </w:rPr>
         <w:t>) وتعرض للإهانة من شخص لم يُذكر اسمه (</w:t>
       </w:r>
-      <w:hyperlink r:id="rId53">
-        <w:r>
-          <w:rPr>
-            <w:rtl/>
-            <w:cs/>
-            <w:lang w:val="ar_AE" w:bidi="ar_AE"/>
-          </w:rPr>
-          <w:rPr>
-            <w:color w:val="0000EE"/>
-            <w:u w:val="single"/>
-          </w:rPr>
-          <w:t>2:5–11</w:t>
-        </w:r>
-      </w:hyperlink>
+      <w:r>
+        <w:rPr>
+          <w:rtl/>
+          <w:cs/>
+          <w:lang w:val="ar_AE" w:bidi="ar_AE"/>
+        </w:rPr>
+        <w:t>2:5–11</w:t>
+      </w:r>
       <w:r>
         <w:rPr>
           <w:rtl/>
@@ -2676,20 +2418,14 @@
         </w:rPr>
         <w:t>بعد زيارته المؤلمة (</w:t>
       </w:r>
-      <w:hyperlink r:id="rId51">
-        <w:r>
-          <w:rPr>
-            <w:rtl/>
-            <w:cs/>
-            <w:lang w:val="ar_AE" w:bidi="ar_AE"/>
-          </w:rPr>
-          <w:rPr>
-            <w:color w:val="0000EE"/>
-            <w:u w:val="single"/>
-          </w:rPr>
-          <w:t>2:1</w:t>
-        </w:r>
-      </w:hyperlink>
+      <w:r>
+        <w:rPr>
+          <w:rtl/>
+          <w:cs/>
+          <w:lang w:val="ar_AE" w:bidi="ar_AE"/>
+        </w:rPr>
+        <w:t>2:1</w:t>
+      </w:r>
       <w:r>
         <w:rPr>
           <w:rtl/>
@@ -2698,20 +2434,14 @@
         </w:rPr>
         <w:t xml:space="preserve">)، كتب بولس رسالة مليئة بالحزن والدموع، تهدف إلي خير وصالح أهل كورنثوس. يبدو أن هذه الرسالة فُقدت (انظر أيضاً </w:t>
       </w:r>
-      <w:hyperlink r:id="rId54">
-        <w:r>
-          <w:rPr>
-            <w:rtl/>
-            <w:cs/>
-            <w:lang w:val="ar_AE" w:bidi="ar_AE"/>
-          </w:rPr>
-          <w:rPr>
-            <w:color w:val="0000EE"/>
-            <w:u w:val="single"/>
-          </w:rPr>
-          <w:t>7:8–10</w:t>
-        </w:r>
-      </w:hyperlink>
+      <w:r>
+        <w:rPr>
+          <w:rtl/>
+          <w:cs/>
+          <w:lang w:val="ar_AE" w:bidi="ar_AE"/>
+        </w:rPr>
+        <w:t>7:8–10</w:t>
+      </w:r>
       <w:r>
         <w:rPr>
           <w:rtl/>
@@ -2787,20 +2517,14 @@
         </w:rPr>
         <w:t>هذه الآيات هي نتيجة لزيارة بولس السابقة والإهانة التي تعرض لها. قررت الكنيسة، بعد رسالة بولس القاسية والمليئة بالمشاعر والدموع، تأديب الشخص الذي تسبب بالمشكلة (</w:t>
       </w:r>
-      <w:hyperlink r:id="rId55">
-        <w:r>
-          <w:rPr>
-            <w:rtl/>
-            <w:cs/>
-            <w:lang w:val="ar_AE" w:bidi="ar_AE"/>
-          </w:rPr>
-          <w:rPr>
-            <w:color w:val="0000EE"/>
-            <w:u w:val="single"/>
-          </w:rPr>
-          <w:t>2:6</w:t>
-        </w:r>
-      </w:hyperlink>
+      <w:r>
+        <w:rPr>
+          <w:rtl/>
+          <w:cs/>
+          <w:lang w:val="ar_AE" w:bidi="ar_AE"/>
+        </w:rPr>
+        <w:t>2:6</w:t>
+      </w:r>
       <w:r>
         <w:rPr>
           <w:rtl/>
@@ -2898,20 +2622,14 @@
         </w:rPr>
         <w:t xml:space="preserve">: قارن </w:t>
       </w:r>
-      <w:hyperlink r:id="rId56">
-        <w:r>
-          <w:rPr>
-            <w:rtl/>
-            <w:cs/>
-            <w:lang w:val="ar_AE" w:bidi="ar_AE"/>
-          </w:rPr>
-          <w:rPr>
-            <w:color w:val="0000EE"/>
-            <w:u w:val="single"/>
-          </w:rPr>
-          <w:t>11:3</w:t>
-        </w:r>
-      </w:hyperlink>
+      <w:r>
+        <w:rPr>
+          <w:rtl/>
+          <w:cs/>
+          <w:lang w:val="ar_AE" w:bidi="ar_AE"/>
+        </w:rPr>
+        <w:t>11:3</w:t>
+      </w:r>
       <w:r>
         <w:rPr>
           <w:rtl/>
@@ -2920,20 +2638,14 @@
         </w:rPr>
         <w:t xml:space="preserve">، </w:t>
       </w:r>
-      <w:hyperlink r:id="rId57">
-        <w:r>
-          <w:rPr>
-            <w:rtl/>
-            <w:cs/>
-            <w:lang w:val="ar_AE" w:bidi="ar_AE"/>
-          </w:rPr>
-          <w:rPr>
-            <w:color w:val="0000EE"/>
-            <w:u w:val="single"/>
-          </w:rPr>
-          <w:t>14</w:t>
-        </w:r>
-      </w:hyperlink>
+      <w:r>
+        <w:rPr>
+          <w:rtl/>
+          <w:cs/>
+          <w:lang w:val="ar_AE" w:bidi="ar_AE"/>
+        </w:rPr>
+        <w:t>14</w:t>
+      </w:r>
       <w:r>
         <w:rPr>
           <w:rtl/>
@@ -2942,20 +2654,14 @@
         </w:rPr>
         <w:t xml:space="preserve">؛ </w:t>
       </w:r>
-      <w:hyperlink r:id="rId58">
-        <w:r>
-          <w:rPr>
-            <w:rtl/>
-            <w:cs/>
-            <w:lang w:val="ar_AE" w:bidi="ar_AE"/>
-          </w:rPr>
-          <w:rPr>
-            <w:color w:val="0000EE"/>
-            <w:u w:val="single"/>
-          </w:rPr>
-          <w:t>أف 6:11</w:t>
-        </w:r>
-      </w:hyperlink>
+      <w:r>
+        <w:rPr>
+          <w:rtl/>
+          <w:cs/>
+          <w:lang w:val="ar_AE" w:bidi="ar_AE"/>
+        </w:rPr>
+        <w:t>أف 6:11</w:t>
+      </w:r>
       <w:r>
         <w:rPr>
           <w:rtl/>
@@ -3031,20 +2737,14 @@
         </w:rPr>
         <w:t>سافر بولس بعد أحداث الشغب في أفسس (</w:t>
       </w:r>
-      <w:hyperlink r:id="rId59">
-        <w:r>
-          <w:rPr>
-            <w:rtl/>
-            <w:cs/>
-            <w:lang w:val="ar_AE" w:bidi="ar_AE"/>
-          </w:rPr>
-          <w:rPr>
-            <w:color w:val="0000EE"/>
-            <w:u w:val="single"/>
-          </w:rPr>
-          <w:t>أعمال 19:1–20:1</w:t>
-        </w:r>
-      </w:hyperlink>
+      <w:r>
+        <w:rPr>
+          <w:rtl/>
+          <w:cs/>
+          <w:lang w:val="ar_AE" w:bidi="ar_AE"/>
+        </w:rPr>
+        <w:t>أعمال 19:1–20:1</w:t>
+      </w:r>
       <w:r>
         <w:rPr>
           <w:rtl/>
@@ -3053,20 +2753,14 @@
         </w:rPr>
         <w:t>) إلى ميناء ترواس (</w:t>
       </w:r>
-      <w:hyperlink r:id="rId60">
-        <w:r>
-          <w:rPr>
-            <w:rtl/>
-            <w:cs/>
-            <w:lang w:val="ar_AE" w:bidi="ar_AE"/>
-          </w:rPr>
-          <w:rPr>
-            <w:color w:val="0000EE"/>
-            <w:u w:val="single"/>
-          </w:rPr>
-          <w:t>أعمال 20:5</w:t>
-        </w:r>
-      </w:hyperlink>
+      <w:r>
+        <w:rPr>
+          <w:rtl/>
+          <w:cs/>
+          <w:lang w:val="ar_AE" w:bidi="ar_AE"/>
+        </w:rPr>
+        <w:t>أعمال 20:5</w:t>
+      </w:r>
       <w:r>
         <w:rPr>
           <w:rtl/>
@@ -3075,20 +2769,14 @@
         </w:rPr>
         <w:t>). لكنه لم يستطع الانتظار ليسمع أخبار تأثير رسالته السابقة عليهم من تيطس (</w:t>
       </w:r>
-      <w:hyperlink r:id="rId61">
-        <w:r>
-          <w:rPr>
-            <w:rtl/>
-            <w:cs/>
-            <w:lang w:val="ar_AE" w:bidi="ar_AE"/>
-          </w:rPr>
-          <w:rPr>
-            <w:color w:val="0000EE"/>
-            <w:u w:val="single"/>
-          </w:rPr>
-          <w:t>2 كور 2:4</w:t>
-        </w:r>
-      </w:hyperlink>
+      <w:r>
+        <w:rPr>
+          <w:rtl/>
+          <w:cs/>
+          <w:lang w:val="ar_AE" w:bidi="ar_AE"/>
+        </w:rPr>
+        <w:t>2 كور 2:4</w:t>
+      </w:r>
       <w:r>
         <w:rPr>
           <w:rtl/>
@@ -3164,20 +2852,14 @@
         </w:rPr>
         <w:t xml:space="preserve">كما كان الأسرى يُقادون في موكب انتصار القادة الرومان، كان بولس يسير في موكب انتصار المسيح (قارن </w:t>
       </w:r>
-      <w:hyperlink r:id="rId62">
-        <w:r>
-          <w:rPr>
-            <w:rtl/>
-            <w:cs/>
-            <w:lang w:val="ar_AE" w:bidi="ar_AE"/>
-          </w:rPr>
-          <w:rPr>
-            <w:color w:val="0000EE"/>
-            <w:u w:val="single"/>
-          </w:rPr>
-          <w:t>1 كور 4:9</w:t>
-        </w:r>
-      </w:hyperlink>
+      <w:r>
+        <w:rPr>
+          <w:rtl/>
+          <w:cs/>
+          <w:lang w:val="ar_AE" w:bidi="ar_AE"/>
+        </w:rPr>
+        <w:t>1 كور 4:9</w:t>
+      </w:r>
       <w:r>
         <w:rPr>
           <w:rtl/>
@@ -3186,20 +2868,14 @@
         </w:rPr>
         <w:t xml:space="preserve">؛ </w:t>
       </w:r>
-      <w:hyperlink r:id="rId63">
-        <w:r>
-          <w:rPr>
-            <w:rtl/>
-            <w:cs/>
-            <w:lang w:val="ar_AE" w:bidi="ar_AE"/>
-          </w:rPr>
-          <w:rPr>
-            <w:color w:val="0000EE"/>
-            <w:u w:val="single"/>
-          </w:rPr>
-          <w:t>أف 4:7–11</w:t>
-        </w:r>
-      </w:hyperlink>
+      <w:r>
+        <w:rPr>
+          <w:rtl/>
+          <w:cs/>
+          <w:lang w:val="ar_AE" w:bidi="ar_AE"/>
+        </w:rPr>
+        <w:t>أف 4:7–11</w:t>
+      </w:r>
       <w:r>
         <w:rPr>
           <w:rtl/>
@@ -3208,20 +2884,14 @@
         </w:rPr>
         <w:t xml:space="preserve">)، حاملاً علامات الخدمة الطوعية (انظر </w:t>
       </w:r>
-      <w:hyperlink r:id="rId64">
-        <w:r>
-          <w:rPr>
-            <w:rtl/>
-            <w:cs/>
-            <w:lang w:val="ar_AE" w:bidi="ar_AE"/>
-          </w:rPr>
-          <w:rPr>
-            <w:color w:val="0000EE"/>
-            <w:u w:val="single"/>
-          </w:rPr>
-          <w:t>رو 1:1</w:t>
-        </w:r>
-      </w:hyperlink>
+      <w:r>
+        <w:rPr>
+          <w:rtl/>
+          <w:cs/>
+          <w:lang w:val="ar_AE" w:bidi="ar_AE"/>
+        </w:rPr>
+        <w:t>رو 1:1</w:t>
+      </w:r>
       <w:r>
         <w:rPr>
           <w:rtl/>
@@ -3230,20 +2900,14 @@
         </w:rPr>
         <w:t xml:space="preserve">؛ </w:t>
       </w:r>
-      <w:hyperlink r:id="rId65">
-        <w:r>
-          <w:rPr>
-            <w:rtl/>
-            <w:cs/>
-            <w:lang w:val="ar_AE" w:bidi="ar_AE"/>
-          </w:rPr>
-          <w:rPr>
-            <w:color w:val="0000EE"/>
-            <w:u w:val="single"/>
-          </w:rPr>
-          <w:t>غل 6:17</w:t>
-        </w:r>
-      </w:hyperlink>
+      <w:r>
+        <w:rPr>
+          <w:rtl/>
+          <w:cs/>
+          <w:lang w:val="ar_AE" w:bidi="ar_AE"/>
+        </w:rPr>
+        <w:t>غل 6:17</w:t>
+      </w:r>
       <w:r>
         <w:rPr>
           <w:rtl/>
@@ -3319,20 +2983,14 @@
         </w:rPr>
         <w:t xml:space="preserve">هنا يتوقف حديث بولس عن لقاء تيطس ولن يُستكمل حتى </w:t>
       </w:r>
-      <w:hyperlink r:id="rId66">
-        <w:r>
-          <w:rPr>
-            <w:rtl/>
-            <w:cs/>
-            <w:lang w:val="ar_AE" w:bidi="ar_AE"/>
-          </w:rPr>
-          <w:rPr>
-            <w:color w:val="0000EE"/>
-            <w:u w:val="single"/>
-          </w:rPr>
-          <w:t>٢كو ٧ :٥</w:t>
-        </w:r>
-      </w:hyperlink>
+      <w:r>
+        <w:rPr>
+          <w:rtl/>
+          <w:cs/>
+          <w:lang w:val="ar_AE" w:bidi="ar_AE"/>
+        </w:rPr>
+        <w:t>٢كو ٧ :٥</w:t>
+      </w:r>
       <w:r>
         <w:rPr>
           <w:rtl/>
@@ -3408,20 +3066,14 @@
         </w:rPr>
         <w:t xml:space="preserve">كانت تنتشر في مواكب الانتصار الروماني رائحة البخور. وكانت رائحة الأسرى المتجهين نحو الموت كريهة تُنذر بالموت. أما رائحة المنتصرين، فكانت جميلة تُعبر عن الحياة والانتصار. وهذا هو الحال مع بشارة الإنجيل، إما أن تقود الإنسان إلى الحياة الأبدية أو تختم على مصير الشخص الذي يرفضها بالهلاك الأبديّ (راجع </w:t>
       </w:r>
-      <w:hyperlink r:id="rId67">
-        <w:r>
-          <w:rPr>
-            <w:rtl/>
-            <w:cs/>
-            <w:lang w:val="ar_AE" w:bidi="ar_AE"/>
-          </w:rPr>
-          <w:rPr>
-            <w:color w:val="0000EE"/>
-            <w:u w:val="single"/>
-          </w:rPr>
-          <w:t>1 كور 1:18</w:t>
-        </w:r>
-      </w:hyperlink>
+      <w:r>
+        <w:rPr>
+          <w:rtl/>
+          <w:cs/>
+          <w:lang w:val="ar_AE" w:bidi="ar_AE"/>
+        </w:rPr>
+        <w:t>1 كور 1:18</w:t>
+      </w:r>
       <w:r>
         <w:rPr>
           <w:rtl/>
@@ -3497,20 +3149,14 @@
         </w:rPr>
         <w:t xml:space="preserve">يُقارن بولس بين خدمته وخدمة معارضيه. • هم كانوا يعظون لتحقيق مكاسب شخصية ويحرفون الحق، مثل التجار في زمن بولس الذين كانوا يقدمون بضائع مغشوشة، أو أصحاب الحانات الذين كانوا يخففون الخمر بالماء. أما تعليم بولس فكان بإخلاص وبسلطان المسيح (قارن </w:t>
       </w:r>
-      <w:hyperlink r:id="rId68">
-        <w:r>
-          <w:rPr>
-            <w:rtl/>
-            <w:cs/>
-            <w:lang w:val="ar_AE" w:bidi="ar_AE"/>
-          </w:rPr>
-          <w:rPr>
-            <w:color w:val="0000EE"/>
-            <w:u w:val="single"/>
-          </w:rPr>
-          <w:t>1:12</w:t>
-        </w:r>
-      </w:hyperlink>
+      <w:r>
+        <w:rPr>
+          <w:rtl/>
+          <w:cs/>
+          <w:lang w:val="ar_AE" w:bidi="ar_AE"/>
+        </w:rPr>
+        <w:t>1:12</w:t>
+      </w:r>
       <w:r>
         <w:rPr>
           <w:rtl/>
@@ -3519,20 +3165,14 @@
         </w:rPr>
         <w:t xml:space="preserve">; </w:t>
       </w:r>
-      <w:hyperlink r:id="rId69">
-        <w:r>
-          <w:rPr>
-            <w:rtl/>
-            <w:cs/>
-            <w:lang w:val="ar_AE" w:bidi="ar_AE"/>
-          </w:rPr>
-          <w:rPr>
-            <w:color w:val="0000EE"/>
-            <w:u w:val="single"/>
-          </w:rPr>
-          <w:t>4:2</w:t>
-        </w:r>
-      </w:hyperlink>
+      <w:r>
+        <w:rPr>
+          <w:rtl/>
+          <w:cs/>
+          <w:lang w:val="ar_AE" w:bidi="ar_AE"/>
+        </w:rPr>
+        <w:t>4:2</w:t>
+      </w:r>
       <w:r>
         <w:rPr>
           <w:rtl/>
@@ -3541,20 +3181,14 @@
         </w:rPr>
         <w:t xml:space="preserve">). ويؤكد مرة أخرى أنه لم يكن لديه أي دوافع مادية </w:t>
       </w:r>
-      <w:hyperlink r:id="rId70">
-        <w:r>
-          <w:rPr>
-            <w:rtl/>
-            <w:cs/>
-            <w:lang w:val="ar_AE" w:bidi="ar_AE"/>
-          </w:rPr>
-          <w:rPr>
-            <w:color w:val="0000EE"/>
-            <w:u w:val="single"/>
-          </w:rPr>
-          <w:t>11:1–12:21</w:t>
-        </w:r>
-      </w:hyperlink>
+      <w:r>
+        <w:rPr>
+          <w:rtl/>
+          <w:cs/>
+          <w:lang w:val="ar_AE" w:bidi="ar_AE"/>
+        </w:rPr>
+        <w:t>11:1–12:21</w:t>
+      </w:r>
       <w:r>
         <w:rPr>
           <w:rtl/>
@@ -3630,20 +3264,14 @@
         </w:rPr>
         <w:t xml:space="preserve">لم يكن بولس بحاجة لخطاب توصية ليُثبت صحة خدمته، فخدمته كانت واضحة في حياة الاشخاص الذين تغيروا بفضل بشارة الإنجيل (انظر </w:t>
       </w:r>
-      <w:hyperlink r:id="rId71">
-        <w:r>
-          <w:rPr>
-            <w:rtl/>
-            <w:cs/>
-            <w:lang w:val="ar_AE" w:bidi="ar_AE"/>
-          </w:rPr>
-          <w:rPr>
-            <w:color w:val="0000EE"/>
-            <w:u w:val="single"/>
-          </w:rPr>
-          <w:t>أعمال الرسل 18:27</w:t>
-        </w:r>
-      </w:hyperlink>
+      <w:r>
+        <w:rPr>
+          <w:rtl/>
+          <w:cs/>
+          <w:lang w:val="ar_AE" w:bidi="ar_AE"/>
+        </w:rPr>
+        <w:t>أعمال الرسل 18:27</w:t>
+      </w:r>
       <w:r>
         <w:rPr>
           <w:rtl/>
@@ -3652,20 +3280,14 @@
         </w:rPr>
         <w:t>). فالمسيح هو الذي صنع هذا التغير، واستخدم بولس ليقود الناس إليه. فالعلامة الحقيقية ليست في الرسائل المكتوبة بالقلم والحبر ، بل في ثمر الروح (</w:t>
       </w:r>
-      <w:hyperlink r:id="rId72">
-        <w:r>
-          <w:rPr>
-            <w:rtl/>
-            <w:cs/>
-            <w:lang w:val="ar_AE" w:bidi="ar_AE"/>
-          </w:rPr>
-          <w:rPr>
-            <w:color w:val="0000EE"/>
-            <w:u w:val="single"/>
-          </w:rPr>
-          <w:t>غلاطية 5:22–23</w:t>
-        </w:r>
-      </w:hyperlink>
+      <w:r>
+        <w:rPr>
+          <w:rtl/>
+          <w:cs/>
+          <w:lang w:val="ar_AE" w:bidi="ar_AE"/>
+        </w:rPr>
+        <w:t>غلاطية 5:22–23</w:t>
+      </w:r>
       <w:r>
         <w:rPr>
           <w:rtl/>
@@ -3741,20 +3363,14 @@
         </w:rPr>
         <w:t>يُشير تعبير "الحرف" إلى العهد القديم أي ناموس موسي، كما قام بشرحها المُعلّمين اليهود. لكن الناموس لا يقود إلى الخلاص بل ينتهي بالموت لأولئك الذين يتكلون عليه لخلاصهم. فالناموس في حد ذاته صالح (</w:t>
       </w:r>
-      <w:hyperlink r:id="rId73">
-        <w:r>
-          <w:rPr>
-            <w:rtl/>
-            <w:cs/>
-            <w:lang w:val="ar_AE" w:bidi="ar_AE"/>
-          </w:rPr>
-          <w:rPr>
-            <w:color w:val="0000EE"/>
-            <w:u w:val="single"/>
-          </w:rPr>
-          <w:t>رومية 7:12–14</w:t>
-        </w:r>
-      </w:hyperlink>
+      <w:r>
+        <w:rPr>
+          <w:rtl/>
+          <w:cs/>
+          <w:lang w:val="ar_AE" w:bidi="ar_AE"/>
+        </w:rPr>
+        <w:t>رومية 7:12–14</w:t>
+      </w:r>
       <w:r>
         <w:rPr>
           <w:rtl/>
@@ -3763,20 +3379,14 @@
         </w:rPr>
         <w:t>)، لكن من يجعلونه أساس تبريرهم وحصولهم على الاستحقاق أمام الله، حتمًا سيفشلون. لأنه إما سيقودهم إلى التعدي أو التفاخر والكبرياء، وفي كلتا الحالتين سيجلب الدينونة (</w:t>
       </w:r>
-      <w:hyperlink r:id="rId74">
-        <w:r>
-          <w:rPr>
-            <w:rtl/>
-            <w:cs/>
-            <w:lang w:val="ar_AE" w:bidi="ar_AE"/>
-          </w:rPr>
-          <w:rPr>
-            <w:color w:val="0000EE"/>
-            <w:u w:val="single"/>
-          </w:rPr>
-          <w:t>2 كورنثوس 3:9</w:t>
-        </w:r>
-      </w:hyperlink>
+      <w:r>
+        <w:rPr>
+          <w:rtl/>
+          <w:cs/>
+          <w:lang w:val="ar_AE" w:bidi="ar_AE"/>
+        </w:rPr>
+        <w:t>2 كورنثوس 3:9</w:t>
+      </w:r>
       <w:r>
         <w:rPr>
           <w:rtl/>
@@ -3852,20 +3462,14 @@
         </w:rPr>
         <w:t>يوضح بولس الفرق بين خدمته وخدمة الآخرين من خلال مقارنة العهد القديم الذي كُتبت شريعته على ألواح حجرية (</w:t>
       </w:r>
-      <w:hyperlink r:id="rId75">
-        <w:r>
-          <w:rPr>
-            <w:rtl/>
-            <w:cs/>
-            <w:lang w:val="ar_AE" w:bidi="ar_AE"/>
-          </w:rPr>
-          <w:rPr>
-            <w:color w:val="0000EE"/>
-            <w:u w:val="single"/>
-          </w:rPr>
-          <w:t>خروج 31:18</w:t>
-        </w:r>
-      </w:hyperlink>
+      <w:r>
+        <w:rPr>
+          <w:rtl/>
+          <w:cs/>
+          <w:lang w:val="ar_AE" w:bidi="ar_AE"/>
+        </w:rPr>
+        <w:t>خروج 31:18</w:t>
+      </w:r>
       <w:r>
         <w:rPr>
           <w:rtl/>
@@ -3874,20 +3478,14 @@
         </w:rPr>
         <w:t>) بالعهد الجديد الذي كُتب في قلوب المؤمنين (</w:t>
       </w:r>
-      <w:hyperlink r:id="rId76">
-        <w:r>
-          <w:rPr>
-            <w:rtl/>
-            <w:cs/>
-            <w:lang w:val="ar_AE" w:bidi="ar_AE"/>
-          </w:rPr>
-          <w:rPr>
-            <w:color w:val="0000EE"/>
-            <w:u w:val="single"/>
-          </w:rPr>
-          <w:t>إرميا 31:33</w:t>
-        </w:r>
-      </w:hyperlink>
+      <w:r>
+        <w:rPr>
+          <w:rtl/>
+          <w:cs/>
+          <w:lang w:val="ar_AE" w:bidi="ar_AE"/>
+        </w:rPr>
+        <w:t>إرميا 31:33</w:t>
+      </w:r>
       <w:r>
         <w:rPr>
           <w:rtl/>
@@ -3963,20 +3561,14 @@
         </w:rPr>
         <w:t>كانت للعهد القديم لحظات مجيدة، مثل عندما أضاء وجه موسى بعد لقاءه مع الله (</w:t>
       </w:r>
-      <w:hyperlink r:id="rId77">
-        <w:r>
-          <w:rPr>
-            <w:rtl/>
-            <w:cs/>
-            <w:lang w:val="ar_AE" w:bidi="ar_AE"/>
-          </w:rPr>
-          <w:rPr>
-            <w:color w:val="0000EE"/>
-            <w:u w:val="single"/>
-          </w:rPr>
-          <w:t>خروج 34:29–35</w:t>
-        </w:r>
-      </w:hyperlink>
+      <w:r>
+        <w:rPr>
+          <w:rtl/>
+          <w:cs/>
+          <w:lang w:val="ar_AE" w:bidi="ar_AE"/>
+        </w:rPr>
+        <w:t>خروج 34:29–35</w:t>
+      </w:r>
       <w:r>
         <w:rPr>
           <w:rtl/>
@@ -3985,20 +3577,14 @@
         </w:rPr>
         <w:t>). • لكن هذا الطريق القديم تم استبداله بطريق جديد دائم وأبدي (</w:t>
       </w:r>
-      <w:hyperlink r:id="rId78">
-        <w:r>
-          <w:rPr>
-            <w:rtl/>
-            <w:cs/>
-            <w:lang w:val="ar_AE" w:bidi="ar_AE"/>
-          </w:rPr>
-          <w:rPr>
-            <w:color w:val="0000EE"/>
-            <w:u w:val="single"/>
-          </w:rPr>
-          <w:t>عبرانيين 8:8–13</w:t>
-        </w:r>
-      </w:hyperlink>
+      <w:r>
+        <w:rPr>
+          <w:rtl/>
+          <w:cs/>
+          <w:lang w:val="ar_AE" w:bidi="ar_AE"/>
+        </w:rPr>
+        <w:t>عبرانيين 8:8–13</w:t>
+      </w:r>
       <w:r>
         <w:rPr>
           <w:rtl/>
@@ -4141,20 +3727,14 @@
         </w:rPr>
         <w:t>المؤمن الذي يلجاء إلى الرب يمتلك الحرية في الروح القدس. فنحن ننال شيئاً لم يعرفه موسى أبداً، إذ نتغير لنصير على صورة المسيح أكثر فأكثر (</w:t>
       </w:r>
-      <w:hyperlink r:id="rId79">
-        <w:r>
-          <w:rPr>
-            <w:rtl/>
-            <w:cs/>
-            <w:lang w:val="ar_AE" w:bidi="ar_AE"/>
-          </w:rPr>
-          <w:rPr>
-            <w:color w:val="0000EE"/>
-            <w:u w:val="single"/>
-          </w:rPr>
-          <w:t>4:4</w:t>
-        </w:r>
-      </w:hyperlink>
+      <w:r>
+        <w:rPr>
+          <w:rtl/>
+          <w:cs/>
+          <w:lang w:val="ar_AE" w:bidi="ar_AE"/>
+        </w:rPr>
+        <w:t>4:4</w:t>
+      </w:r>
       <w:r>
         <w:rPr>
           <w:rtl/>
@@ -4163,20 +3743,14 @@
         </w:rPr>
         <w:t xml:space="preserve">; </w:t>
       </w:r>
-      <w:hyperlink r:id="rId80">
-        <w:r>
-          <w:rPr>
-            <w:rtl/>
-            <w:cs/>
-            <w:lang w:val="ar_AE" w:bidi="ar_AE"/>
-          </w:rPr>
-          <w:rPr>
-            <w:color w:val="0000EE"/>
-            <w:u w:val="single"/>
-          </w:rPr>
-          <w:t>يوحنا 1:1–14</w:t>
-        </w:r>
-      </w:hyperlink>
+      <w:r>
+        <w:rPr>
+          <w:rtl/>
+          <w:cs/>
+          <w:lang w:val="ar_AE" w:bidi="ar_AE"/>
+        </w:rPr>
+        <w:t>يوحنا 1:1–14</w:t>
+      </w:r>
       <w:r>
         <w:rPr>
           <w:rtl/>
@@ -4185,20 +3759,14 @@
         </w:rPr>
         <w:t xml:space="preserve">; </w:t>
       </w:r>
-      <w:hyperlink r:id="rId81">
-        <w:r>
-          <w:rPr>
-            <w:rtl/>
-            <w:cs/>
-            <w:lang w:val="ar_AE" w:bidi="ar_AE"/>
-          </w:rPr>
-          <w:rPr>
-            <w:color w:val="0000EE"/>
-            <w:u w:val="single"/>
-          </w:rPr>
-          <w:t>كولوسي 1:15</w:t>
-        </w:r>
-      </w:hyperlink>
+      <w:r>
+        <w:rPr>
+          <w:rtl/>
+          <w:cs/>
+          <w:lang w:val="ar_AE" w:bidi="ar_AE"/>
+        </w:rPr>
+        <w:t>كولوسي 1:15</w:t>
+      </w:r>
       <w:r>
         <w:rPr>
           <w:rtl/>
@@ -4207,20 +3775,14 @@
         </w:rPr>
         <w:t xml:space="preserve">; </w:t>
       </w:r>
-      <w:hyperlink r:id="rId82">
-        <w:r>
-          <w:rPr>
-            <w:rtl/>
-            <w:cs/>
-            <w:lang w:val="ar_AE" w:bidi="ar_AE"/>
-          </w:rPr>
-          <w:rPr>
-            <w:color w:val="0000EE"/>
-            <w:u w:val="single"/>
-          </w:rPr>
-          <w:t>العبرانيين 1:1–4</w:t>
-        </w:r>
-      </w:hyperlink>
+      <w:r>
+        <w:rPr>
+          <w:rtl/>
+          <w:cs/>
+          <w:lang w:val="ar_AE" w:bidi="ar_AE"/>
+        </w:rPr>
+        <w:t>العبرانيين 1:1–4</w:t>
+      </w:r>
       <w:r>
         <w:rPr>
           <w:rtl/>
@@ -4229,20 +3791,14 @@
         </w:rPr>
         <w:t>) ونعكس مجد الله. هذا التغير الذي نعيشه الآن هو مجرد بداية لما سنكون عليه في الحياة القادمة، عندما نصبح مثل المسيح بالكامل في الحياة الآتية (</w:t>
       </w:r>
-      <w:hyperlink r:id="rId83">
-        <w:r>
-          <w:rPr>
-            <w:rtl/>
-            <w:cs/>
-            <w:lang w:val="ar_AE" w:bidi="ar_AE"/>
-          </w:rPr>
-          <w:rPr>
-            <w:color w:val="0000EE"/>
-            <w:u w:val="single"/>
-          </w:rPr>
-          <w:t>رومية 8:29</w:t>
-        </w:r>
-      </w:hyperlink>
+      <w:r>
+        <w:rPr>
+          <w:rtl/>
+          <w:cs/>
+          <w:lang w:val="ar_AE" w:bidi="ar_AE"/>
+        </w:rPr>
+        <w:t>رومية 8:29</w:t>
+      </w:r>
       <w:r>
         <w:rPr>
           <w:rtl/>
@@ -4251,20 +3807,14 @@
         </w:rPr>
         <w:t xml:space="preserve">; </w:t>
       </w:r>
-      <w:hyperlink r:id="rId84">
-        <w:r>
-          <w:rPr>
-            <w:rtl/>
-            <w:cs/>
-            <w:lang w:val="ar_AE" w:bidi="ar_AE"/>
-          </w:rPr>
-          <w:rPr>
-            <w:color w:val="0000EE"/>
-            <w:u w:val="single"/>
-          </w:rPr>
-          <w:t>غلاطية 4:19</w:t>
-        </w:r>
-      </w:hyperlink>
+      <w:r>
+        <w:rPr>
+          <w:rtl/>
+          <w:cs/>
+          <w:lang w:val="ar_AE" w:bidi="ar_AE"/>
+        </w:rPr>
+        <w:t>غلاطية 4:19</w:t>
+      </w:r>
       <w:r>
         <w:rPr>
           <w:rtl/>
@@ -4273,20 +3823,14 @@
         </w:rPr>
         <w:t xml:space="preserve">; </w:t>
       </w:r>
-      <w:hyperlink r:id="rId85">
-        <w:r>
-          <w:rPr>
-            <w:rtl/>
-            <w:cs/>
-            <w:lang w:val="ar_AE" w:bidi="ar_AE"/>
-          </w:rPr>
-          <w:rPr>
-            <w:color w:val="0000EE"/>
-            <w:u w:val="single"/>
-          </w:rPr>
-          <w:t>فيلبي 3:21</w:t>
-        </w:r>
-      </w:hyperlink>
+      <w:r>
+        <w:rPr>
+          <w:rtl/>
+          <w:cs/>
+          <w:lang w:val="ar_AE" w:bidi="ar_AE"/>
+        </w:rPr>
+        <w:t>فيلبي 3:21</w:t>
+      </w:r>
       <w:r>
         <w:rPr>
           <w:rtl/>
@@ -4295,20 +3839,14 @@
         </w:rPr>
         <w:t xml:space="preserve">; </w:t>
       </w:r>
-      <w:hyperlink r:id="rId86">
-        <w:r>
-          <w:rPr>
-            <w:rtl/>
-            <w:cs/>
-            <w:lang w:val="ar_AE" w:bidi="ar_AE"/>
-          </w:rPr>
-          <w:rPr>
-            <w:color w:val="0000EE"/>
-            <w:u w:val="single"/>
-          </w:rPr>
-          <w:t>1 يوحنا 3:2</w:t>
-        </w:r>
-      </w:hyperlink>
+      <w:r>
+        <w:rPr>
+          <w:rtl/>
+          <w:cs/>
+          <w:lang w:val="ar_AE" w:bidi="ar_AE"/>
+        </w:rPr>
+        <w:t>1 يوحنا 3:2</w:t>
+      </w:r>
       <w:r>
         <w:rPr>
           <w:rtl/>
@@ -4401,20 +3939,14 @@
         </w:rPr>
         <w:t>) رحمة الله. فقد شعر بولس بالفخر لمشاركته في خدمة نشر بشارة الإنجيل (</w:t>
       </w:r>
-      <w:hyperlink r:id="rId87">
-        <w:r>
-          <w:rPr>
-            <w:rtl/>
-            <w:cs/>
-            <w:lang w:val="ar_AE" w:bidi="ar_AE"/>
-          </w:rPr>
-          <w:rPr>
-            <w:color w:val="0000EE"/>
-            <w:u w:val="single"/>
-          </w:rPr>
-          <w:t>1 كو 15:9–11</w:t>
-        </w:r>
-      </w:hyperlink>
+      <w:r>
+        <w:rPr>
+          <w:rtl/>
+          <w:cs/>
+          <w:lang w:val="ar_AE" w:bidi="ar_AE"/>
+        </w:rPr>
+        <w:t>1 كو 15:9–11</w:t>
+      </w:r>
       <w:r>
         <w:rPr>
           <w:rtl/>
@@ -4423,20 +3955,14 @@
         </w:rPr>
         <w:t xml:space="preserve">؛ </w:t>
       </w:r>
-      <w:hyperlink r:id="rId88">
-        <w:r>
-          <w:rPr>
-            <w:rtl/>
-            <w:cs/>
-            <w:lang w:val="ar_AE" w:bidi="ar_AE"/>
-          </w:rPr>
-          <w:rPr>
-            <w:color w:val="0000EE"/>
-            <w:u w:val="single"/>
-          </w:rPr>
-          <w:t>1 تي 1:12–17</w:t>
-        </w:r>
-      </w:hyperlink>
+      <w:r>
+        <w:rPr>
+          <w:rtl/>
+          <w:cs/>
+          <w:lang w:val="ar_AE" w:bidi="ar_AE"/>
+        </w:rPr>
+        <w:t>1 تي 1:12–17</w:t>
+      </w:r>
       <w:r>
         <w:rPr>
           <w:rtl/>
@@ -4512,20 +4038,14 @@
         </w:rPr>
         <w:t>تميزت خدمة بولس بالصدق بعكس بعض الوعاظ الآخرين (</w:t>
       </w:r>
-      <w:hyperlink r:id="rId89">
-        <w:r>
-          <w:rPr>
-            <w:rtl/>
-            <w:cs/>
-            <w:lang w:val="ar_AE" w:bidi="ar_AE"/>
-          </w:rPr>
-          <w:rPr>
-            <w:color w:val="0000EE"/>
-            <w:u w:val="single"/>
-          </w:rPr>
-          <w:t>2:17</w:t>
-        </w:r>
-      </w:hyperlink>
+      <w:r>
+        <w:rPr>
+          <w:rtl/>
+          <w:cs/>
+          <w:lang w:val="ar_AE" w:bidi="ar_AE"/>
+        </w:rPr>
+        <w:t>2:17</w:t>
+      </w:r>
       <w:r>
         <w:rPr>
           <w:rtl/>
@@ -4601,20 +4121,14 @@
         </w:rPr>
         <w:t xml:space="preserve">يقسم الإنجيل الناس إلى فئتين: الذين يحيون في الظلام، والذين استُنيروا بحضور الله (انظر </w:t>
       </w:r>
-      <w:hyperlink r:id="rId90">
-        <w:r>
-          <w:rPr>
-            <w:rtl/>
-            <w:cs/>
-            <w:lang w:val="ar_AE" w:bidi="ar_AE"/>
-          </w:rPr>
-          <w:rPr>
-            <w:color w:val="0000EE"/>
-            <w:u w:val="single"/>
-          </w:rPr>
-          <w:t>أعمال 26:18</w:t>
-        </w:r>
-      </w:hyperlink>
+      <w:r>
+        <w:rPr>
+          <w:rtl/>
+          <w:cs/>
+          <w:lang w:val="ar_AE" w:bidi="ar_AE"/>
+        </w:rPr>
+        <w:t>أعمال 26:18</w:t>
+      </w:r>
       <w:r>
         <w:rPr>
           <w:rtl/>
@@ -4623,20 +4137,14 @@
         </w:rPr>
         <w:t xml:space="preserve">، قارن </w:t>
       </w:r>
-      <w:hyperlink r:id="rId91">
-        <w:r>
-          <w:rPr>
-            <w:rtl/>
-            <w:cs/>
-            <w:lang w:val="ar_AE" w:bidi="ar_AE"/>
-          </w:rPr>
-          <w:rPr>
-            <w:color w:val="0000EE"/>
-            <w:u w:val="single"/>
-          </w:rPr>
-          <w:t>يوحنا 3:19–21</w:t>
-        </w:r>
-      </w:hyperlink>
+      <w:r>
+        <w:rPr>
+          <w:rtl/>
+          <w:cs/>
+          <w:lang w:val="ar_AE" w:bidi="ar_AE"/>
+        </w:rPr>
+        <w:t>يوحنا 3:19–21</w:t>
+      </w:r>
       <w:r>
         <w:rPr>
           <w:rtl/>
@@ -4645,20 +4153,14 @@
         </w:rPr>
         <w:t>). فعمل الله في جذب الناس إليه هو بنقلهم من عالم يحكمه الظلام إلى نور حضوره (</w:t>
       </w:r>
-      <w:hyperlink r:id="rId92">
-        <w:r>
-          <w:rPr>
-            <w:rtl/>
-            <w:cs/>
-            <w:lang w:val="ar_AE" w:bidi="ar_AE"/>
-          </w:rPr>
-          <w:rPr>
-            <w:color w:val="0000EE"/>
-            <w:u w:val="single"/>
-          </w:rPr>
-          <w:t>كولوسي 1:12–14</w:t>
-        </w:r>
-      </w:hyperlink>
+      <w:r>
+        <w:rPr>
+          <w:rtl/>
+          <w:cs/>
+          <w:lang w:val="ar_AE" w:bidi="ar_AE"/>
+        </w:rPr>
+        <w:t>كولوسي 1:12–14</w:t>
+      </w:r>
       <w:r>
         <w:rPr>
           <w:rtl/>
@@ -4667,20 +4169,14 @@
         </w:rPr>
         <w:t xml:space="preserve">; </w:t>
       </w:r>
-      <w:hyperlink r:id="rId93">
-        <w:r>
-          <w:rPr>
-            <w:rtl/>
-            <w:cs/>
-            <w:lang w:val="ar_AE" w:bidi="ar_AE"/>
-          </w:rPr>
-          <w:rPr>
-            <w:color w:val="0000EE"/>
-            <w:u w:val="single"/>
-          </w:rPr>
-          <w:t>1 بطرس 2:9</w:t>
-        </w:r>
-      </w:hyperlink>
+      <w:r>
+        <w:rPr>
+          <w:rtl/>
+          <w:cs/>
+          <w:lang w:val="ar_AE" w:bidi="ar_AE"/>
+        </w:rPr>
+        <w:t>1 بطرس 2:9</w:t>
+      </w:r>
       <w:r>
         <w:rPr>
           <w:rtl/>
@@ -4764,20 +4260,14 @@
         </w:rPr>
         <w:t xml:space="preserve">: انظر أيضاً </w:t>
       </w:r>
-      <w:hyperlink r:id="rId94">
-        <w:r>
-          <w:rPr>
-            <w:rtl/>
-            <w:cs/>
-            <w:lang w:val="ar_AE" w:bidi="ar_AE"/>
-          </w:rPr>
-          <w:rPr>
-            <w:color w:val="0000EE"/>
-            <w:u w:val="single"/>
-          </w:rPr>
-          <w:t>رومية 10:9–10</w:t>
-        </w:r>
-      </w:hyperlink>
+      <w:r>
+        <w:rPr>
+          <w:rtl/>
+          <w:cs/>
+          <w:lang w:val="ar_AE" w:bidi="ar_AE"/>
+        </w:rPr>
+        <w:t>رومية 10:9–10</w:t>
+      </w:r>
       <w:r>
         <w:rPr>
           <w:rtl/>
@@ -4786,20 +4276,14 @@
         </w:rPr>
         <w:t xml:space="preserve">; </w:t>
       </w:r>
-      <w:hyperlink r:id="rId95">
-        <w:r>
-          <w:rPr>
-            <w:rtl/>
-            <w:cs/>
-            <w:lang w:val="ar_AE" w:bidi="ar_AE"/>
-          </w:rPr>
-          <w:rPr>
-            <w:color w:val="0000EE"/>
-            <w:u w:val="single"/>
-          </w:rPr>
-          <w:t>1 كورنثوس 12:3</w:t>
-        </w:r>
-      </w:hyperlink>
+      <w:r>
+        <w:rPr>
+          <w:rtl/>
+          <w:cs/>
+          <w:lang w:val="ar_AE" w:bidi="ar_AE"/>
+        </w:rPr>
+        <w:t>1 كورنثوس 12:3</w:t>
+      </w:r>
       <w:r>
         <w:rPr>
           <w:rtl/>
@@ -4808,20 +4292,14 @@
         </w:rPr>
         <w:t xml:space="preserve">; </w:t>
       </w:r>
-      <w:hyperlink r:id="rId96">
-        <w:r>
-          <w:rPr>
-            <w:rtl/>
-            <w:cs/>
-            <w:lang w:val="ar_AE" w:bidi="ar_AE"/>
-          </w:rPr>
-          <w:rPr>
-            <w:color w:val="0000EE"/>
-            <w:u w:val="single"/>
-          </w:rPr>
-          <w:t>كولوسي 2:6</w:t>
-        </w:r>
-      </w:hyperlink>
+      <w:r>
+        <w:rPr>
+          <w:rtl/>
+          <w:cs/>
+          <w:lang w:val="ar_AE" w:bidi="ar_AE"/>
+        </w:rPr>
+        <w:t>كولوسي 2:6</w:t>
+      </w:r>
       <w:r>
         <w:rPr>
           <w:rtl/>
@@ -4897,20 +4375,14 @@
         </w:rPr>
         <w:t>رسالة بشارة الإنجيل تُشبه كنزاً ثميناً مخفياً، لكنه محفوظة في أوانٍ فخارية هشة، وهي أجسادنا الضعيفة. هذا الفهم يجعل للألم والصعوبات هدف ومعنى أسمى (</w:t>
       </w:r>
-      <w:hyperlink r:id="rId97">
-        <w:r>
-          <w:rPr>
-            <w:rtl/>
-            <w:cs/>
-            <w:lang w:val="ar_AE" w:bidi="ar_AE"/>
-          </w:rPr>
-          <w:rPr>
-            <w:color w:val="0000EE"/>
-            <w:u w:val="single"/>
-          </w:rPr>
-          <w:t>4:8–5:10</w:t>
-        </w:r>
-      </w:hyperlink>
+      <w:r>
+        <w:rPr>
+          <w:rtl/>
+          <w:cs/>
+          <w:lang w:val="ar_AE" w:bidi="ar_AE"/>
+        </w:rPr>
+        <w:t>4:8–5:10</w:t>
+      </w:r>
       <w:r>
         <w:rPr>
           <w:rtl/>
@@ -4986,20 +4458,14 @@
         </w:rPr>
         <w:t>يُشارك المؤمنون أحياناً في صعوبات مليئة بالمهانة من أجل المسيح، لكنهم على يقين أنهم سيشاركونه في حياة القيامة المنتصره (</w:t>
       </w:r>
-      <w:hyperlink r:id="rId98">
-        <w:r>
-          <w:rPr>
-            <w:rtl/>
-            <w:cs/>
-            <w:lang w:val="ar_AE" w:bidi="ar_AE"/>
-          </w:rPr>
-          <w:rPr>
-            <w:color w:val="0000EE"/>
-            <w:u w:val="single"/>
-          </w:rPr>
-          <w:t>4:14</w:t>
-        </w:r>
-      </w:hyperlink>
+      <w:r>
+        <w:rPr>
+          <w:rtl/>
+          <w:cs/>
+          <w:lang w:val="ar_AE" w:bidi="ar_AE"/>
+        </w:rPr>
+        <w:t>4:14</w:t>
+      </w:r>
       <w:r>
         <w:rPr>
           <w:rtl/>
@@ -5075,20 +4541,14 @@
         </w:rPr>
         <w:t xml:space="preserve">كان بولس يقوي إيمان المسيحيين في الكنائس التي أسسها (قارن </w:t>
       </w:r>
-      <w:hyperlink r:id="rId99">
-        <w:r>
-          <w:rPr>
-            <w:rtl/>
-            <w:cs/>
-            <w:lang w:val="ar_AE" w:bidi="ar_AE"/>
-          </w:rPr>
-          <w:rPr>
-            <w:color w:val="0000EE"/>
-            <w:u w:val="single"/>
-          </w:rPr>
-          <w:t>كول 1:24</w:t>
-        </w:r>
-      </w:hyperlink>
+      <w:r>
+        <w:rPr>
+          <w:rtl/>
+          <w:cs/>
+          <w:lang w:val="ar_AE" w:bidi="ar_AE"/>
+        </w:rPr>
+        <w:t>كول 1:24</w:t>
+      </w:r>
       <w:r>
         <w:rPr>
           <w:rtl/>
@@ -5097,20 +4557,14 @@
         </w:rPr>
         <w:t xml:space="preserve">; </w:t>
       </w:r>
-      <w:hyperlink r:id="rId100">
-        <w:r>
-          <w:rPr>
-            <w:rtl/>
-            <w:cs/>
-            <w:lang w:val="ar_AE" w:bidi="ar_AE"/>
-          </w:rPr>
-          <w:rPr>
-            <w:color w:val="0000EE"/>
-            <w:u w:val="single"/>
-          </w:rPr>
-          <w:t>2 تيم 2:10</w:t>
-        </w:r>
-      </w:hyperlink>
+      <w:r>
+        <w:rPr>
+          <w:rtl/>
+          <w:cs/>
+          <w:lang w:val="ar_AE" w:bidi="ar_AE"/>
+        </w:rPr>
+        <w:t>2 تيم 2:10</w:t>
+      </w:r>
       <w:r>
         <w:rPr>
           <w:rtl/>
@@ -5119,20 +4573,14 @@
         </w:rPr>
         <w:t xml:space="preserve">)، من خلال شهادته عن حياته المليئة دائماً بالمخاطر والموت (انظر </w:t>
       </w:r>
-      <w:hyperlink r:id="rId101">
-        <w:r>
-          <w:rPr>
-            <w:rtl/>
-            <w:cs/>
-            <w:lang w:val="ar_AE" w:bidi="ar_AE"/>
-          </w:rPr>
-          <w:rPr>
-            <w:color w:val="0000EE"/>
-            <w:u w:val="single"/>
-          </w:rPr>
-          <w:t>1 كور 15:30</w:t>
-        </w:r>
-      </w:hyperlink>
+      <w:r>
+        <w:rPr>
+          <w:rtl/>
+          <w:cs/>
+          <w:lang w:val="ar_AE" w:bidi="ar_AE"/>
+        </w:rPr>
+        <w:t>1 كور 15:30</w:t>
+      </w:r>
       <w:r>
         <w:rPr>
           <w:rtl/>
@@ -5208,20 +4656,14 @@
         </w:rPr>
         <w:t xml:space="preserve">كان سرّ صمود بولس يكمن في نفس نوعية الإيمان التي امتلكها كاتب المزمور، (انظر </w:t>
       </w:r>
-      <w:hyperlink r:id="rId102">
-        <w:r>
-          <w:rPr>
-            <w:rtl/>
-            <w:cs/>
-            <w:lang w:val="ar_AE" w:bidi="ar_AE"/>
-          </w:rPr>
-          <w:rPr>
-            <w:color w:val="0000EE"/>
-            <w:u w:val="single"/>
-          </w:rPr>
-          <w:t>مزمور 116:10</w:t>
-        </w:r>
-      </w:hyperlink>
+      <w:r>
+        <w:rPr>
+          <w:rtl/>
+          <w:cs/>
+          <w:lang w:val="ar_AE" w:bidi="ar_AE"/>
+        </w:rPr>
+        <w:t>مزمور 116:10</w:t>
+      </w:r>
       <w:r>
         <w:rPr>
           <w:rtl/>
@@ -5305,20 +4747,14 @@
         </w:rPr>
         <w:t>: فهذه دعوة للصبر مع التذكير بما ينتظرنا في المستقبل (</w:t>
       </w:r>
-      <w:hyperlink r:id="rId103">
-        <w:r>
-          <w:rPr>
-            <w:rtl/>
-            <w:cs/>
-            <w:lang w:val="ar_AE" w:bidi="ar_AE"/>
-          </w:rPr>
-          <w:rPr>
-            <w:color w:val="0000EE"/>
-            <w:u w:val="single"/>
-          </w:rPr>
-          <w:t>5:1–10</w:t>
-        </w:r>
-      </w:hyperlink>
+      <w:r>
+        <w:rPr>
+          <w:rtl/>
+          <w:cs/>
+          <w:lang w:val="ar_AE" w:bidi="ar_AE"/>
+        </w:rPr>
+        <w:t>5:1–10</w:t>
+      </w:r>
       <w:r>
         <w:rPr>
           <w:rtl/>
@@ -5327,20 +4763,14 @@
         </w:rPr>
         <w:t>). أجسادنا تضعف مع مرور الوقت في مسارها الطبيعي للشيخوخة، وكان بولس منهكاً جسدياً وعاطفياً (</w:t>
       </w:r>
-      <w:hyperlink r:id="rId104">
-        <w:r>
-          <w:rPr>
-            <w:rtl/>
-            <w:cs/>
-            <w:lang w:val="ar_AE" w:bidi="ar_AE"/>
-          </w:rPr>
-          <w:rPr>
-            <w:color w:val="0000EE"/>
-            <w:u w:val="single"/>
-          </w:rPr>
-          <w:t>4:8–12</w:t>
-        </w:r>
-      </w:hyperlink>
+      <w:r>
+        <w:rPr>
+          <w:rtl/>
+          <w:cs/>
+          <w:lang w:val="ar_AE" w:bidi="ar_AE"/>
+        </w:rPr>
+        <w:t>4:8–12</w:t>
+      </w:r>
       <w:r>
         <w:rPr>
           <w:rtl/>
@@ -5483,20 +4913,14 @@
         </w:rPr>
         <w:t>إن رجاؤنا في الحياة الأبدية قوي ومُشرق، حيث سيتم استبدال أجسادنا الضعيفة بأجساد سماوية. فالله الذي أقام المسيح سيُقيمنا معه ليجمعنا مع جميع المؤمنين (</w:t>
       </w:r>
-      <w:hyperlink r:id="rId98">
-        <w:r>
-          <w:rPr>
-            <w:rtl/>
-            <w:cs/>
-            <w:lang w:val="ar_AE" w:bidi="ar_AE"/>
-          </w:rPr>
-          <w:rPr>
-            <w:color w:val="0000EE"/>
-            <w:u w:val="single"/>
-          </w:rPr>
-          <w:t>4:14</w:t>
-        </w:r>
-      </w:hyperlink>
+      <w:r>
+        <w:rPr>
+          <w:rtl/>
+          <w:cs/>
+          <w:lang w:val="ar_AE" w:bidi="ar_AE"/>
+        </w:rPr>
+        <w:t>4:14</w:t>
+      </w:r>
       <w:r>
         <w:rPr>
           <w:rtl/>
@@ -5505,20 +4929,14 @@
         </w:rPr>
         <w:t>). هذا الرجاء في القيامة كان الداعم الرئيس لبولس، خاصة مع ما واجهه في أفسس (</w:t>
       </w:r>
-      <w:hyperlink r:id="rId17">
-        <w:r>
-          <w:rPr>
-            <w:rtl/>
-            <w:cs/>
-            <w:lang w:val="ar_AE" w:bidi="ar_AE"/>
-          </w:rPr>
-          <w:rPr>
-            <w:color w:val="0000EE"/>
-            <w:u w:val="single"/>
-          </w:rPr>
-          <w:t>1:8–11</w:t>
-        </w:r>
-      </w:hyperlink>
+      <w:r>
+        <w:rPr>
+          <w:rtl/>
+          <w:cs/>
+          <w:lang w:val="ar_AE" w:bidi="ar_AE"/>
+        </w:rPr>
+        <w:t>1:8–11</w:t>
+      </w:r>
       <w:r>
         <w:rPr>
           <w:rtl/>
@@ -5527,20 +4945,14 @@
         </w:rPr>
         <w:t xml:space="preserve">). فضعف جسده ذكره بما بعد الموت، عندما تزول خيمتنا الأرضية، أي تموت أجسادنا، لنحيا في مجد أبدي (انظر </w:t>
       </w:r>
-      <w:hyperlink r:id="rId105">
-        <w:r>
-          <w:rPr>
-            <w:rtl/>
-            <w:cs/>
-            <w:lang w:val="ar_AE" w:bidi="ar_AE"/>
-          </w:rPr>
-          <w:rPr>
-            <w:color w:val="0000EE"/>
-            <w:u w:val="single"/>
-          </w:rPr>
-          <w:t>1 كور 15:42–57</w:t>
-        </w:r>
-      </w:hyperlink>
+      <w:r>
+        <w:rPr>
+          <w:rtl/>
+          <w:cs/>
+          <w:lang w:val="ar_AE" w:bidi="ar_AE"/>
+        </w:rPr>
+        <w:t>1 كور 15:42–57</w:t>
+      </w:r>
       <w:r>
         <w:rPr>
           <w:rtl/>
@@ -5549,20 +4961,14 @@
         </w:rPr>
         <w:t xml:space="preserve">; </w:t>
       </w:r>
-      <w:hyperlink r:id="rId106">
-        <w:r>
-          <w:rPr>
-            <w:rtl/>
-            <w:cs/>
-            <w:lang w:val="ar_AE" w:bidi="ar_AE"/>
-          </w:rPr>
-          <w:rPr>
-            <w:color w:val="0000EE"/>
-            <w:u w:val="single"/>
-          </w:rPr>
-          <w:t>فيل 3:20–21</w:t>
-        </w:r>
-      </w:hyperlink>
+      <w:r>
+        <w:rPr>
+          <w:rtl/>
+          <w:cs/>
+          <w:lang w:val="ar_AE" w:bidi="ar_AE"/>
+        </w:rPr>
+        <w:t>فيل 3:20–21</w:t>
+      </w:r>
       <w:r>
         <w:rPr>
           <w:rtl/>
@@ -5646,20 +5052,14 @@
         </w:rPr>
         <w:t>: هذه لم تكن رغبة في الموت؛ بل كان بولس يشتاق لمجئ المسيح الثاني، حين سيمنح الله شعبه أجساداً جديدة (</w:t>
       </w:r>
-      <w:hyperlink r:id="rId107">
-        <w:r>
-          <w:rPr>
-            <w:rtl/>
-            <w:cs/>
-            <w:lang w:val="ar_AE" w:bidi="ar_AE"/>
-          </w:rPr>
-          <w:rPr>
-            <w:color w:val="0000EE"/>
-            <w:u w:val="single"/>
-          </w:rPr>
-          <w:t>1 كور 15:51–58</w:t>
-        </w:r>
-      </w:hyperlink>
+      <w:r>
+        <w:rPr>
+          <w:rtl/>
+          <w:cs/>
+          <w:lang w:val="ar_AE" w:bidi="ar_AE"/>
+        </w:rPr>
+        <w:t>1 كور 15:51–58</w:t>
+      </w:r>
       <w:r>
         <w:rPr>
           <w:rtl/>
@@ -5668,20 +5068,14 @@
         </w:rPr>
         <w:t xml:space="preserve">؛ </w:t>
       </w:r>
-      <w:hyperlink r:id="rId106">
-        <w:r>
-          <w:rPr>
-            <w:rtl/>
-            <w:cs/>
-            <w:lang w:val="ar_AE" w:bidi="ar_AE"/>
-          </w:rPr>
-          <w:rPr>
-            <w:color w:val="0000EE"/>
-            <w:u w:val="single"/>
-          </w:rPr>
-          <w:t>فيل 3:20–21</w:t>
-        </w:r>
-      </w:hyperlink>
+      <w:r>
+        <w:rPr>
+          <w:rtl/>
+          <w:cs/>
+          <w:lang w:val="ar_AE" w:bidi="ar_AE"/>
+        </w:rPr>
+        <w:t>فيل 3:20–21</w:t>
+      </w:r>
       <w:r>
         <w:rPr>
           <w:rtl/>
@@ -5690,20 +5084,14 @@
         </w:rPr>
         <w:t xml:space="preserve">؛ </w:t>
       </w:r>
-      <w:hyperlink r:id="rId108">
-        <w:r>
-          <w:rPr>
-            <w:rtl/>
-            <w:cs/>
-            <w:lang w:val="ar_AE" w:bidi="ar_AE"/>
-          </w:rPr>
-          <w:rPr>
-            <w:color w:val="0000EE"/>
-            <w:u w:val="single"/>
-          </w:rPr>
-          <w:t>1 تس 4:16–17</w:t>
-        </w:r>
-      </w:hyperlink>
+      <w:r>
+        <w:rPr>
+          <w:rtl/>
+          <w:cs/>
+          <w:lang w:val="ar_AE" w:bidi="ar_AE"/>
+        </w:rPr>
+        <w:t>1 تس 4:16–17</w:t>
+      </w:r>
       <w:r>
         <w:rPr>
           <w:rtl/>
@@ -5779,20 +5167,14 @@
         </w:rPr>
         <w:t xml:space="preserve">إن رجاءنا في القيامة المستقبلية لا يُدرك إلا بالإيمان (انظر </w:t>
       </w:r>
-      <w:hyperlink r:id="rId109">
-        <w:r>
-          <w:rPr>
-            <w:rtl/>
-            <w:cs/>
-            <w:lang w:val="ar_AE" w:bidi="ar_AE"/>
-          </w:rPr>
-          <w:rPr>
-            <w:color w:val="0000EE"/>
-            <w:u w:val="single"/>
-          </w:rPr>
-          <w:t>عبرانيين 11:1</w:t>
-        </w:r>
-      </w:hyperlink>
+      <w:r>
+        <w:rPr>
+          <w:rtl/>
+          <w:cs/>
+          <w:lang w:val="ar_AE" w:bidi="ar_AE"/>
+        </w:rPr>
+        <w:t>عبرانيين 11:1</w:t>
+      </w:r>
       <w:r>
         <w:rPr>
           <w:rtl/>
@@ -5801,20 +5183,14 @@
         </w:rPr>
         <w:t xml:space="preserve">، </w:t>
       </w:r>
-      <w:hyperlink r:id="rId110">
-        <w:r>
-          <w:rPr>
-            <w:rtl/>
-            <w:cs/>
-            <w:lang w:val="ar_AE" w:bidi="ar_AE"/>
-          </w:rPr>
-          <w:rPr>
-            <w:color w:val="0000EE"/>
-            <w:u w:val="single"/>
-          </w:rPr>
-          <w:t>3</w:t>
-        </w:r>
-      </w:hyperlink>
+      <w:r>
+        <w:rPr>
+          <w:rtl/>
+          <w:cs/>
+          <w:lang w:val="ar_AE" w:bidi="ar_AE"/>
+        </w:rPr>
+        <w:t>3</w:t>
+      </w:r>
       <w:r>
         <w:rPr>
           <w:rtl/>
@@ -5823,20 +5199,14 @@
         </w:rPr>
         <w:t xml:space="preserve">، </w:t>
       </w:r>
-      <w:hyperlink r:id="rId111">
-        <w:r>
-          <w:rPr>
-            <w:rtl/>
-            <w:cs/>
-            <w:lang w:val="ar_AE" w:bidi="ar_AE"/>
-          </w:rPr>
-          <w:rPr>
-            <w:color w:val="0000EE"/>
-            <w:u w:val="single"/>
-          </w:rPr>
-          <w:t>27</w:t>
-        </w:r>
-      </w:hyperlink>
+      <w:r>
+        <w:rPr>
+          <w:rtl/>
+          <w:cs/>
+          <w:lang w:val="ar_AE" w:bidi="ar_AE"/>
+        </w:rPr>
+        <w:t>27</w:t>
+      </w:r>
       <w:r>
         <w:rPr>
           <w:rtl/>
@@ -5845,20 +5215,14 @@
         </w:rPr>
         <w:t>)، ولكن لنا في قيامة يسوع وحضور الروح القدوس بُرهان قوي على ما سيأتي (</w:t>
       </w:r>
-      <w:hyperlink r:id="rId112">
-        <w:r>
-          <w:rPr>
-            <w:rtl/>
-            <w:cs/>
-            <w:lang w:val="ar_AE" w:bidi="ar_AE"/>
-          </w:rPr>
-          <w:rPr>
-            <w:color w:val="0000EE"/>
-            <w:u w:val="single"/>
-          </w:rPr>
-          <w:t>1 كورنثوس 15:1–9</w:t>
-        </w:r>
-      </w:hyperlink>
+      <w:r>
+        <w:rPr>
+          <w:rtl/>
+          <w:cs/>
+          <w:lang w:val="ar_AE" w:bidi="ar_AE"/>
+        </w:rPr>
+        <w:t>1 كورنثوس 15:1–9</w:t>
+      </w:r>
       <w:r>
         <w:rPr>
           <w:rtl/>
@@ -5867,20 +5231,14 @@
         </w:rPr>
         <w:t xml:space="preserve">؛ </w:t>
       </w:r>
-      <w:hyperlink r:id="rId41">
-        <w:r>
-          <w:rPr>
-            <w:rtl/>
-            <w:cs/>
-            <w:lang w:val="ar_AE" w:bidi="ar_AE"/>
-          </w:rPr>
-          <w:rPr>
-            <w:color w:val="0000EE"/>
-            <w:u w:val="single"/>
-          </w:rPr>
-          <w:t>أفسس 1:14</w:t>
-        </w:r>
-      </w:hyperlink>
+      <w:r>
+        <w:rPr>
+          <w:rtl/>
+          <w:cs/>
+          <w:lang w:val="ar_AE" w:bidi="ar_AE"/>
+        </w:rPr>
+        <w:t>أفسس 1:14</w:t>
+      </w:r>
       <w:r>
         <w:rPr>
           <w:rtl/>
@@ -5956,20 +5314,14 @@
         </w:rPr>
         <w:t xml:space="preserve">الهدف من حياتنا الآن هو أن نُرضي الله (انظر أيضاً </w:t>
       </w:r>
-      <w:hyperlink r:id="rId113">
-        <w:r>
-          <w:rPr>
-            <w:rtl/>
-            <w:cs/>
-            <w:lang w:val="ar_AE" w:bidi="ar_AE"/>
-          </w:rPr>
-          <w:rPr>
-            <w:color w:val="0000EE"/>
-            <w:u w:val="single"/>
-          </w:rPr>
-          <w:t>رومية 12:1–2</w:t>
-        </w:r>
-      </w:hyperlink>
+      <w:r>
+        <w:rPr>
+          <w:rtl/>
+          <w:cs/>
+          <w:lang w:val="ar_AE" w:bidi="ar_AE"/>
+        </w:rPr>
+        <w:t>رومية 12:1–2</w:t>
+      </w:r>
       <w:r>
         <w:rPr>
           <w:rtl/>
@@ -5978,20 +5330,14 @@
         </w:rPr>
         <w:t xml:space="preserve">؛ </w:t>
       </w:r>
-      <w:hyperlink r:id="rId114">
-        <w:r>
-          <w:rPr>
-            <w:rtl/>
-            <w:cs/>
-            <w:lang w:val="ar_AE" w:bidi="ar_AE"/>
-          </w:rPr>
-          <w:rPr>
-            <w:color w:val="0000EE"/>
-            <w:u w:val="single"/>
-          </w:rPr>
-          <w:t>14:18</w:t>
-        </w:r>
-      </w:hyperlink>
+      <w:r>
+        <w:rPr>
+          <w:rtl/>
+          <w:cs/>
+          <w:lang w:val="ar_AE" w:bidi="ar_AE"/>
+        </w:rPr>
+        <w:t>14:18</w:t>
+      </w:r>
       <w:r>
         <w:rPr>
           <w:rtl/>
@@ -6000,20 +5346,14 @@
         </w:rPr>
         <w:t xml:space="preserve">؛ </w:t>
       </w:r>
-      <w:hyperlink r:id="rId115">
-        <w:r>
-          <w:rPr>
-            <w:rtl/>
-            <w:cs/>
-            <w:lang w:val="ar_AE" w:bidi="ar_AE"/>
-          </w:rPr>
-          <w:rPr>
-            <w:color w:val="0000EE"/>
-            <w:u w:val="single"/>
-          </w:rPr>
-          <w:t>كولوسي 1:10</w:t>
-        </w:r>
-      </w:hyperlink>
+      <w:r>
+        <w:rPr>
+          <w:rtl/>
+          <w:cs/>
+          <w:lang w:val="ar_AE" w:bidi="ar_AE"/>
+        </w:rPr>
+        <w:t>كولوسي 1:10</w:t>
+      </w:r>
       <w:r>
         <w:rPr>
           <w:rtl/>
@@ -6022,20 +5362,14 @@
         </w:rPr>
         <w:t xml:space="preserve">؛ </w:t>
       </w:r>
-      <w:hyperlink r:id="rId116">
-        <w:r>
-          <w:rPr>
-            <w:rtl/>
-            <w:cs/>
-            <w:lang w:val="ar_AE" w:bidi="ar_AE"/>
-          </w:rPr>
-          <w:rPr>
-            <w:color w:val="0000EE"/>
-            <w:u w:val="single"/>
-          </w:rPr>
-          <w:t>1 تسالونيكي 4:1</w:t>
-        </w:r>
-      </w:hyperlink>
+      <w:r>
+        <w:rPr>
+          <w:rtl/>
+          <w:cs/>
+          <w:lang w:val="ar_AE" w:bidi="ar_AE"/>
+        </w:rPr>
+        <w:t>1 تسالونيكي 4:1</w:t>
+      </w:r>
       <w:r>
         <w:rPr>
           <w:rtl/>
@@ -6044,20 +5378,14 @@
         </w:rPr>
         <w:t>). وسيتم اختبار هذا الهدف عندما نقف أمام كرسي المسيح. ولكن قاضينا هو نفسه شفيعنا، الأمر الذي يمنحنا الثقة في تبريره لنا (</w:t>
       </w:r>
-      <w:hyperlink r:id="rId117">
-        <w:r>
-          <w:rPr>
-            <w:rtl/>
-            <w:cs/>
-            <w:lang w:val="ar_AE" w:bidi="ar_AE"/>
-          </w:rPr>
-          <w:rPr>
-            <w:color w:val="0000EE"/>
-            <w:u w:val="single"/>
-          </w:rPr>
-          <w:t>رومية 8:1</w:t>
-        </w:r>
-      </w:hyperlink>
+      <w:r>
+        <w:rPr>
+          <w:rtl/>
+          <w:cs/>
+          <w:lang w:val="ar_AE" w:bidi="ar_AE"/>
+        </w:rPr>
+        <w:t>رومية 8:1</w:t>
+      </w:r>
       <w:r>
         <w:rPr>
           <w:rtl/>
@@ -6066,20 +5394,14 @@
         </w:rPr>
         <w:t xml:space="preserve">، </w:t>
       </w:r>
-      <w:hyperlink r:id="rId118">
-        <w:r>
-          <w:rPr>
-            <w:rtl/>
-            <w:cs/>
-            <w:lang w:val="ar_AE" w:bidi="ar_AE"/>
-          </w:rPr>
-          <w:rPr>
-            <w:color w:val="0000EE"/>
-            <w:u w:val="single"/>
-          </w:rPr>
-          <w:t>33–34</w:t>
-        </w:r>
-      </w:hyperlink>
+      <w:r>
+        <w:rPr>
+          <w:rtl/>
+          <w:cs/>
+          <w:lang w:val="ar_AE" w:bidi="ar_AE"/>
+        </w:rPr>
+        <w:t>33–34</w:t>
+      </w:r>
       <w:r>
         <w:rPr>
           <w:rtl/>
@@ -6088,20 +5410,14 @@
         </w:rPr>
         <w:t>). ومع ذلك، سيتم تقييم كل ما فعلناه في هذا الجسد الأرضي وسنُحاسب عليه (</w:t>
       </w:r>
-      <w:hyperlink r:id="rId119">
-        <w:r>
-          <w:rPr>
-            <w:rtl/>
-            <w:cs/>
-            <w:lang w:val="ar_AE" w:bidi="ar_AE"/>
-          </w:rPr>
-          <w:rPr>
-            <w:color w:val="0000EE"/>
-            <w:u w:val="single"/>
-          </w:rPr>
-          <w:t>أعمال 17:31</w:t>
-        </w:r>
-      </w:hyperlink>
+      <w:r>
+        <w:rPr>
+          <w:rtl/>
+          <w:cs/>
+          <w:lang w:val="ar_AE" w:bidi="ar_AE"/>
+        </w:rPr>
+        <w:t>أعمال 17:31</w:t>
+      </w:r>
       <w:r>
         <w:rPr>
           <w:rtl/>
@@ -6177,20 +5493,14 @@
         </w:rPr>
         <w:t xml:space="preserve">أحد الدوافع وراء خدمة بولس هو شعوره بمهابة المسؤولية تجاه الرب—ليس خوفاً منه، بل إكرام ومهابة له (انظر </w:t>
       </w:r>
-      <w:hyperlink r:id="rId120">
-        <w:r>
-          <w:rPr>
-            <w:rtl/>
-            <w:cs/>
-            <w:lang w:val="ar_AE" w:bidi="ar_AE"/>
-          </w:rPr>
-          <w:rPr>
-            <w:color w:val="0000EE"/>
-            <w:u w:val="single"/>
-          </w:rPr>
-          <w:t>أمثال 1:7</w:t>
-        </w:r>
-      </w:hyperlink>
+      <w:r>
+        <w:rPr>
+          <w:rtl/>
+          <w:cs/>
+          <w:lang w:val="ar_AE" w:bidi="ar_AE"/>
+        </w:rPr>
+        <w:t>أمثال 1:7</w:t>
+      </w:r>
       <w:r>
         <w:rPr>
           <w:rtl/>
@@ -6266,20 +5576,14 @@
         </w:rPr>
         <w:t>يشرح بولس الآن الفكرة الأساسية في رسالته، وهي المُصالحة، أي تحويل الأعداء إلى أصدقاء واسترداد العلاقات. يستند تفكيره علي ما فعله الله من خلال المسيح ليُصالح الخطاة معه (</w:t>
       </w:r>
-      <w:hyperlink r:id="rId121">
-        <w:r>
-          <w:rPr>
-            <w:rtl/>
-            <w:cs/>
-            <w:lang w:val="ar_AE" w:bidi="ar_AE"/>
-          </w:rPr>
-          <w:rPr>
-            <w:color w:val="0000EE"/>
-            <w:u w:val="single"/>
-          </w:rPr>
-          <w:t>5:18–21</w:t>
-        </w:r>
-      </w:hyperlink>
+      <w:r>
+        <w:rPr>
+          <w:rtl/>
+          <w:cs/>
+          <w:lang w:val="ar_AE" w:bidi="ar_AE"/>
+        </w:rPr>
+        <w:t>5:18–21</w:t>
+      </w:r>
       <w:r>
         <w:rPr>
           <w:rtl/>
@@ -6288,20 +5592,14 @@
         </w:rPr>
         <w:t>). هذا الشرح مُحاط بدفاع عن خدمته الخاصة (</w:t>
       </w:r>
-      <w:hyperlink r:id="rId122">
-        <w:r>
-          <w:rPr>
-            <w:rtl/>
-            <w:cs/>
-            <w:lang w:val="ar_AE" w:bidi="ar_AE"/>
-          </w:rPr>
-          <w:rPr>
-            <w:color w:val="0000EE"/>
-            <w:u w:val="single"/>
-          </w:rPr>
-          <w:t>5:11–17</w:t>
-        </w:r>
-      </w:hyperlink>
+      <w:r>
+        <w:rPr>
+          <w:rtl/>
+          <w:cs/>
+          <w:lang w:val="ar_AE" w:bidi="ar_AE"/>
+        </w:rPr>
+        <w:t>5:11–17</w:t>
+      </w:r>
       <w:r>
         <w:rPr>
           <w:rtl/>
@@ -6310,20 +5608,14 @@
         </w:rPr>
         <w:t>) وتطبيق رسالته على الوضع في كورنثوس (</w:t>
       </w:r>
-      <w:hyperlink r:id="rId123">
-        <w:r>
-          <w:rPr>
-            <w:rtl/>
-            <w:cs/>
-            <w:lang w:val="ar_AE" w:bidi="ar_AE"/>
-          </w:rPr>
-          <w:rPr>
-            <w:color w:val="0000EE"/>
-            <w:u w:val="single"/>
-          </w:rPr>
-          <w:t>6:1–7:4</w:t>
-        </w:r>
-      </w:hyperlink>
+      <w:r>
+        <w:rPr>
+          <w:rtl/>
+          <w:cs/>
+          <w:lang w:val="ar_AE" w:bidi="ar_AE"/>
+        </w:rPr>
+        <w:t>6:1–7:4</w:t>
+      </w:r>
       <w:r>
         <w:rPr>
           <w:rtl/>
@@ -6399,20 +5691,14 @@
         </w:rPr>
         <w:t xml:space="preserve">كان المعارضين لبولس يتفاخرون بامتلاكهم خدمة رائعة ظاهرياً، لكن لم يكن لديهم قلب مُخلص للرب (قارن </w:t>
       </w:r>
-      <w:hyperlink r:id="rId124">
-        <w:r>
-          <w:rPr>
-            <w:rtl/>
-            <w:cs/>
-            <w:lang w:val="ar_AE" w:bidi="ar_AE"/>
-          </w:rPr>
-          <w:rPr>
-            <w:color w:val="0000EE"/>
-            <w:u w:val="single"/>
-          </w:rPr>
-          <w:t>1 صم 16:7</w:t>
-        </w:r>
-      </w:hyperlink>
+      <w:r>
+        <w:rPr>
+          <w:rtl/>
+          <w:cs/>
+          <w:lang w:val="ar_AE" w:bidi="ar_AE"/>
+        </w:rPr>
+        <w:t>1 صم 16:7</w:t>
+      </w:r>
       <w:r>
         <w:rPr>
           <w:rtl/>
@@ -6421,20 +5707,14 @@
         </w:rPr>
         <w:t xml:space="preserve">؛ </w:t>
       </w:r>
-      <w:hyperlink r:id="rId125">
-        <w:r>
-          <w:rPr>
-            <w:rtl/>
-            <w:cs/>
-            <w:lang w:val="ar_AE" w:bidi="ar_AE"/>
-          </w:rPr>
-          <w:rPr>
-            <w:color w:val="0000EE"/>
-            <w:u w:val="single"/>
-          </w:rPr>
-          <w:t>رو 2:28–29</w:t>
-        </w:r>
-      </w:hyperlink>
+      <w:r>
+        <w:rPr>
+          <w:rtl/>
+          <w:cs/>
+          <w:lang w:val="ar_AE" w:bidi="ar_AE"/>
+        </w:rPr>
+        <w:t>رو 2:28–29</w:t>
+      </w:r>
       <w:r>
         <w:rPr>
           <w:rtl/>
@@ -6518,20 +5798,14 @@
         </w:rPr>
         <w:t>: قد توحي هذه العبارة بأن بولس وُجهت إليه تهمه خلال زيارته السابقة إلى كورنثوس (</w:t>
       </w:r>
-      <w:hyperlink r:id="rId126">
-        <w:r>
-          <w:rPr>
-            <w:rtl/>
-            <w:cs/>
-            <w:lang w:val="ar_AE" w:bidi="ar_AE"/>
-          </w:rPr>
-          <w:rPr>
-            <w:color w:val="0000EE"/>
-            <w:u w:val="single"/>
-          </w:rPr>
-          <w:t>2:1–2</w:t>
-        </w:r>
-      </w:hyperlink>
+      <w:r>
+        <w:rPr>
+          <w:rtl/>
+          <w:cs/>
+          <w:lang w:val="ar_AE" w:bidi="ar_AE"/>
+        </w:rPr>
+        <w:t>2:1–2</w:t>
+      </w:r>
       <w:r>
         <w:rPr>
           <w:rtl/>
@@ -6540,20 +5814,14 @@
         </w:rPr>
         <w:t>)، بأنه كان يتصرف بجنون عندما أعلن بشارة الإنجيل البسيطة هناك (</w:t>
       </w:r>
-      <w:hyperlink r:id="rId127">
-        <w:r>
-          <w:rPr>
-            <w:rtl/>
-            <w:cs/>
-            <w:lang w:val="ar_AE" w:bidi="ar_AE"/>
-          </w:rPr>
-          <w:rPr>
-            <w:color w:val="0000EE"/>
-            <w:u w:val="single"/>
-          </w:rPr>
-          <w:t>1 كور 2:2</w:t>
-        </w:r>
-      </w:hyperlink>
+      <w:r>
+        <w:rPr>
+          <w:rtl/>
+          <w:cs/>
+          <w:lang w:val="ar_AE" w:bidi="ar_AE"/>
+        </w:rPr>
+        <w:t>1 كور 2:2</w:t>
+      </w:r>
       <w:r>
         <w:rPr>
           <w:rtl/>
@@ -6637,20 +5905,14 @@
         </w:rPr>
         <w:t xml:space="preserve">: يمكن أن تُشير هذه الكلمات إما إلى محبة المؤمنين للمسيح أو (على الأرجح) إلى محبة المسيح لنا، والتي تدفع المؤمنين إلى جعل المسيح معروفاً من خلال خدمتهم (انظر </w:t>
       </w:r>
-      <w:hyperlink r:id="rId128">
-        <w:r>
-          <w:rPr>
-            <w:rtl/>
-            <w:cs/>
-            <w:lang w:val="ar_AE" w:bidi="ar_AE"/>
-          </w:rPr>
-          <w:rPr>
-            <w:color w:val="0000EE"/>
-            <w:u w:val="single"/>
-          </w:rPr>
-          <w:t>1 كور 9:16</w:t>
-        </w:r>
-      </w:hyperlink>
+      <w:r>
+        <w:rPr>
+          <w:rtl/>
+          <w:cs/>
+          <w:lang w:val="ar_AE" w:bidi="ar_AE"/>
+        </w:rPr>
+        <w:t>1 كور 9:16</w:t>
+      </w:r>
       <w:r>
         <w:rPr>
           <w:rtl/>
@@ -6817,20 +6079,14 @@
         </w:rPr>
         <w:t xml:space="preserve"> فنحن الآن نعرف المسيح بشكل مختلف، فهو القائم من الأموات، والذي دشّن الخليقة الجديدة (</w:t>
       </w:r>
-      <w:hyperlink r:id="rId129">
-        <w:r>
-          <w:rPr>
-            <w:rtl/>
-            <w:cs/>
-            <w:lang w:val="ar_AE" w:bidi="ar_AE"/>
-          </w:rPr>
-          <w:rPr>
-            <w:color w:val="0000EE"/>
-            <w:u w:val="single"/>
-          </w:rPr>
-          <w:t>5:17</w:t>
-        </w:r>
-      </w:hyperlink>
+      <w:r>
+        <w:rPr>
+          <w:rtl/>
+          <w:cs/>
+          <w:lang w:val="ar_AE" w:bidi="ar_AE"/>
+        </w:rPr>
+        <w:t>5:17</w:t>
+      </w:r>
       <w:r>
         <w:rPr>
           <w:rtl/>
@@ -6839,20 +6095,14 @@
         </w:rPr>
         <w:t>)، وخلّصنا من سطوة الخطية، إذ هو رب الكون كله (</w:t>
       </w:r>
-      <w:hyperlink r:id="rId130">
-        <w:r>
-          <w:rPr>
-            <w:rtl/>
-            <w:cs/>
-            <w:lang w:val="ar_AE" w:bidi="ar_AE"/>
-          </w:rPr>
-          <w:rPr>
-            <w:color w:val="0000EE"/>
-            <w:u w:val="single"/>
-          </w:rPr>
-          <w:t>روم 1:3–4</w:t>
-        </w:r>
-      </w:hyperlink>
+      <w:r>
+        <w:rPr>
+          <w:rtl/>
+          <w:cs/>
+          <w:lang w:val="ar_AE" w:bidi="ar_AE"/>
+        </w:rPr>
+        <w:t>روم 1:3–4</w:t>
+      </w:r>
       <w:r>
         <w:rPr>
           <w:rtl/>
@@ -6861,20 +6111,14 @@
         </w:rPr>
         <w:t xml:space="preserve">; </w:t>
       </w:r>
-      <w:hyperlink r:id="rId131">
-        <w:r>
-          <w:rPr>
-            <w:rtl/>
-            <w:cs/>
-            <w:lang w:val="ar_AE" w:bidi="ar_AE"/>
-          </w:rPr>
-          <w:rPr>
-            <w:color w:val="0000EE"/>
-            <w:u w:val="single"/>
-          </w:rPr>
-          <w:t>فيل 2:6–11</w:t>
-        </w:r>
-      </w:hyperlink>
+      <w:r>
+        <w:rPr>
+          <w:rtl/>
+          <w:cs/>
+          <w:lang w:val="ar_AE" w:bidi="ar_AE"/>
+        </w:rPr>
+        <w:t>فيل 2:6–11</w:t>
+      </w:r>
       <w:r>
         <w:rPr>
           <w:rtl/>
@@ -6883,20 +6127,14 @@
         </w:rPr>
         <w:t xml:space="preserve">; </w:t>
       </w:r>
-      <w:hyperlink r:id="rId132">
-        <w:r>
-          <w:rPr>
-            <w:rtl/>
-            <w:cs/>
-            <w:lang w:val="ar_AE" w:bidi="ar_AE"/>
-          </w:rPr>
-          <w:rPr>
-            <w:color w:val="0000EE"/>
-            <w:u w:val="single"/>
-          </w:rPr>
-          <w:t>كول 1:15–20</w:t>
-        </w:r>
-      </w:hyperlink>
+      <w:r>
+        <w:rPr>
+          <w:rtl/>
+          <w:cs/>
+          <w:lang w:val="ar_AE" w:bidi="ar_AE"/>
+        </w:rPr>
+        <w:t>كول 1:15–20</w:t>
+      </w:r>
       <w:r>
         <w:rPr>
           <w:rtl/>
@@ -7055,20 +6293,14 @@
         </w:rPr>
         <w:t xml:space="preserve">أعظم إمتياز للمؤمنين هو أن يكونوا سفراء للمسيح (انظر </w:t>
       </w:r>
-      <w:hyperlink r:id="rId133">
-        <w:r>
-          <w:rPr>
-            <w:rtl/>
-            <w:cs/>
-            <w:lang w:val="ar_AE" w:bidi="ar_AE"/>
-          </w:rPr>
-          <w:rPr>
-            <w:color w:val="0000EE"/>
-            <w:u w:val="single"/>
-          </w:rPr>
-          <w:t>أفسس 6:20</w:t>
-        </w:r>
-      </w:hyperlink>
+      <w:r>
+        <w:rPr>
+          <w:rtl/>
+          <w:cs/>
+          <w:lang w:val="ar_AE" w:bidi="ar_AE"/>
+        </w:rPr>
+        <w:t>أفسس 6:20</w:t>
+      </w:r>
       <w:r>
         <w:rPr>
           <w:rtl/>
@@ -7109,20 +6341,14 @@
         </w:rPr>
         <w:t xml:space="preserve"> (انظر </w:t>
       </w:r>
-      <w:hyperlink r:id="rId134">
-        <w:r>
-          <w:rPr>
-            <w:rtl/>
-            <w:cs/>
-            <w:lang w:val="ar_AE" w:bidi="ar_AE"/>
-          </w:rPr>
-          <w:rPr>
-            <w:color w:val="0000EE"/>
-            <w:u w:val="single"/>
-          </w:rPr>
-          <w:t>رومية 5:1–11</w:t>
-        </w:r>
-      </w:hyperlink>
+      <w:r>
+        <w:rPr>
+          <w:rtl/>
+          <w:cs/>
+          <w:lang w:val="ar_AE" w:bidi="ar_AE"/>
+        </w:rPr>
+        <w:t>رومية 5:1–11</w:t>
+      </w:r>
       <w:r>
         <w:rPr>
           <w:rtl/>
@@ -7131,20 +6357,14 @@
         </w:rPr>
         <w:t xml:space="preserve">; </w:t>
       </w:r>
-      <w:hyperlink r:id="rId135">
-        <w:r>
-          <w:rPr>
-            <w:rtl/>
-            <w:cs/>
-            <w:lang w:val="ar_AE" w:bidi="ar_AE"/>
-          </w:rPr>
-          <w:rPr>
-            <w:color w:val="0000EE"/>
-            <w:u w:val="single"/>
-          </w:rPr>
-          <w:t>أفسس 2:11–22</w:t>
-        </w:r>
-      </w:hyperlink>
+      <w:r>
+        <w:rPr>
+          <w:rtl/>
+          <w:cs/>
+          <w:lang w:val="ar_AE" w:bidi="ar_AE"/>
+        </w:rPr>
+        <w:t>أفسس 2:11–22</w:t>
+      </w:r>
       <w:r>
         <w:rPr>
           <w:rtl/>
@@ -7153,20 +6373,14 @@
         </w:rPr>
         <w:t xml:space="preserve">; </w:t>
       </w:r>
-      <w:hyperlink r:id="rId136">
-        <w:r>
-          <w:rPr>
-            <w:rtl/>
-            <w:cs/>
-            <w:lang w:val="ar_AE" w:bidi="ar_AE"/>
-          </w:rPr>
-          <w:rPr>
-            <w:color w:val="0000EE"/>
-            <w:u w:val="single"/>
-          </w:rPr>
-          <w:t>كولوسي 1:15–23</w:t>
-        </w:r>
-      </w:hyperlink>
+      <w:r>
+        <w:rPr>
+          <w:rtl/>
+          <w:cs/>
+          <w:lang w:val="ar_AE" w:bidi="ar_AE"/>
+        </w:rPr>
+        <w:t>كولوسي 1:15–23</w:t>
+      </w:r>
       <w:r>
         <w:rPr>
           <w:rtl/>
@@ -7175,20 +6389,14 @@
         </w:rPr>
         <w:t xml:space="preserve">). والشهادة المسيحية تحمل هذا النداء في قلبها. لقد كان بولس يطلب من أهل كورونثوس المتمردين الانضمام إليه (انظر </w:t>
       </w:r>
-      <w:hyperlink r:id="rId137">
-        <w:r>
-          <w:rPr>
-            <w:rtl/>
-            <w:cs/>
-            <w:lang w:val="ar_AE" w:bidi="ar_AE"/>
-          </w:rPr>
-          <w:rPr>
-            <w:color w:val="0000EE"/>
-            <w:u w:val="single"/>
-          </w:rPr>
-          <w:t>2 كورنثوس 6:1</w:t>
-        </w:r>
-      </w:hyperlink>
+      <w:r>
+        <w:rPr>
+          <w:rtl/>
+          <w:cs/>
+          <w:lang w:val="ar_AE" w:bidi="ar_AE"/>
+        </w:rPr>
+        <w:t>2 كورنثوس 6:1</w:t>
+      </w:r>
       <w:r>
         <w:rPr>
           <w:rtl/>
@@ -7264,20 +6472,14 @@
         </w:rPr>
         <w:t>صار المسيح ذبيحة خطية نيابة عنا على الصليب عندما أخذ عقوبة الخطية على نفسه ومات موت المجرمين. فقد قام بذلك رغم أنه لم يخطئ أبداً (</w:t>
       </w:r>
-      <w:hyperlink r:id="rId138">
-        <w:r>
-          <w:rPr>
-            <w:rtl/>
-            <w:cs/>
-            <w:lang w:val="ar_AE" w:bidi="ar_AE"/>
-          </w:rPr>
-          <w:rPr>
-            <w:color w:val="0000EE"/>
-            <w:u w:val="single"/>
-          </w:rPr>
-          <w:t>يوحنا 8:46</w:t>
-        </w:r>
-      </w:hyperlink>
+      <w:r>
+        <w:rPr>
+          <w:rtl/>
+          <w:cs/>
+          <w:lang w:val="ar_AE" w:bidi="ar_AE"/>
+        </w:rPr>
+        <w:t>يوحنا 8:46</w:t>
+      </w:r>
       <w:r>
         <w:rPr>
           <w:rtl/>
@@ -7286,20 +6488,14 @@
         </w:rPr>
         <w:t xml:space="preserve">؛ </w:t>
       </w:r>
-      <w:hyperlink r:id="rId139">
-        <w:r>
-          <w:rPr>
-            <w:rtl/>
-            <w:cs/>
-            <w:lang w:val="ar_AE" w:bidi="ar_AE"/>
-          </w:rPr>
-          <w:rPr>
-            <w:color w:val="0000EE"/>
-            <w:u w:val="single"/>
-          </w:rPr>
-          <w:t>1 بط 2:22</w:t>
-        </w:r>
-      </w:hyperlink>
+      <w:r>
+        <w:rPr>
+          <w:rtl/>
+          <w:cs/>
+          <w:lang w:val="ar_AE" w:bidi="ar_AE"/>
+        </w:rPr>
+        <w:t>1 بط 2:22</w:t>
+      </w:r>
       <w:r>
         <w:rPr>
           <w:rtl/>
@@ -7308,20 +6504,14 @@
         </w:rPr>
         <w:t xml:space="preserve">؛ </w:t>
       </w:r>
-      <w:hyperlink r:id="rId140">
-        <w:r>
-          <w:rPr>
-            <w:rtl/>
-            <w:cs/>
-            <w:lang w:val="ar_AE" w:bidi="ar_AE"/>
-          </w:rPr>
-          <w:rPr>
-            <w:color w:val="0000EE"/>
-            <w:u w:val="single"/>
-          </w:rPr>
-          <w:t>1 يو 3:5</w:t>
-        </w:r>
-      </w:hyperlink>
+      <w:r>
+        <w:rPr>
+          <w:rtl/>
+          <w:cs/>
+          <w:lang w:val="ar_AE" w:bidi="ar_AE"/>
+        </w:rPr>
+        <w:t>1 يو 3:5</w:t>
+      </w:r>
       <w:r>
         <w:rPr>
           <w:rtl/>
@@ -7330,20 +6520,14 @@
         </w:rPr>
         <w:t xml:space="preserve">)، حتي يُقربنا الآب إلى نفسه ونكون في علاقة صحيحة معه (انظر </w:t>
       </w:r>
-      <w:hyperlink r:id="rId141">
-        <w:r>
-          <w:rPr>
-            <w:rtl/>
-            <w:cs/>
-            <w:lang w:val="ar_AE" w:bidi="ar_AE"/>
-          </w:rPr>
-          <w:rPr>
-            <w:color w:val="0000EE"/>
-            <w:u w:val="single"/>
-          </w:rPr>
-          <w:t>غل 3:13</w:t>
-        </w:r>
-      </w:hyperlink>
+      <w:r>
+        <w:rPr>
+          <w:rtl/>
+          <w:cs/>
+          <w:lang w:val="ar_AE" w:bidi="ar_AE"/>
+        </w:rPr>
+        <w:t>غل 3:13</w:t>
+      </w:r>
       <w:r>
         <w:rPr>
           <w:rtl/>
@@ -7517,20 +6701,14 @@
         </w:rPr>
         <w:t xml:space="preserve">يؤكد هذا الاقتباس من </w:t>
       </w:r>
-      <w:hyperlink r:id="rId142">
-        <w:r>
-          <w:rPr>
-            <w:rtl/>
-            <w:cs/>
-            <w:lang w:val="ar_AE" w:bidi="ar_AE"/>
-          </w:rPr>
-          <w:rPr>
-            <w:color w:val="0000EE"/>
-            <w:u w:val="single"/>
-          </w:rPr>
-          <w:t>إشعياء 49:8</w:t>
-        </w:r>
-      </w:hyperlink>
+      <w:r>
+        <w:rPr>
+          <w:rtl/>
+          <w:cs/>
+          <w:lang w:val="ar_AE" w:bidi="ar_AE"/>
+        </w:rPr>
+        <w:t>إشعياء 49:8</w:t>
+      </w:r>
       <w:r>
         <w:rPr>
           <w:rtl/>
@@ -7606,20 +6784,14 @@
         </w:rPr>
         <w:t xml:space="preserve">يعطينا بولس صورة واضحة عن الصعوبات والمحن التي واجهها في خدمته (قارن </w:t>
       </w:r>
-      <w:hyperlink r:id="rId143">
-        <w:r>
-          <w:rPr>
-            <w:rtl/>
-            <w:cs/>
-            <w:lang w:val="ar_AE" w:bidi="ar_AE"/>
-          </w:rPr>
-          <w:rPr>
-            <w:color w:val="0000EE"/>
-            <w:u w:val="single"/>
-          </w:rPr>
-          <w:t>4:7–18</w:t>
-        </w:r>
-      </w:hyperlink>
+      <w:r>
+        <w:rPr>
+          <w:rtl/>
+          <w:cs/>
+          <w:lang w:val="ar_AE" w:bidi="ar_AE"/>
+        </w:rPr>
+        <w:t>4:7–18</w:t>
+      </w:r>
       <w:r>
         <w:rPr>
           <w:rtl/>
@@ -7628,20 +6800,14 @@
         </w:rPr>
         <w:t xml:space="preserve">). ويذكر لنا تسع محن، أغلبها موثق في سفر أعمال الرسل (مثلاً، </w:t>
       </w:r>
-      <w:hyperlink r:id="rId144">
-        <w:r>
-          <w:rPr>
-            <w:rtl/>
-            <w:cs/>
-            <w:lang w:val="ar_AE" w:bidi="ar_AE"/>
-          </w:rPr>
-          <w:rPr>
-            <w:color w:val="0000EE"/>
-            <w:u w:val="single"/>
-          </w:rPr>
-          <w:t>أعمال 14:5–6</w:t>
-        </w:r>
-      </w:hyperlink>
+      <w:r>
+        <w:rPr>
+          <w:rtl/>
+          <w:cs/>
+          <w:lang w:val="ar_AE" w:bidi="ar_AE"/>
+        </w:rPr>
+        <w:t>أعمال 14:5–6</w:t>
+      </w:r>
       <w:r>
         <w:rPr>
           <w:rtl/>
@@ -7650,20 +6816,14 @@
         </w:rPr>
         <w:t xml:space="preserve">، </w:t>
       </w:r>
-      <w:hyperlink r:id="rId145">
-        <w:r>
-          <w:rPr>
-            <w:rtl/>
-            <w:cs/>
-            <w:lang w:val="ar_AE" w:bidi="ar_AE"/>
-          </w:rPr>
-          <w:rPr>
-            <w:color w:val="0000EE"/>
-            <w:u w:val="single"/>
-          </w:rPr>
-          <w:t>19–20</w:t>
-        </w:r>
-      </w:hyperlink>
+      <w:r>
+        <w:rPr>
+          <w:rtl/>
+          <w:cs/>
+          <w:lang w:val="ar_AE" w:bidi="ar_AE"/>
+        </w:rPr>
+        <w:t>19–20</w:t>
+      </w:r>
       <w:r>
         <w:rPr>
           <w:rtl/>
@@ -7672,20 +6832,14 @@
         </w:rPr>
         <w:t xml:space="preserve">؛ </w:t>
       </w:r>
-      <w:hyperlink r:id="rId146">
-        <w:r>
-          <w:rPr>
-            <w:rtl/>
-            <w:cs/>
-            <w:lang w:val="ar_AE" w:bidi="ar_AE"/>
-          </w:rPr>
-          <w:rPr>
-            <w:color w:val="0000EE"/>
-            <w:u w:val="single"/>
-          </w:rPr>
-          <w:t>16:19–24</w:t>
-        </w:r>
-      </w:hyperlink>
+      <w:r>
+        <w:rPr>
+          <w:rtl/>
+          <w:cs/>
+          <w:lang w:val="ar_AE" w:bidi="ar_AE"/>
+        </w:rPr>
+        <w:t>16:19–24</w:t>
+      </w:r>
       <w:r>
         <w:rPr>
           <w:rtl/>
@@ -7694,20 +6848,14 @@
         </w:rPr>
         <w:t xml:space="preserve">؛ </w:t>
       </w:r>
-      <w:hyperlink r:id="rId147">
-        <w:r>
-          <w:rPr>
-            <w:rtl/>
-            <w:cs/>
-            <w:lang w:val="ar_AE" w:bidi="ar_AE"/>
-          </w:rPr>
-          <w:rPr>
-            <w:color w:val="0000EE"/>
-            <w:u w:val="single"/>
-          </w:rPr>
-          <w:t>21:30–36</w:t>
-        </w:r>
-      </w:hyperlink>
+      <w:r>
+        <w:rPr>
+          <w:rtl/>
+          <w:cs/>
+          <w:lang w:val="ar_AE" w:bidi="ar_AE"/>
+        </w:rPr>
+        <w:t>21:30–36</w:t>
+      </w:r>
       <w:r>
         <w:rPr>
           <w:rtl/>
@@ -7716,20 +6864,14 @@
         </w:rPr>
         <w:t>). فقد أثبت بولس وتيموثاوس (</w:t>
       </w:r>
-      <w:hyperlink r:id="rId148">
-        <w:r>
-          <w:rPr>
-            <w:rtl/>
-            <w:cs/>
-            <w:lang w:val="ar_AE" w:bidi="ar_AE"/>
-          </w:rPr>
-          <w:rPr>
-            <w:color w:val="0000EE"/>
-            <w:u w:val="single"/>
-          </w:rPr>
-          <w:t>2 كور 1:1</w:t>
-        </w:r>
-      </w:hyperlink>
+      <w:r>
+        <w:rPr>
+          <w:rtl/>
+          <w:cs/>
+          <w:lang w:val="ar_AE" w:bidi="ar_AE"/>
+        </w:rPr>
+        <w:t>2 كور 1:1</w:t>
+      </w:r>
       <w:r>
         <w:rPr>
           <w:rtl/>
@@ -7967,20 +7109,14 @@
         </w:rPr>
         <w:t xml:space="preserve"> تستمر هذه المشاعر في </w:t>
       </w:r>
-      <w:hyperlink r:id="rId149">
-        <w:r>
-          <w:rPr>
-            <w:rtl/>
-            <w:cs/>
-            <w:lang w:val="ar_AE" w:bidi="ar_AE"/>
-          </w:rPr>
-          <w:rPr>
-            <w:color w:val="0000EE"/>
-            <w:u w:val="single"/>
-          </w:rPr>
-          <w:t>7:2</w:t>
-        </w:r>
-      </w:hyperlink>
+      <w:r>
+        <w:rPr>
+          <w:rtl/>
+          <w:cs/>
+          <w:lang w:val="ar_AE" w:bidi="ar_AE"/>
+        </w:rPr>
+        <w:t>7:2</w:t>
+      </w:r>
       <w:r>
         <w:rPr>
           <w:rtl/>
@@ -8096,20 +7232,14 @@
         </w:rPr>
         <w:t>: هذه التعليمات تستند إلي القوانين اليهودية التي تمنع الخلط أو المزج بين بعض الأشياء المحددة (</w:t>
       </w:r>
-      <w:hyperlink r:id="rId150">
-        <w:r>
-          <w:rPr>
-            <w:rtl/>
-            <w:cs/>
-            <w:lang w:val="ar_AE" w:bidi="ar_AE"/>
-          </w:rPr>
-          <w:rPr>
-            <w:color w:val="0000EE"/>
-            <w:u w:val="single"/>
-          </w:rPr>
-          <w:t>لاويين 19:19</w:t>
-        </w:r>
-      </w:hyperlink>
+      <w:r>
+        <w:rPr>
+          <w:rtl/>
+          <w:cs/>
+          <w:lang w:val="ar_AE" w:bidi="ar_AE"/>
+        </w:rPr>
+        <w:t>لاويين 19:19</w:t>
+      </w:r>
       <w:r>
         <w:rPr>
           <w:rtl/>
@@ -8118,20 +7248,14 @@
         </w:rPr>
         <w:t xml:space="preserve">; </w:t>
       </w:r>
-      <w:hyperlink r:id="rId151">
-        <w:r>
-          <w:rPr>
-            <w:rtl/>
-            <w:cs/>
-            <w:lang w:val="ar_AE" w:bidi="ar_AE"/>
-          </w:rPr>
-          <w:rPr>
-            <w:color w:val="0000EE"/>
-            <w:u w:val="single"/>
-          </w:rPr>
-          <w:t>تثنية 22:10</w:t>
-        </w:r>
-      </w:hyperlink>
+      <w:r>
+        <w:rPr>
+          <w:rtl/>
+          <w:cs/>
+          <w:lang w:val="ar_AE" w:bidi="ar_AE"/>
+        </w:rPr>
+        <w:t>تثنية 22:10</w:t>
+      </w:r>
       <w:r>
         <w:rPr>
           <w:rtl/>
@@ -8140,20 +7264,14 @@
         </w:rPr>
         <w:t xml:space="preserve">). كان بولس في الغالب يُشير إلى انخراط أهل كورونثوس في بعض العادات الوثنية (انظر </w:t>
       </w:r>
-      <w:hyperlink r:id="rId152">
-        <w:r>
-          <w:rPr>
-            <w:rtl/>
-            <w:cs/>
-            <w:lang w:val="ar_AE" w:bidi="ar_AE"/>
-          </w:rPr>
-          <w:rPr>
-            <w:color w:val="0000EE"/>
-            <w:u w:val="single"/>
-          </w:rPr>
-          <w:t>1 كورنثوس 8–10</w:t>
-        </w:r>
-      </w:hyperlink>
+      <w:r>
+        <w:rPr>
+          <w:rtl/>
+          <w:cs/>
+          <w:lang w:val="ar_AE" w:bidi="ar_AE"/>
+        </w:rPr>
+        <w:t>1 كورنثوس 8–10</w:t>
+      </w:r>
       <w:r>
         <w:rPr>
           <w:rtl/>
@@ -8162,20 +7280,14 @@
         </w:rPr>
         <w:t xml:space="preserve">; قارن </w:t>
       </w:r>
-      <w:hyperlink r:id="rId153">
-        <w:r>
-          <w:rPr>
-            <w:rtl/>
-            <w:cs/>
-            <w:lang w:val="ar_AE" w:bidi="ar_AE"/>
-          </w:rPr>
-          <w:rPr>
-            <w:color w:val="0000EE"/>
-            <w:u w:val="single"/>
-          </w:rPr>
-          <w:t>1 كورنثوس 10:14–22</w:t>
-        </w:r>
-      </w:hyperlink>
+      <w:r>
+        <w:rPr>
+          <w:rtl/>
+          <w:cs/>
+          <w:lang w:val="ar_AE" w:bidi="ar_AE"/>
+        </w:rPr>
+        <w:t>1 كورنثوس 10:14–22</w:t>
+      </w:r>
       <w:r>
         <w:rPr>
           <w:rtl/>
@@ -8251,20 +7363,14 @@
         </w:rPr>
         <w:t xml:space="preserve">إن العلاقة بين </w:t>
       </w:r>
-      <w:hyperlink r:id="rId154">
-        <w:r>
-          <w:rPr>
-            <w:rtl/>
-            <w:cs/>
-            <w:lang w:val="ar_AE" w:bidi="ar_AE"/>
-          </w:rPr>
-          <w:rPr>
-            <w:color w:val="0000EE"/>
-            <w:u w:val="single"/>
-          </w:rPr>
-          <w:t>6:13</w:t>
-        </w:r>
-      </w:hyperlink>
+      <w:r>
+        <w:rPr>
+          <w:rtl/>
+          <w:cs/>
+          <w:lang w:val="ar_AE" w:bidi="ar_AE"/>
+        </w:rPr>
+        <w:t>6:13</w:t>
+      </w:r>
       <w:r>
         <w:rPr>
           <w:rtl/>
@@ -8273,20 +7379,14 @@
         </w:rPr>
         <w:t xml:space="preserve"> و</w:t>
       </w:r>
-      <w:hyperlink r:id="rId149">
-        <w:r>
-          <w:rPr>
-            <w:rtl/>
-            <w:cs/>
-            <w:lang w:val="ar_AE" w:bidi="ar_AE"/>
-          </w:rPr>
-          <w:rPr>
-            <w:color w:val="0000EE"/>
-            <w:u w:val="single"/>
-          </w:rPr>
-          <w:t>7:2</w:t>
-        </w:r>
-      </w:hyperlink>
+      <w:r>
+        <w:rPr>
+          <w:rtl/>
+          <w:cs/>
+          <w:lang w:val="ar_AE" w:bidi="ar_AE"/>
+        </w:rPr>
+        <w:t>7:2</w:t>
+      </w:r>
       <w:r>
         <w:rPr>
           <w:rtl/>
@@ -8295,20 +7395,14 @@
         </w:rPr>
         <w:t xml:space="preserve"> دفعت العديد من العلماء إلى الاستنتاج بأن </w:t>
       </w:r>
-      <w:hyperlink r:id="rId155">
-        <w:r>
-          <w:rPr>
-            <w:rtl/>
-            <w:cs/>
-            <w:lang w:val="ar_AE" w:bidi="ar_AE"/>
-          </w:rPr>
-          <w:rPr>
-            <w:color w:val="0000EE"/>
-            <w:u w:val="single"/>
-          </w:rPr>
-          <w:t>6:14–7:1</w:t>
-        </w:r>
-      </w:hyperlink>
+      <w:r>
+        <w:rPr>
+          <w:rtl/>
+          <w:cs/>
+          <w:lang w:val="ar_AE" w:bidi="ar_AE"/>
+        </w:rPr>
+        <w:t>6:14–7:1</w:t>
+      </w:r>
       <w:r>
         <w:rPr>
           <w:rtl/>
@@ -8317,20 +7411,14 @@
         </w:rPr>
         <w:t xml:space="preserve"> هو ربما إقتباس من رسالة أخرى، مثل تلك التي أشار إليها بولس في (</w:t>
       </w:r>
-      <w:hyperlink r:id="rId156">
-        <w:r>
-          <w:rPr>
-            <w:rtl/>
-            <w:cs/>
-            <w:lang w:val="ar_AE" w:bidi="ar_AE"/>
-          </w:rPr>
-          <w:rPr>
-            <w:color w:val="0000EE"/>
-            <w:u w:val="single"/>
-          </w:rPr>
-          <w:t>1 كور 5:9</w:t>
-        </w:r>
-      </w:hyperlink>
+      <w:r>
+        <w:rPr>
+          <w:rtl/>
+          <w:cs/>
+          <w:lang w:val="ar_AE" w:bidi="ar_AE"/>
+        </w:rPr>
+        <w:t>1 كور 5:9</w:t>
+      </w:r>
       <w:r>
         <w:rPr>
           <w:rtl/>
@@ -8487,20 +7575,14 @@
         </w:rPr>
         <w:t>يُشكّل المؤمنون معاً هيكل الله الحي، حيث يسكن فيهم الروح القدوس، ولذلك فهم مقدَّسون (</w:t>
       </w:r>
-      <w:hyperlink r:id="rId157">
-        <w:r>
-          <w:rPr>
-            <w:rtl/>
-            <w:cs/>
-            <w:lang w:val="ar_AE" w:bidi="ar_AE"/>
-          </w:rPr>
-          <w:rPr>
-            <w:color w:val="0000EE"/>
-            <w:u w:val="single"/>
-          </w:rPr>
-          <w:t>١ كو ٣:١٦</w:t>
-        </w:r>
-      </w:hyperlink>
+      <w:r>
+        <w:rPr>
+          <w:rtl/>
+          <w:cs/>
+          <w:lang w:val="ar_AE" w:bidi="ar_AE"/>
+        </w:rPr>
+        <w:t>١ كو ٣:١٦</w:t>
+      </w:r>
       <w:r>
         <w:rPr>
           <w:rtl/>
@@ -8509,20 +7591,14 @@
         </w:rPr>
         <w:t xml:space="preserve">؛ </w:t>
       </w:r>
-      <w:hyperlink r:id="rId158">
-        <w:r>
-          <w:rPr>
-            <w:rtl/>
-            <w:cs/>
-            <w:lang w:val="ar_AE" w:bidi="ar_AE"/>
-          </w:rPr>
-          <w:rPr>
-            <w:color w:val="0000EE"/>
-            <w:u w:val="single"/>
-          </w:rPr>
-          <w:t>١ بط ٢:١–١٠</w:t>
-        </w:r>
-      </w:hyperlink>
+      <w:r>
+        <w:rPr>
+          <w:rtl/>
+          <w:cs/>
+          <w:lang w:val="ar_AE" w:bidi="ar_AE"/>
+        </w:rPr>
+        <w:t>١ بط ٢:١–١٠</w:t>
+      </w:r>
       <w:r>
         <w:rPr>
           <w:rtl/>
@@ -8598,20 +7674,14 @@
         </w:rPr>
         <w:t xml:space="preserve">أخذ بولس هذا الاقتباس من </w:t>
       </w:r>
-      <w:hyperlink r:id="rId159">
-        <w:r>
-          <w:rPr>
-            <w:rtl/>
-            <w:cs/>
-            <w:lang w:val="ar_AE" w:bidi="ar_AE"/>
-          </w:rPr>
-          <w:rPr>
-            <w:color w:val="0000EE"/>
-            <w:u w:val="single"/>
-          </w:rPr>
-          <w:t>2 صم 7:14</w:t>
-        </w:r>
-      </w:hyperlink>
+      <w:r>
+        <w:rPr>
+          <w:rtl/>
+          <w:cs/>
+          <w:lang w:val="ar_AE" w:bidi="ar_AE"/>
+        </w:rPr>
+        <w:t>2 صم 7:14</w:t>
+      </w:r>
       <w:r>
         <w:rPr>
           <w:rtl/>
@@ -8636,20 +7706,14 @@
         </w:rPr>
         <w:t xml:space="preserve">" (قارن </w:t>
       </w:r>
-      <w:hyperlink r:id="rId160">
-        <w:r>
-          <w:rPr>
-            <w:rtl/>
-            <w:cs/>
-            <w:lang w:val="ar_AE" w:bidi="ar_AE"/>
-          </w:rPr>
-          <w:rPr>
-            <w:color w:val="0000EE"/>
-            <w:u w:val="single"/>
-          </w:rPr>
-          <w:t>إش 43:6</w:t>
-        </w:r>
-      </w:hyperlink>
+      <w:r>
+        <w:rPr>
+          <w:rtl/>
+          <w:cs/>
+          <w:lang w:val="ar_AE" w:bidi="ar_AE"/>
+        </w:rPr>
+        <w:t>إش 43:6</w:t>
+      </w:r>
       <w:r>
         <w:rPr>
           <w:rtl/>
@@ -8832,20 +7896,14 @@
         </w:rPr>
         <w:t xml:space="preserve">: يعود الرسول بولس ليستكمل النداء الذي كان بدأه في </w:t>
       </w:r>
-      <w:hyperlink r:id="rId161">
-        <w:r>
-          <w:rPr>
-            <w:rtl/>
-            <w:cs/>
-            <w:lang w:val="ar_AE" w:bidi="ar_AE"/>
-          </w:rPr>
-          <w:rPr>
-            <w:color w:val="0000EE"/>
-            <w:u w:val="single"/>
-          </w:rPr>
-          <w:t>6:11–13</w:t>
-        </w:r>
-      </w:hyperlink>
+      <w:r>
+        <w:rPr>
+          <w:rtl/>
+          <w:cs/>
+          <w:lang w:val="ar_AE" w:bidi="ar_AE"/>
+        </w:rPr>
+        <w:t>6:11–13</w:t>
+      </w:r>
       <w:r>
         <w:rPr>
           <w:rtl/>
@@ -8870,20 +7928,14 @@
         </w:rPr>
         <w:t>). كان لدى بولس اهتمام عميق بالكنائس (</w:t>
       </w:r>
-      <w:hyperlink r:id="rId162">
-        <w:r>
-          <w:rPr>
-            <w:rtl/>
-            <w:cs/>
-            <w:lang w:val="ar_AE" w:bidi="ar_AE"/>
-          </w:rPr>
-          <w:rPr>
-            <w:color w:val="0000EE"/>
-            <w:u w:val="single"/>
-          </w:rPr>
-          <w:t>11:28</w:t>
-        </w:r>
-      </w:hyperlink>
+      <w:r>
+        <w:rPr>
+          <w:rtl/>
+          <w:cs/>
+          <w:lang w:val="ar_AE" w:bidi="ar_AE"/>
+        </w:rPr>
+        <w:t>11:28</w:t>
+      </w:r>
       <w:r>
         <w:rPr>
           <w:rtl/>
@@ -8975,20 +8027,14 @@
         </w:rPr>
         <w:t>قد تشير جميع مشاكلنا إلى الصعوبات الكثيرة التي مرر بها بولس (</w:t>
       </w:r>
-      <w:hyperlink r:id="rId163">
-        <w:r>
-          <w:rPr>
-            <w:rtl/>
-            <w:cs/>
-            <w:lang w:val="ar_AE" w:bidi="ar_AE"/>
-          </w:rPr>
-          <w:rPr>
-            <w:color w:val="0000EE"/>
-            <w:u w:val="single"/>
-          </w:rPr>
-          <w:t>6:5</w:t>
-        </w:r>
-      </w:hyperlink>
+      <w:r>
+        <w:rPr>
+          <w:rtl/>
+          <w:cs/>
+          <w:lang w:val="ar_AE" w:bidi="ar_AE"/>
+        </w:rPr>
+        <w:t>6:5</w:t>
+      </w:r>
       <w:r>
         <w:rPr>
           <w:rtl/>
@@ -8997,20 +8043,14 @@
         </w:rPr>
         <w:t xml:space="preserve">) أو المشاكل التي واجهها مع أهل كورونثوس. في كلتا الحالتين، شعر بولس بفرح غامر لأن رد فعل الكنيسة منحه تشجيعاً عظيماً (كما يوضح في </w:t>
       </w:r>
-      <w:hyperlink r:id="rId164">
-        <w:r>
-          <w:rPr>
-            <w:rtl/>
-            <w:cs/>
-            <w:lang w:val="ar_AE" w:bidi="ar_AE"/>
-          </w:rPr>
-          <w:rPr>
-            <w:color w:val="0000EE"/>
-            <w:u w:val="single"/>
-          </w:rPr>
-          <w:t>7:5–16</w:t>
-        </w:r>
-      </w:hyperlink>
+      <w:r>
+        <w:rPr>
+          <w:rtl/>
+          <w:cs/>
+          <w:lang w:val="ar_AE" w:bidi="ar_AE"/>
+        </w:rPr>
+        <w:t>7:5–16</w:t>
+      </w:r>
       <w:r>
         <w:rPr>
           <w:rtl/>
@@ -9102,20 +8142,14 @@
         </w:rPr>
         <w:t xml:space="preserve">؛ </w:t>
       </w:r>
-      <w:hyperlink r:id="rId165">
-        <w:r>
-          <w:rPr>
-            <w:rtl/>
-            <w:cs/>
-            <w:lang w:val="ar_AE" w:bidi="ar_AE"/>
-          </w:rPr>
-          <w:rPr>
-            <w:color w:val="0000EE"/>
-            <w:u w:val="single"/>
-          </w:rPr>
-          <w:t>أعمال 20:1–2</w:t>
-        </w:r>
-      </w:hyperlink>
+      <w:r>
+        <w:rPr>
+          <w:rtl/>
+          <w:cs/>
+          <w:lang w:val="ar_AE" w:bidi="ar_AE"/>
+        </w:rPr>
+        <w:t>أعمال 20:1–2</w:t>
+      </w:r>
       <w:r>
         <w:rPr>
           <w:rtl/>
@@ -9140,20 +8174,14 @@
         </w:rPr>
         <w:t xml:space="preserve"> (نفس الكلمة اليونانية المذكورة في </w:t>
       </w:r>
-      <w:hyperlink r:id="rId166">
-        <w:r>
-          <w:rPr>
-            <w:rtl/>
-            <w:cs/>
-            <w:lang w:val="ar_AE" w:bidi="ar_AE"/>
-          </w:rPr>
-          <w:rPr>
-            <w:color w:val="0000EE"/>
-            <w:u w:val="single"/>
-          </w:rPr>
-          <w:t>2 كور 2:13</w:t>
-        </w:r>
-      </w:hyperlink>
+      <w:r>
+        <w:rPr>
+          <w:rtl/>
+          <w:cs/>
+          <w:lang w:val="ar_AE" w:bidi="ar_AE"/>
+        </w:rPr>
+        <w:t>2 كور 2:13</w:t>
+      </w:r>
       <w:r>
         <w:rPr>
           <w:rtl/>
@@ -9162,20 +8190,14 @@
         </w:rPr>
         <w:t xml:space="preserve">، بمعني "سلام داخلي") بل واجه صعوبات ونزاعات ومخاوف. لقد شعر بالإحباط، لكن الله الذي يعزي الحزانى منحه التشجيع (قارن </w:t>
       </w:r>
-      <w:hyperlink r:id="rId167">
-        <w:r>
-          <w:rPr>
-            <w:rtl/>
-            <w:cs/>
-            <w:lang w:val="ar_AE" w:bidi="ar_AE"/>
-          </w:rPr>
-          <w:rPr>
-            <w:color w:val="0000EE"/>
-            <w:u w:val="single"/>
-          </w:rPr>
-          <w:t>مز 42:5–6</w:t>
-        </w:r>
-      </w:hyperlink>
+      <w:r>
+        <w:rPr>
+          <w:rtl/>
+          <w:cs/>
+          <w:lang w:val="ar_AE" w:bidi="ar_AE"/>
+        </w:rPr>
+        <w:t>مز 42:5–6</w:t>
+      </w:r>
       <w:r>
         <w:rPr>
           <w:rtl/>
@@ -9184,20 +8206,14 @@
         </w:rPr>
         <w:t xml:space="preserve">). وصل تيطس من كورنثوس بأخبار تفيد بأن رسالة بولس (انظر </w:t>
       </w:r>
-      <w:hyperlink r:id="rId168">
-        <w:r>
-          <w:rPr>
-            <w:rtl/>
-            <w:cs/>
-            <w:lang w:val="ar_AE" w:bidi="ar_AE"/>
-          </w:rPr>
-          <w:rPr>
-            <w:color w:val="0000EE"/>
-            <w:u w:val="single"/>
-          </w:rPr>
-          <w:t>2 كور 2:3–4</w:t>
-        </w:r>
-      </w:hyperlink>
+      <w:r>
+        <w:rPr>
+          <w:rtl/>
+          <w:cs/>
+          <w:lang w:val="ar_AE" w:bidi="ar_AE"/>
+        </w:rPr>
+        <w:t>2 كور 2:3–4</w:t>
+      </w:r>
       <w:r>
         <w:rPr>
           <w:rtl/>
@@ -9206,20 +8222,14 @@
         </w:rPr>
         <w:t>) قد حققت هدفها (</w:t>
       </w:r>
-      <w:hyperlink r:id="rId169">
-        <w:r>
-          <w:rPr>
-            <w:rtl/>
-            <w:cs/>
-            <w:lang w:val="ar_AE" w:bidi="ar_AE"/>
-          </w:rPr>
-          <w:rPr>
-            <w:color w:val="0000EE"/>
-            <w:u w:val="single"/>
-          </w:rPr>
-          <w:t>7:8–16</w:t>
-        </w:r>
-      </w:hyperlink>
+      <w:r>
+        <w:rPr>
+          <w:rtl/>
+          <w:cs/>
+          <w:lang w:val="ar_AE" w:bidi="ar_AE"/>
+        </w:rPr>
+        <w:t>7:8–16</w:t>
+      </w:r>
       <w:r>
         <w:rPr>
           <w:rtl/>
@@ -9295,20 +8305,14 @@
         </w:rPr>
         <w:t xml:space="preserve">شعر بولس بالندم في البداية على إرساله رسالته السابقة (انظر </w:t>
       </w:r>
-      <w:hyperlink r:id="rId168">
-        <w:r>
-          <w:rPr>
-            <w:rtl/>
-            <w:cs/>
-            <w:lang w:val="ar_AE" w:bidi="ar_AE"/>
-          </w:rPr>
-          <w:rPr>
-            <w:color w:val="0000EE"/>
-            <w:u w:val="single"/>
-          </w:rPr>
-          <w:t>2:3–4</w:t>
-        </w:r>
-      </w:hyperlink>
+      <w:r>
+        <w:rPr>
+          <w:rtl/>
+          <w:cs/>
+          <w:lang w:val="ar_AE" w:bidi="ar_AE"/>
+        </w:rPr>
+        <w:t>2:3–4</w:t>
+      </w:r>
       <w:r>
         <w:rPr>
           <w:rtl/>
@@ -9334,20 +8338,14 @@
         </w:rPr>
         <w:t xml:space="preserve"> فقد أدرك أن هذه الرساله القاسية أدت إلى توبة أهل كورونثوس، مما جعل لهذا الألم قيمة وثمر. فقد وبخوا الشخص المخطئ توبيخًا ربما بشدة أكثر من اللازم (انظر </w:t>
       </w:r>
-      <w:hyperlink r:id="rId170">
-        <w:r>
-          <w:rPr>
-            <w:rtl/>
-            <w:cs/>
-            <w:lang w:val="ar_AE" w:bidi="ar_AE"/>
-          </w:rPr>
-          <w:rPr>
-            <w:color w:val="0000EE"/>
-            <w:u w:val="single"/>
-          </w:rPr>
-          <w:t>2:6–11</w:t>
-        </w:r>
-      </w:hyperlink>
+      <w:r>
+        <w:rPr>
+          <w:rtl/>
+          <w:cs/>
+          <w:lang w:val="ar_AE" w:bidi="ar_AE"/>
+        </w:rPr>
+        <w:t>2:6–11</w:t>
+      </w:r>
       <w:r>
         <w:rPr>
           <w:rtl/>
@@ -9423,20 +8421,14 @@
         </w:rPr>
         <w:t xml:space="preserve">يذكر هنا نوعان من الحزن: (1) حزن العالم، الذي لا يؤدي إلى التوبة بل إلى الموت الروحي (على سبيل المثال، انظر </w:t>
       </w:r>
-      <w:hyperlink r:id="rId171">
-        <w:r>
-          <w:rPr>
-            <w:rtl/>
-            <w:cs/>
-            <w:lang w:val="ar_AE" w:bidi="ar_AE"/>
-          </w:rPr>
-          <w:rPr>
-            <w:color w:val="0000EE"/>
-            <w:u w:val="single"/>
-          </w:rPr>
-          <w:t>متى 27:3–6</w:t>
-        </w:r>
-      </w:hyperlink>
+      <w:r>
+        <w:rPr>
+          <w:rtl/>
+          <w:cs/>
+          <w:lang w:val="ar_AE" w:bidi="ar_AE"/>
+        </w:rPr>
+        <w:t>متى 27:3–6</w:t>
+      </w:r>
       <w:r>
         <w:rPr>
           <w:rtl/>
@@ -9445,20 +8437,14 @@
         </w:rPr>
         <w:t xml:space="preserve">؛ </w:t>
       </w:r>
-      <w:hyperlink r:id="rId172">
-        <w:r>
-          <w:rPr>
-            <w:rtl/>
-            <w:cs/>
-            <w:lang w:val="ar_AE" w:bidi="ar_AE"/>
-          </w:rPr>
-          <w:rPr>
-            <w:color w:val="0000EE"/>
-            <w:u w:val="single"/>
-          </w:rPr>
-          <w:t>عبرانيين 12:16–17</w:t>
-        </w:r>
-      </w:hyperlink>
+      <w:r>
+        <w:rPr>
+          <w:rtl/>
+          <w:cs/>
+          <w:lang w:val="ar_AE" w:bidi="ar_AE"/>
+        </w:rPr>
+        <w:t>عبرانيين 12:16–17</w:t>
+      </w:r>
       <w:r>
         <w:rPr>
           <w:rtl/>
@@ -9685,20 +8671,14 @@
         </w:rPr>
         <w:t>كانت كنائس مكدونيا تضم كنيسة فيلبي، ونعرف من سفر أعمال الرسل ورسالة فيلبي أنها كانت تواجه صعوبات كثيرة وكانت فقيرة جداً. ورغم ذلك، أظهر أهل فيلبي كرمهم بإرسال الهدايا لبولس والمساهمة في التبرعات (</w:t>
       </w:r>
-      <w:hyperlink r:id="rId173">
-        <w:r>
-          <w:rPr>
-            <w:rtl/>
-            <w:cs/>
-            <w:lang w:val="ar_AE" w:bidi="ar_AE"/>
-          </w:rPr>
-          <w:rPr>
-            <w:color w:val="0000EE"/>
-            <w:u w:val="single"/>
-          </w:rPr>
-          <w:t>8:4–5</w:t>
-        </w:r>
-      </w:hyperlink>
+      <w:r>
+        <w:rPr>
+          <w:rtl/>
+          <w:cs/>
+          <w:lang w:val="ar_AE" w:bidi="ar_AE"/>
+        </w:rPr>
+        <w:t>8:4–5</w:t>
+      </w:r>
       <w:r>
         <w:rPr>
           <w:rtl/>
@@ -9707,20 +8687,14 @@
         </w:rPr>
         <w:t xml:space="preserve">; </w:t>
       </w:r>
-      <w:hyperlink r:id="rId174">
-        <w:r>
-          <w:rPr>
-            <w:rtl/>
-            <w:cs/>
-            <w:lang w:val="ar_AE" w:bidi="ar_AE"/>
-          </w:rPr>
-          <w:rPr>
-            <w:color w:val="0000EE"/>
-            <w:u w:val="single"/>
-          </w:rPr>
-          <w:t>فيلبي 1:5</w:t>
-        </w:r>
-      </w:hyperlink>
+      <w:r>
+        <w:rPr>
+          <w:rtl/>
+          <w:cs/>
+          <w:lang w:val="ar_AE" w:bidi="ar_AE"/>
+        </w:rPr>
+        <w:t>فيلبي 1:5</w:t>
+      </w:r>
       <w:r>
         <w:rPr>
           <w:rtl/>
@@ -9729,20 +8703,14 @@
         </w:rPr>
         <w:t xml:space="preserve">; </w:t>
       </w:r>
-      <w:hyperlink r:id="rId175">
-        <w:r>
-          <w:rPr>
-            <w:rtl/>
-            <w:cs/>
-            <w:lang w:val="ar_AE" w:bidi="ar_AE"/>
-          </w:rPr>
-          <w:rPr>
-            <w:color w:val="0000EE"/>
-            <w:u w:val="single"/>
-          </w:rPr>
-          <w:t>2:25–30</w:t>
-        </w:r>
-      </w:hyperlink>
+      <w:r>
+        <w:rPr>
+          <w:rtl/>
+          <w:cs/>
+          <w:lang w:val="ar_AE" w:bidi="ar_AE"/>
+        </w:rPr>
+        <w:t>2:25–30</w:t>
+      </w:r>
       <w:r>
         <w:rPr>
           <w:rtl/>
@@ -9751,20 +8719,14 @@
         </w:rPr>
         <w:t xml:space="preserve">; </w:t>
       </w:r>
-      <w:hyperlink r:id="rId176">
-        <w:r>
-          <w:rPr>
-            <w:rtl/>
-            <w:cs/>
-            <w:lang w:val="ar_AE" w:bidi="ar_AE"/>
-          </w:rPr>
-          <w:rPr>
-            <w:color w:val="0000EE"/>
-            <w:u w:val="single"/>
-          </w:rPr>
-          <w:t>4:15–20</w:t>
-        </w:r>
-      </w:hyperlink>
+      <w:r>
+        <w:rPr>
+          <w:rtl/>
+          <w:cs/>
+          <w:lang w:val="ar_AE" w:bidi="ar_AE"/>
+        </w:rPr>
+        <w:t>4:15–20</w:t>
+      </w:r>
       <w:r>
         <w:rPr>
           <w:rtl/>
@@ -9840,20 +8802,14 @@
         </w:rPr>
         <w:t>يلفت بولس الانتباه هنا إلى جمع التبرعات من أجل كنيسة أورشليم (</w:t>
       </w:r>
-      <w:hyperlink r:id="rId177">
-        <w:r>
-          <w:rPr>
-            <w:rtl/>
-            <w:cs/>
-            <w:lang w:val="ar_AE" w:bidi="ar_AE"/>
-          </w:rPr>
-          <w:rPr>
-            <w:color w:val="0000EE"/>
-            <w:u w:val="single"/>
-          </w:rPr>
-          <w:t>8:4</w:t>
-        </w:r>
-      </w:hyperlink>
+      <w:r>
+        <w:rPr>
+          <w:rtl/>
+          <w:cs/>
+          <w:lang w:val="ar_AE" w:bidi="ar_AE"/>
+        </w:rPr>
+        <w:t>8:4</w:t>
+      </w:r>
       <w:r>
         <w:rPr>
           <w:rtl/>
@@ -9862,20 +8818,14 @@
         </w:rPr>
         <w:t xml:space="preserve">؛ </w:t>
       </w:r>
-      <w:hyperlink r:id="rId178">
-        <w:r>
-          <w:rPr>
-            <w:rtl/>
-            <w:cs/>
-            <w:lang w:val="ar_AE" w:bidi="ar_AE"/>
-          </w:rPr>
-          <w:rPr>
-            <w:color w:val="0000EE"/>
-            <w:u w:val="single"/>
-          </w:rPr>
-          <w:t>9:1</w:t>
-        </w:r>
-      </w:hyperlink>
+      <w:r>
+        <w:rPr>
+          <w:rtl/>
+          <w:cs/>
+          <w:lang w:val="ar_AE" w:bidi="ar_AE"/>
+        </w:rPr>
+        <w:t>9:1</w:t>
+      </w:r>
       <w:r>
         <w:rPr>
           <w:rtl/>
@@ -9884,20 +8834,14 @@
         </w:rPr>
         <w:t>). فقد كانت هذه التبرعات موجهّة لمساعدة المؤمنين الفقراء هناك (</w:t>
       </w:r>
-      <w:hyperlink r:id="rId179">
-        <w:r>
-          <w:rPr>
-            <w:rtl/>
-            <w:cs/>
-            <w:lang w:val="ar_AE" w:bidi="ar_AE"/>
-          </w:rPr>
-          <w:rPr>
-            <w:color w:val="0000EE"/>
-            <w:u w:val="single"/>
-          </w:rPr>
-          <w:t>أعمال الرسل 11:27–30</w:t>
-        </w:r>
-      </w:hyperlink>
+      <w:r>
+        <w:rPr>
+          <w:rtl/>
+          <w:cs/>
+          <w:lang w:val="ar_AE" w:bidi="ar_AE"/>
+        </w:rPr>
+        <w:t>أعمال الرسل 11:27–30</w:t>
+      </w:r>
       <w:r>
         <w:rPr>
           <w:rtl/>
@@ -9906,20 +8850,14 @@
         </w:rPr>
         <w:t xml:space="preserve">؛ </w:t>
       </w:r>
-      <w:hyperlink r:id="rId180">
-        <w:r>
-          <w:rPr>
-            <w:rtl/>
-            <w:cs/>
-            <w:lang w:val="ar_AE" w:bidi="ar_AE"/>
-          </w:rPr>
-          <w:rPr>
-            <w:color w:val="0000EE"/>
-            <w:u w:val="single"/>
-          </w:rPr>
-          <w:t>رومية 15:25–27</w:t>
-        </w:r>
-      </w:hyperlink>
+      <w:r>
+        <w:rPr>
+          <w:rtl/>
+          <w:cs/>
+          <w:lang w:val="ar_AE" w:bidi="ar_AE"/>
+        </w:rPr>
+        <w:t>رومية 15:25–27</w:t>
+      </w:r>
       <w:r>
         <w:rPr>
           <w:rtl/>
@@ -9928,20 +8866,14 @@
         </w:rPr>
         <w:t xml:space="preserve">، </w:t>
       </w:r>
-      <w:hyperlink r:id="rId181">
-        <w:r>
-          <w:rPr>
-            <w:rtl/>
-            <w:cs/>
-            <w:lang w:val="ar_AE" w:bidi="ar_AE"/>
-          </w:rPr>
-          <w:rPr>
-            <w:color w:val="0000EE"/>
-            <w:u w:val="single"/>
-          </w:rPr>
-          <w:t>31</w:t>
-        </w:r>
-      </w:hyperlink>
+      <w:r>
+        <w:rPr>
+          <w:rtl/>
+          <w:cs/>
+          <w:lang w:val="ar_AE" w:bidi="ar_AE"/>
+        </w:rPr>
+        <w:t>31</w:t>
+      </w:r>
       <w:r>
         <w:rPr>
           <w:rtl/>
@@ -9950,20 +8882,14 @@
         </w:rPr>
         <w:t xml:space="preserve">؛ </w:t>
       </w:r>
-      <w:hyperlink r:id="rId182">
-        <w:r>
-          <w:rPr>
-            <w:rtl/>
-            <w:cs/>
-            <w:lang w:val="ar_AE" w:bidi="ar_AE"/>
-          </w:rPr>
-          <w:rPr>
-            <w:color w:val="0000EE"/>
-            <w:u w:val="single"/>
-          </w:rPr>
-          <w:t>غلاطية 2:10</w:t>
-        </w:r>
-      </w:hyperlink>
+      <w:r>
+        <w:rPr>
+          <w:rtl/>
+          <w:cs/>
+          <w:lang w:val="ar_AE" w:bidi="ar_AE"/>
+        </w:rPr>
+        <w:t>غلاطية 2:10</w:t>
+      </w:r>
       <w:r>
         <w:rPr>
           <w:rtl/>
@@ -9972,20 +8898,14 @@
         </w:rPr>
         <w:t>). وكان بولس قد أوصى سابقاً بشأن هذه التبرعات (</w:t>
       </w:r>
-      <w:hyperlink r:id="rId183">
-        <w:r>
-          <w:rPr>
-            <w:rtl/>
-            <w:cs/>
-            <w:lang w:val="ar_AE" w:bidi="ar_AE"/>
-          </w:rPr>
-          <w:rPr>
-            <w:color w:val="0000EE"/>
-            <w:u w:val="single"/>
-          </w:rPr>
-          <w:t>1 كورنثوس 16:1–2</w:t>
-        </w:r>
-      </w:hyperlink>
+      <w:r>
+        <w:rPr>
+          <w:rtl/>
+          <w:cs/>
+          <w:lang w:val="ar_AE" w:bidi="ar_AE"/>
+        </w:rPr>
+        <w:t>1 كورنثوس 16:1–2</w:t>
+      </w:r>
       <w:r>
         <w:rPr>
           <w:rtl/>
@@ -9994,20 +8914,14 @@
         </w:rPr>
         <w:t>)؛ وقد حان وقت جمعها (</w:t>
       </w:r>
-      <w:hyperlink r:id="rId184">
-        <w:r>
-          <w:rPr>
-            <w:rtl/>
-            <w:cs/>
-            <w:lang w:val="ar_AE" w:bidi="ar_AE"/>
-          </w:rPr>
-          <w:rPr>
-            <w:color w:val="0000EE"/>
-            <w:u w:val="single"/>
-          </w:rPr>
-          <w:t>2 كورنثوس 8:6</w:t>
-        </w:r>
-      </w:hyperlink>
+      <w:r>
+        <w:rPr>
+          <w:rtl/>
+          <w:cs/>
+          <w:lang w:val="ar_AE" w:bidi="ar_AE"/>
+        </w:rPr>
+        <w:t>2 كورنثوس 8:6</w:t>
+      </w:r>
       <w:r>
         <w:rPr>
           <w:rtl/>
@@ -10150,20 +9064,14 @@
         </w:rPr>
         <w:t>هذه الآية المفتاحية تُلخّص تعليم الرسول بولس عن العطاء المسيحي (</w:t>
       </w:r>
-      <w:hyperlink r:id="rId185">
-        <w:r>
-          <w:rPr>
-            <w:rtl/>
-            <w:cs/>
-            <w:lang w:val="ar_AE" w:bidi="ar_AE"/>
-          </w:rPr>
-          <w:rPr>
-            <w:color w:val="0000EE"/>
-            <w:u w:val="single"/>
-          </w:rPr>
-          <w:t>8:1–9:15</w:t>
-        </w:r>
-      </w:hyperlink>
+      <w:r>
+        <w:rPr>
+          <w:rtl/>
+          <w:cs/>
+          <w:lang w:val="ar_AE" w:bidi="ar_AE"/>
+        </w:rPr>
+        <w:t>8:1–9:15</w:t>
+      </w:r>
       <w:r>
         <w:rPr>
           <w:rtl/>
@@ -10172,20 +9080,14 @@
         </w:rPr>
         <w:t>). وكما كان أهل كورنثوس معروفين بمواهبهم الروحية (</w:t>
       </w:r>
-      <w:hyperlink r:id="rId186">
-        <w:r>
-          <w:rPr>
-            <w:rtl/>
-            <w:cs/>
-            <w:lang w:val="ar_AE" w:bidi="ar_AE"/>
-          </w:rPr>
-          <w:rPr>
-            <w:color w:val="0000EE"/>
-            <w:u w:val="single"/>
-          </w:rPr>
-          <w:t>1 كور 1:5–7</w:t>
-        </w:r>
-      </w:hyperlink>
+      <w:r>
+        <w:rPr>
+          <w:rtl/>
+          <w:cs/>
+          <w:lang w:val="ar_AE" w:bidi="ar_AE"/>
+        </w:rPr>
+        <w:t>1 كور 1:5–7</w:t>
+      </w:r>
       <w:r>
         <w:rPr>
           <w:rtl/>
@@ -10194,20 +9096,14 @@
         </w:rPr>
         <w:t xml:space="preserve">; </w:t>
       </w:r>
-      <w:hyperlink r:id="rId187">
-        <w:r>
-          <w:rPr>
-            <w:rtl/>
-            <w:cs/>
-            <w:lang w:val="ar_AE" w:bidi="ar_AE"/>
-          </w:rPr>
-          <w:rPr>
-            <w:color w:val="0000EE"/>
-            <w:u w:val="single"/>
-          </w:rPr>
-          <w:t>14:12</w:t>
-        </w:r>
-      </w:hyperlink>
+      <w:r>
+        <w:rPr>
+          <w:rtl/>
+          <w:cs/>
+          <w:lang w:val="ar_AE" w:bidi="ar_AE"/>
+        </w:rPr>
+        <w:t>14:12</w:t>
+      </w:r>
       <w:r>
         <w:rPr>
           <w:rtl/>
@@ -10216,20 +9112,14 @@
         </w:rPr>
         <w:t xml:space="preserve">)، كان يجب عليهم أن يكونوا قدوة في العطاء، لأنه علامة على الإيمان الحقيقي (قارن </w:t>
       </w:r>
-      <w:hyperlink r:id="rId188">
-        <w:r>
-          <w:rPr>
-            <w:rtl/>
-            <w:cs/>
-            <w:lang w:val="ar_AE" w:bidi="ar_AE"/>
-          </w:rPr>
-          <w:rPr>
-            <w:color w:val="0000EE"/>
-            <w:u w:val="single"/>
-          </w:rPr>
-          <w:t>1 كور 13:1–13</w:t>
-        </w:r>
-      </w:hyperlink>
+      <w:r>
+        <w:rPr>
+          <w:rtl/>
+          <w:cs/>
+          <w:lang w:val="ar_AE" w:bidi="ar_AE"/>
+        </w:rPr>
+        <w:t>1 كور 13:1–13</w:t>
+      </w:r>
       <w:r>
         <w:rPr>
           <w:rtl/>
@@ -10238,20 +9128,14 @@
         </w:rPr>
         <w:t>). وكما أن الله باركهم بسخاء، عليهم أن يساعدوا المؤمنين اليهود المحتاجين (</w:t>
       </w:r>
-      <w:hyperlink r:id="rId189">
-        <w:r>
-          <w:rPr>
-            <w:rtl/>
-            <w:cs/>
-            <w:lang w:val="ar_AE" w:bidi="ar_AE"/>
-          </w:rPr>
-          <w:rPr>
-            <w:color w:val="0000EE"/>
-            <w:u w:val="single"/>
-          </w:rPr>
-          <w:t>2 كور 9:13</w:t>
-        </w:r>
-      </w:hyperlink>
+      <w:r>
+        <w:rPr>
+          <w:rtl/>
+          <w:cs/>
+          <w:lang w:val="ar_AE" w:bidi="ar_AE"/>
+        </w:rPr>
+        <w:t>2 كور 9:13</w:t>
+      </w:r>
       <w:r>
         <w:rPr>
           <w:rtl/>
@@ -10327,20 +9211,14 @@
         </w:rPr>
         <w:t>النموذج الأعظم للعطاء السخي هو الرب نفسه، الذي كان غنياً في محضر الآب (</w:t>
       </w:r>
-      <w:hyperlink r:id="rId190">
-        <w:r>
-          <w:rPr>
-            <w:rtl/>
-            <w:cs/>
-            <w:lang w:val="ar_AE" w:bidi="ar_AE"/>
-          </w:rPr>
-          <w:rPr>
-            <w:color w:val="0000EE"/>
-            <w:u w:val="single"/>
-          </w:rPr>
-          <w:t>يوحنا 17:5</w:t>
-        </w:r>
-      </w:hyperlink>
+      <w:r>
+        <w:rPr>
+          <w:rtl/>
+          <w:cs/>
+          <w:lang w:val="ar_AE" w:bidi="ar_AE"/>
+        </w:rPr>
+        <w:t>يوحنا 17:5</w:t>
+      </w:r>
       <w:r>
         <w:rPr>
           <w:rtl/>
@@ -10349,20 +9227,14 @@
         </w:rPr>
         <w:t xml:space="preserve">, </w:t>
       </w:r>
-      <w:hyperlink r:id="rId191">
-        <w:r>
-          <w:rPr>
-            <w:rtl/>
-            <w:cs/>
-            <w:lang w:val="ar_AE" w:bidi="ar_AE"/>
-          </w:rPr>
-          <w:rPr>
-            <w:color w:val="0000EE"/>
-            <w:u w:val="single"/>
-          </w:rPr>
-          <w:t>24</w:t>
-        </w:r>
-      </w:hyperlink>
+      <w:r>
+        <w:rPr>
+          <w:rtl/>
+          <w:cs/>
+          <w:lang w:val="ar_AE" w:bidi="ar_AE"/>
+        </w:rPr>
+        <w:t>24</w:t>
+      </w:r>
       <w:r>
         <w:rPr>
           <w:rtl/>
@@ -10371,20 +9243,14 @@
         </w:rPr>
         <w:t xml:space="preserve">) لكنه تخلى عن ذلك وصار فقيراً بقبوله الحياة البشرية والموت على الصليب (انظر </w:t>
       </w:r>
-      <w:hyperlink r:id="rId131">
-        <w:r>
-          <w:rPr>
-            <w:rtl/>
-            <w:cs/>
-            <w:lang w:val="ar_AE" w:bidi="ar_AE"/>
-          </w:rPr>
-          <w:rPr>
-            <w:color w:val="0000EE"/>
-            <w:u w:val="single"/>
-          </w:rPr>
-          <w:t>فيلبي 2:6–11</w:t>
-        </w:r>
-      </w:hyperlink>
+      <w:r>
+        <w:rPr>
+          <w:rtl/>
+          <w:cs/>
+          <w:lang w:val="ar_AE" w:bidi="ar_AE"/>
+        </w:rPr>
+        <w:t>فيلبي 2:6–11</w:t>
+      </w:r>
       <w:r>
         <w:rPr>
           <w:rtl/>
@@ -10468,20 +9334,14 @@
         </w:rPr>
         <w:t xml:space="preserve">هذه الكلمات تُشير إلي جمع التبرعات لأورشليم، والذي كانوا بدأوه منذ عام، بناءً على </w:t>
       </w:r>
-      <w:hyperlink r:id="rId183">
-        <w:r>
-          <w:rPr>
-            <w:rtl/>
-            <w:cs/>
-            <w:lang w:val="ar_AE" w:bidi="ar_AE"/>
-          </w:rPr>
-          <w:rPr>
-            <w:color w:val="0000EE"/>
-            <w:u w:val="single"/>
-          </w:rPr>
-          <w:t>1 كور 16:1–2</w:t>
-        </w:r>
-      </w:hyperlink>
+      <w:r>
+        <w:rPr>
+          <w:rtl/>
+          <w:cs/>
+          <w:lang w:val="ar_AE" w:bidi="ar_AE"/>
+        </w:rPr>
+        <w:t>1 كور 16:1–2</w:t>
+      </w:r>
       <w:r>
         <w:rPr>
           <w:rtl/>
@@ -10557,20 +9417,14 @@
         </w:rPr>
         <w:t xml:space="preserve">يقتبس بولس من </w:t>
       </w:r>
-      <w:hyperlink r:id="rId192">
-        <w:r>
-          <w:rPr>
-            <w:rtl/>
-            <w:cs/>
-            <w:lang w:val="ar_AE" w:bidi="ar_AE"/>
-          </w:rPr>
-          <w:rPr>
-            <w:color w:val="0000EE"/>
-            <w:u w:val="single"/>
-          </w:rPr>
-          <w:t>خروج 16:18</w:t>
-        </w:r>
-      </w:hyperlink>
+      <w:r>
+        <w:rPr>
+          <w:rtl/>
+          <w:cs/>
+          <w:lang w:val="ar_AE" w:bidi="ar_AE"/>
+        </w:rPr>
+        <w:t>خروج 16:18</w:t>
+      </w:r>
       <w:r>
         <w:rPr>
           <w:rtl/>
@@ -10646,20 +9500,14 @@
         </w:rPr>
         <w:t>كان هناك رجُلان مسيحيان آخران سيرافقان تيطس إلى كورنثوس لتجنب أي انتقادات حول كيفية إدارة أموال التبرعات التي تم جمعها (</w:t>
       </w:r>
-      <w:hyperlink r:id="rId193">
-        <w:r>
-          <w:rPr>
-            <w:rtl/>
-            <w:cs/>
-            <w:lang w:val="ar_AE" w:bidi="ar_AE"/>
-          </w:rPr>
-          <w:rPr>
-            <w:color w:val="0000EE"/>
-            <w:u w:val="single"/>
-          </w:rPr>
-          <w:t>8:20–21</w:t>
-        </w:r>
-      </w:hyperlink>
+      <w:r>
+        <w:rPr>
+          <w:rtl/>
+          <w:cs/>
+          <w:lang w:val="ar_AE" w:bidi="ar_AE"/>
+        </w:rPr>
+        <w:t>8:20–21</w:t>
+      </w:r>
       <w:r>
         <w:rPr>
           <w:rtl/>
@@ -10749,20 +9597,14 @@
         </w:rPr>
         <w:t>: العبارة الأخيرة لبولس معبره وهي من أصل يوناني، وتعني: إنهم نموذج للمسيحيين الذين يعكسون روعة وبهاء المسيح (</w:t>
       </w:r>
-      <w:hyperlink r:id="rId194">
-        <w:r>
-          <w:rPr>
-            <w:rtl/>
-            <w:cs/>
-            <w:lang w:val="ar_AE" w:bidi="ar_AE"/>
-          </w:rPr>
-          <w:rPr>
-            <w:color w:val="0000EE"/>
-            <w:u w:val="single"/>
-          </w:rPr>
-          <w:t>3:1–18</w:t>
-        </w:r>
-      </w:hyperlink>
+      <w:r>
+        <w:rPr>
+          <w:rtl/>
+          <w:cs/>
+          <w:lang w:val="ar_AE" w:bidi="ar_AE"/>
+        </w:rPr>
+        <w:t>3:1–18</w:t>
+      </w:r>
       <w:r>
         <w:rPr>
           <w:rtl/>
@@ -10838,20 +9680,14 @@
         </w:rPr>
         <w:t>هناك سببان يُشجعان أهل كورونثوس على العطاء بمحبة: (١) اتباع مثال المؤمنين في مكدونية، الذين أعطوا بسخاء رغم فقرهم (</w:t>
       </w:r>
-      <w:hyperlink r:id="rId195">
-        <w:r>
-          <w:rPr>
-            <w:rtl/>
-            <w:cs/>
-            <w:lang w:val="ar_AE" w:bidi="ar_AE"/>
-          </w:rPr>
-          <w:rPr>
-            <w:color w:val="0000EE"/>
-            <w:u w:val="single"/>
-          </w:rPr>
-          <w:t>9:2</w:t>
-        </w:r>
-      </w:hyperlink>
+      <w:r>
+        <w:rPr>
+          <w:rtl/>
+          <w:cs/>
+          <w:lang w:val="ar_AE" w:bidi="ar_AE"/>
+        </w:rPr>
+        <w:t>9:2</w:t>
+      </w:r>
       <w:r>
         <w:rPr>
           <w:rtl/>
@@ -10860,20 +9696,14 @@
         </w:rPr>
         <w:t>)؛ (2) وحتى لا يتسبب ذلك في إحراج بولس أو أنفسهم، لأن بولس سبق أن أخبر أهل مكدونية بسخاء أهل كورنثوس (</w:t>
       </w:r>
-      <w:hyperlink r:id="rId196">
-        <w:r>
-          <w:rPr>
-            <w:rtl/>
-            <w:cs/>
-            <w:lang w:val="ar_AE" w:bidi="ar_AE"/>
-          </w:rPr>
-          <w:rPr>
-            <w:color w:val="0000EE"/>
-            <w:u w:val="single"/>
-          </w:rPr>
-          <w:t>9:3–5</w:t>
-        </w:r>
-      </w:hyperlink>
+      <w:r>
+        <w:rPr>
+          <w:rtl/>
+          <w:cs/>
+          <w:lang w:val="ar_AE" w:bidi="ar_AE"/>
+        </w:rPr>
+        <w:t>9:3–5</w:t>
+      </w:r>
       <w:r>
         <w:rPr>
           <w:rtl/>
@@ -10882,20 +9712,14 @@
         </w:rPr>
         <w:t>). ولتكون عطيتهم حاضرة في موعدها، سيُرسل بولس إليهم المندوبين مسبقاً (</w:t>
       </w:r>
-      <w:hyperlink r:id="rId197">
-        <w:r>
-          <w:rPr>
-            <w:rtl/>
-            <w:cs/>
-            <w:lang w:val="ar_AE" w:bidi="ar_AE"/>
-          </w:rPr>
-          <w:rPr>
-            <w:color w:val="0000EE"/>
-            <w:u w:val="single"/>
-          </w:rPr>
-          <w:t>8:16–24</w:t>
-        </w:r>
-      </w:hyperlink>
+      <w:r>
+        <w:rPr>
+          <w:rtl/>
+          <w:cs/>
+          <w:lang w:val="ar_AE" w:bidi="ar_AE"/>
+        </w:rPr>
+        <w:t>8:16–24</w:t>
+      </w:r>
       <w:r>
         <w:rPr>
           <w:rtl/>
@@ -11145,20 +9969,14 @@
         </w:rPr>
         <w:t xml:space="preserve">: هذا الاقتباس من </w:t>
       </w:r>
-      <w:hyperlink r:id="rId198">
-        <w:r>
-          <w:rPr>
-            <w:rtl/>
-            <w:cs/>
-            <w:lang w:val="ar_AE" w:bidi="ar_AE"/>
-          </w:rPr>
-          <w:rPr>
-            <w:color w:val="0000EE"/>
-            <w:u w:val="single"/>
-          </w:rPr>
-          <w:t>مز 112:9</w:t>
-        </w:r>
-      </w:hyperlink>
+      <w:r>
+        <w:rPr>
+          <w:rtl/>
+          <w:cs/>
+          <w:lang w:val="ar_AE" w:bidi="ar_AE"/>
+        </w:rPr>
+        <w:t>مز 112:9</w:t>
+      </w:r>
       <w:r>
         <w:rPr>
           <w:rtl/>
@@ -11234,20 +10052,14 @@
         </w:rPr>
         <w:t>سيكافئ الله سخاء أهل كورنثوس بسخاء مماثل (</w:t>
       </w:r>
-      <w:hyperlink r:id="rId199">
-        <w:r>
-          <w:rPr>
-            <w:rtl/>
-            <w:cs/>
-            <w:lang w:val="ar_AE" w:bidi="ar_AE"/>
-          </w:rPr>
-          <w:rPr>
-            <w:color w:val="0000EE"/>
-            <w:u w:val="single"/>
-          </w:rPr>
-          <w:t>9:10–11</w:t>
-        </w:r>
-      </w:hyperlink>
+      <w:r>
+        <w:rPr>
+          <w:rtl/>
+          <w:cs/>
+          <w:lang w:val="ar_AE" w:bidi="ar_AE"/>
+        </w:rPr>
+        <w:t>9:10–11</w:t>
+      </w:r>
       <w:r>
         <w:rPr>
           <w:rtl/>
@@ -11256,20 +10068,14 @@
         </w:rPr>
         <w:t>). كما أن عطائهم سيساعد المؤمنين اليهود المحتاجين (</w:t>
       </w:r>
-      <w:hyperlink r:id="rId200">
-        <w:r>
-          <w:rPr>
-            <w:rtl/>
-            <w:cs/>
-            <w:lang w:val="ar_AE" w:bidi="ar_AE"/>
-          </w:rPr>
-          <w:rPr>
-            <w:color w:val="0000EE"/>
-            <w:u w:val="single"/>
-          </w:rPr>
-          <w:t>9:12</w:t>
-        </w:r>
-      </w:hyperlink>
+      <w:r>
+        <w:rPr>
+          <w:rtl/>
+          <w:cs/>
+          <w:lang w:val="ar_AE" w:bidi="ar_AE"/>
+        </w:rPr>
+        <w:t>9:12</w:t>
+      </w:r>
       <w:r>
         <w:rPr>
           <w:rtl/>
@@ -11278,20 +10084,14 @@
         </w:rPr>
         <w:t>)، ويمجد الله (</w:t>
       </w:r>
-      <w:hyperlink r:id="rId189">
-        <w:r>
-          <w:rPr>
-            <w:rtl/>
-            <w:cs/>
-            <w:lang w:val="ar_AE" w:bidi="ar_AE"/>
-          </w:rPr>
-          <w:rPr>
-            <w:color w:val="0000EE"/>
-            <w:u w:val="single"/>
-          </w:rPr>
-          <w:t>9:13</w:t>
-        </w:r>
-      </w:hyperlink>
+      <w:r>
+        <w:rPr>
+          <w:rtl/>
+          <w:cs/>
+          <w:lang w:val="ar_AE" w:bidi="ar_AE"/>
+        </w:rPr>
+        <w:t>9:13</w:t>
+      </w:r>
       <w:r>
         <w:rPr>
           <w:rtl/>
@@ -11300,20 +10100,14 @@
         </w:rPr>
         <w:t>)، وسيُظهر للمؤمنين في أورشليم أن إخوتهم وأخواتهم من الأمم هم أيضاً مؤمنين حقيقيين (</w:t>
       </w:r>
-      <w:hyperlink r:id="rId189">
-        <w:r>
-          <w:rPr>
-            <w:rtl/>
-            <w:cs/>
-            <w:lang w:val="ar_AE" w:bidi="ar_AE"/>
-          </w:rPr>
-          <w:rPr>
-            <w:color w:val="0000EE"/>
-            <w:u w:val="single"/>
-          </w:rPr>
-          <w:t>9:13</w:t>
-        </w:r>
-      </w:hyperlink>
+      <w:r>
+        <w:rPr>
+          <w:rtl/>
+          <w:cs/>
+          <w:lang w:val="ar_AE" w:bidi="ar_AE"/>
+        </w:rPr>
+        <w:t>9:13</w:t>
+      </w:r>
       <w:r>
         <w:rPr>
           <w:rtl/>
@@ -11322,20 +10116,14 @@
         </w:rPr>
         <w:t>)، وهذا السخاء سيجعل المؤمنين اليهود يصلوا بمحبة من أجل المؤمنين من الأمم (</w:t>
       </w:r>
-      <w:hyperlink r:id="rId201">
-        <w:r>
-          <w:rPr>
-            <w:rtl/>
-            <w:cs/>
-            <w:lang w:val="ar_AE" w:bidi="ar_AE"/>
-          </w:rPr>
-          <w:rPr>
-            <w:color w:val="0000EE"/>
-            <w:u w:val="single"/>
-          </w:rPr>
-          <w:t>9:14</w:t>
-        </w:r>
-      </w:hyperlink>
+      <w:r>
+        <w:rPr>
+          <w:rtl/>
+          <w:cs/>
+          <w:lang w:val="ar_AE" w:bidi="ar_AE"/>
+        </w:rPr>
+        <w:t>9:14</w:t>
+      </w:r>
       <w:r>
         <w:rPr>
           <w:rtl/>
@@ -11344,20 +10132,14 @@
         </w:rPr>
         <w:t>). كان بولس يحلم بكنيسة موحدة تضم اليهود والأمم ليكونوا جميعاً واحد في المسيح يسوع (</w:t>
       </w:r>
-      <w:hyperlink r:id="rId202">
-        <w:r>
-          <w:rPr>
-            <w:rtl/>
-            <w:cs/>
-            <w:lang w:val="ar_AE" w:bidi="ar_AE"/>
-          </w:rPr>
-          <w:rPr>
-            <w:color w:val="0000EE"/>
-            <w:u w:val="single"/>
-          </w:rPr>
-          <w:t>غلاطية 3:28</w:t>
-        </w:r>
-      </w:hyperlink>
+      <w:r>
+        <w:rPr>
+          <w:rtl/>
+          <w:cs/>
+          <w:lang w:val="ar_AE" w:bidi="ar_AE"/>
+        </w:rPr>
+        <w:t>غلاطية 3:28</w:t>
+      </w:r>
       <w:r>
         <w:rPr>
           <w:rtl/>
@@ -11366,20 +10148,14 @@
         </w:rPr>
         <w:t xml:space="preserve">; </w:t>
       </w:r>
-      <w:hyperlink r:id="rId135">
-        <w:r>
-          <w:rPr>
-            <w:rtl/>
-            <w:cs/>
-            <w:lang w:val="ar_AE" w:bidi="ar_AE"/>
-          </w:rPr>
-          <w:rPr>
-            <w:color w:val="0000EE"/>
-            <w:u w:val="single"/>
-          </w:rPr>
-          <w:t>أفسس 2:11–22</w:t>
-        </w:r>
-      </w:hyperlink>
+      <w:r>
+        <w:rPr>
+          <w:rtl/>
+          <w:cs/>
+          <w:lang w:val="ar_AE" w:bidi="ar_AE"/>
+        </w:rPr>
+        <w:t>أفسس 2:11–22</w:t>
+      </w:r>
       <w:r>
         <w:rPr>
           <w:rtl/>
@@ -11463,20 +10239,14 @@
         </w:rPr>
         <w:t xml:space="preserve">: انظر </w:t>
       </w:r>
-      <w:hyperlink r:id="rId203">
-        <w:r>
-          <w:rPr>
-            <w:rtl/>
-            <w:cs/>
-            <w:lang w:val="ar_AE" w:bidi="ar_AE"/>
-          </w:rPr>
-          <w:rPr>
-            <w:color w:val="0000EE"/>
-            <w:u w:val="single"/>
-          </w:rPr>
-          <w:t>10:10</w:t>
-        </w:r>
-      </w:hyperlink>
+      <w:r>
+        <w:rPr>
+          <w:rtl/>
+          <w:cs/>
+          <w:lang w:val="ar_AE" w:bidi="ar_AE"/>
+        </w:rPr>
+        <w:t>10:10</w:t>
+      </w:r>
       <w:r>
         <w:rPr>
           <w:rtl/>
@@ -11485,20 +10255,14 @@
         </w:rPr>
         <w:t>. كان بولس يستطيع أن يكتب رسائل قوية من بعيد، لكنهم ظنّوا أن لطفه وتواضعه عندما يكون بينهم دليل على ضعفه. ولكنهم نسوا أنه يمتلك سلطان المسيح (</w:t>
       </w:r>
-      <w:hyperlink r:id="rId204">
-        <w:r>
-          <w:rPr>
-            <w:rtl/>
-            <w:cs/>
-            <w:lang w:val="ar_AE" w:bidi="ar_AE"/>
-          </w:rPr>
-          <w:rPr>
-            <w:color w:val="0000EE"/>
-            <w:u w:val="single"/>
-          </w:rPr>
-          <w:t>12:19</w:t>
-        </w:r>
-      </w:hyperlink>
+      <w:r>
+        <w:rPr>
+          <w:rtl/>
+          <w:cs/>
+          <w:lang w:val="ar_AE" w:bidi="ar_AE"/>
+        </w:rPr>
+        <w:t>12:19</w:t>
+      </w:r>
       <w:r>
         <w:rPr>
           <w:rtl/>
@@ -11507,20 +10271,14 @@
         </w:rPr>
         <w:t xml:space="preserve">; </w:t>
       </w:r>
-      <w:hyperlink r:id="rId205">
-        <w:r>
-          <w:rPr>
-            <w:rtl/>
-            <w:cs/>
-            <w:lang w:val="ar_AE" w:bidi="ar_AE"/>
-          </w:rPr>
-          <w:rPr>
-            <w:color w:val="0000EE"/>
-            <w:u w:val="single"/>
-          </w:rPr>
-          <w:t>13:3–5</w:t>
-        </w:r>
-      </w:hyperlink>
+      <w:r>
+        <w:rPr>
+          <w:rtl/>
+          <w:cs/>
+          <w:lang w:val="ar_AE" w:bidi="ar_AE"/>
+        </w:rPr>
+        <w:t>13:3–5</w:t>
+      </w:r>
       <w:r>
         <w:rPr>
           <w:rtl/>
@@ -11529,20 +10287,14 @@
         </w:rPr>
         <w:t xml:space="preserve">, </w:t>
       </w:r>
-      <w:hyperlink r:id="rId206">
-        <w:r>
-          <w:rPr>
-            <w:rtl/>
-            <w:cs/>
-            <w:lang w:val="ar_AE" w:bidi="ar_AE"/>
-          </w:rPr>
-          <w:rPr>
-            <w:color w:val="0000EE"/>
-            <w:u w:val="single"/>
-          </w:rPr>
-          <w:t>7</w:t>
-        </w:r>
-      </w:hyperlink>
+      <w:r>
+        <w:rPr>
+          <w:rtl/>
+          <w:cs/>
+          <w:lang w:val="ar_AE" w:bidi="ar_AE"/>
+        </w:rPr>
+        <w:t>7</w:t>
+      </w:r>
       <w:r>
         <w:rPr>
           <w:rtl/>
@@ -11551,20 +10303,14 @@
         </w:rPr>
         <w:t xml:space="preserve">, </w:t>
       </w:r>
-      <w:hyperlink r:id="rId207">
-        <w:r>
-          <w:rPr>
-            <w:rtl/>
-            <w:cs/>
-            <w:lang w:val="ar_AE" w:bidi="ar_AE"/>
-          </w:rPr>
-          <w:rPr>
-            <w:color w:val="0000EE"/>
-            <w:u w:val="single"/>
-          </w:rPr>
-          <w:t>10</w:t>
-        </w:r>
-      </w:hyperlink>
+      <w:r>
+        <w:rPr>
+          <w:rtl/>
+          <w:cs/>
+          <w:lang w:val="ar_AE" w:bidi="ar_AE"/>
+        </w:rPr>
+        <w:t>10</w:t>
+      </w:r>
       <w:r>
         <w:rPr>
           <w:rtl/>
@@ -11573,20 +10319,14 @@
         </w:rPr>
         <w:t xml:space="preserve">; </w:t>
       </w:r>
-      <w:hyperlink r:id="rId208">
-        <w:r>
-          <w:rPr>
-            <w:rtl/>
-            <w:cs/>
-            <w:lang w:val="ar_AE" w:bidi="ar_AE"/>
-          </w:rPr>
-          <w:rPr>
-            <w:color w:val="0000EE"/>
-            <w:u w:val="single"/>
-          </w:rPr>
-          <w:t>1 كور 4:21</w:t>
-        </w:r>
-      </w:hyperlink>
+      <w:r>
+        <w:rPr>
+          <w:rtl/>
+          <w:cs/>
+          <w:lang w:val="ar_AE" w:bidi="ar_AE"/>
+        </w:rPr>
+        <w:t>1 كور 4:21</w:t>
+      </w:r>
       <w:r>
         <w:rPr>
           <w:rtl/>
@@ -11729,20 +10469,14 @@
         </w:rPr>
         <w:t xml:space="preserve">في هذا المقطع، يدافع بولس عن خدمته كرسول. • تطرح هذه الإصحاحات عدة مشاكل ناتجة عن تغيير واضح في النبرة والأسلوب. الفصول </w:t>
       </w:r>
-      <w:hyperlink r:id="rId209">
-        <w:r>
-          <w:rPr>
-            <w:rtl/>
-            <w:cs/>
-            <w:lang w:val="ar_AE" w:bidi="ar_AE"/>
-          </w:rPr>
-          <w:rPr>
-            <w:color w:val="0000EE"/>
-            <w:u w:val="single"/>
-          </w:rPr>
-          <w:t>1–9</w:t>
-        </w:r>
-      </w:hyperlink>
+      <w:r>
+        <w:rPr>
+          <w:rtl/>
+          <w:cs/>
+          <w:lang w:val="ar_AE" w:bidi="ar_AE"/>
+        </w:rPr>
+        <w:t>1–9</w:t>
+      </w:r>
       <w:r>
         <w:rPr>
           <w:rtl/>
@@ -11751,20 +10485,14 @@
         </w:rPr>
         <w:t xml:space="preserve"> مليئة بالفرح الناتج عن مصالحة الخطاة مع الله ومصالحة أهل كورنثوس مع بولس. ومن هذه النقطة فصاعداً اتخذ بولس موقف دفاعى. هذه الإصحاحات مليئة بالكلمات القاسية، والإتهامات المريرة، والسخرية اللاذعة، والتوبيخ. هذا التحول المفاجئ عند </w:t>
       </w:r>
-      <w:hyperlink r:id="rId210">
-        <w:r>
-          <w:rPr>
-            <w:rtl/>
-            <w:cs/>
-            <w:lang w:val="ar_AE" w:bidi="ar_AE"/>
-          </w:rPr>
-          <w:rPr>
-            <w:color w:val="0000EE"/>
-            <w:u w:val="single"/>
-          </w:rPr>
-          <w:t>10:1</w:t>
-        </w:r>
-      </w:hyperlink>
+      <w:r>
+        <w:rPr>
+          <w:rtl/>
+          <w:cs/>
+          <w:lang w:val="ar_AE" w:bidi="ar_AE"/>
+        </w:rPr>
+        <w:t>10:1</w:t>
+      </w:r>
       <w:r>
         <w:rPr>
           <w:rtl/>
@@ -11773,20 +10501,14 @@
         </w:rPr>
         <w:t xml:space="preserve"> دفع العلماء لطرح عدة تفسيرات: (1) ربما تكون هذه الإصحاحات رسالة منفصلة، ربما هي "الرسالة القاسية" التي أرسلها بولس سابقاً إلى كورنثوس (</w:t>
       </w:r>
-      <w:hyperlink r:id="rId168">
-        <w:r>
-          <w:rPr>
-            <w:rtl/>
-            <w:cs/>
-            <w:lang w:val="ar_AE" w:bidi="ar_AE"/>
-          </w:rPr>
-          <w:rPr>
-            <w:color w:val="0000EE"/>
-            <w:u w:val="single"/>
-          </w:rPr>
-          <w:t>2:3–4</w:t>
-        </w:r>
-      </w:hyperlink>
+      <w:r>
+        <w:rPr>
+          <w:rtl/>
+          <w:cs/>
+          <w:lang w:val="ar_AE" w:bidi="ar_AE"/>
+        </w:rPr>
+        <w:t>2:3–4</w:t>
+      </w:r>
       <w:r>
         <w:rPr>
           <w:rtl/>
@@ -11795,20 +10517,14 @@
         </w:rPr>
         <w:t xml:space="preserve">; </w:t>
       </w:r>
-      <w:hyperlink r:id="rId211">
-        <w:r>
-          <w:rPr>
-            <w:rtl/>
-            <w:cs/>
-            <w:lang w:val="ar_AE" w:bidi="ar_AE"/>
-          </w:rPr>
-          <w:rPr>
-            <w:color w:val="0000EE"/>
-            <w:u w:val="single"/>
-          </w:rPr>
-          <w:t>7:8–9</w:t>
-        </w:r>
-      </w:hyperlink>
+      <w:r>
+        <w:rPr>
+          <w:rtl/>
+          <w:cs/>
+          <w:lang w:val="ar_AE" w:bidi="ar_AE"/>
+        </w:rPr>
+        <w:t>7:8–9</w:t>
+      </w:r>
       <w:r>
         <w:rPr>
           <w:rtl/>
@@ -11817,20 +10533,14 @@
         </w:rPr>
         <w:t>). (2) قد يكون معظم الكنيسة تصالحوا مع بولس، لكن بقيت مجموعة صغيرة متمردة يخاطبها في هذه الإصحاحات. (3) ومن المرجح أن هناك مشكلة جديدة ظهرت بعد تقرير تيطس الإيجابي (</w:t>
       </w:r>
-      <w:hyperlink r:id="rId164">
-        <w:r>
-          <w:rPr>
-            <w:rtl/>
-            <w:cs/>
-            <w:lang w:val="ar_AE" w:bidi="ar_AE"/>
-          </w:rPr>
-          <w:rPr>
-            <w:color w:val="0000EE"/>
-            <w:u w:val="single"/>
-          </w:rPr>
-          <w:t>7:5–16</w:t>
-        </w:r>
-      </w:hyperlink>
+      <w:r>
+        <w:rPr>
+          <w:rtl/>
+          <w:cs/>
+          <w:lang w:val="ar_AE" w:bidi="ar_AE"/>
+        </w:rPr>
+        <w:t>7:5–16</w:t>
+      </w:r>
       <w:r>
         <w:rPr>
           <w:rtl/>
@@ -11839,20 +10549,14 @@
         </w:rPr>
         <w:t xml:space="preserve">). في هذا السيناريو، يبدو أن بعض المعلمين المناهضين لبولس جاءوا إلى كورنثوس وهاجموا رسالته ببشارة الإنجيل (انظر </w:t>
       </w:r>
-      <w:hyperlink r:id="rId212">
-        <w:r>
-          <w:rPr>
-            <w:rtl/>
-            <w:cs/>
-            <w:lang w:val="ar_AE" w:bidi="ar_AE"/>
-          </w:rPr>
-          <w:rPr>
-            <w:color w:val="0000EE"/>
-            <w:u w:val="single"/>
-          </w:rPr>
-          <w:t>11:4</w:t>
-        </w:r>
-      </w:hyperlink>
+      <w:r>
+        <w:rPr>
+          <w:rtl/>
+          <w:cs/>
+          <w:lang w:val="ar_AE" w:bidi="ar_AE"/>
+        </w:rPr>
+        <w:t>11:4</w:t>
+      </w:r>
       <w:r>
         <w:rPr>
           <w:rtl/>
@@ -11861,20 +10565,14 @@
         </w:rPr>
         <w:t xml:space="preserve">, </w:t>
       </w:r>
-      <w:hyperlink r:id="rId213">
-        <w:r>
-          <w:rPr>
-            <w:rtl/>
-            <w:cs/>
-            <w:lang w:val="ar_AE" w:bidi="ar_AE"/>
-          </w:rPr>
-          <w:rPr>
-            <w:color w:val="0000EE"/>
-            <w:u w:val="single"/>
-          </w:rPr>
-          <w:t>13–15</w:t>
-        </w:r>
-      </w:hyperlink>
+      <w:r>
+        <w:rPr>
+          <w:rtl/>
+          <w:cs/>
+          <w:lang w:val="ar_AE" w:bidi="ar_AE"/>
+        </w:rPr>
+        <w:t>13–15</w:t>
+      </w:r>
       <w:r>
         <w:rPr>
           <w:rtl/>
@@ -11883,20 +10581,14 @@
         </w:rPr>
         <w:t>). فزعموا أن بولس لم يكن رسولاً حقيقياً أو حتى مسيحياً حقيقياً (</w:t>
       </w:r>
-      <w:hyperlink r:id="rId214">
-        <w:r>
-          <w:rPr>
-            <w:rtl/>
-            <w:cs/>
-            <w:lang w:val="ar_AE" w:bidi="ar_AE"/>
-          </w:rPr>
-          <w:rPr>
-            <w:color w:val="0000EE"/>
-            <w:u w:val="single"/>
-          </w:rPr>
-          <w:t>10:7</w:t>
-        </w:r>
-      </w:hyperlink>
+      <w:r>
+        <w:rPr>
+          <w:rtl/>
+          <w:cs/>
+          <w:lang w:val="ar_AE" w:bidi="ar_AE"/>
+        </w:rPr>
+        <w:t>10:7</w:t>
+      </w:r>
       <w:r>
         <w:rPr>
           <w:rtl/>
@@ -11905,20 +10597,14 @@
         </w:rPr>
         <w:t>) وإنه ليس له حق في التبشير في كورنثوس لأنها منطقتهم (</w:t>
       </w:r>
-      <w:hyperlink r:id="rId215">
-        <w:r>
-          <w:rPr>
-            <w:rtl/>
-            <w:cs/>
-            <w:lang w:val="ar_AE" w:bidi="ar_AE"/>
-          </w:rPr>
-          <w:rPr>
-            <w:color w:val="0000EE"/>
-            <w:u w:val="single"/>
-          </w:rPr>
-          <w:t>10:15–16</w:t>
-        </w:r>
-      </w:hyperlink>
+      <w:r>
+        <w:rPr>
+          <w:rtl/>
+          <w:cs/>
+          <w:lang w:val="ar_AE" w:bidi="ar_AE"/>
+        </w:rPr>
+        <w:t>10:15–16</w:t>
+      </w:r>
       <w:r>
         <w:rPr>
           <w:rtl/>
@@ -11927,20 +10613,14 @@
         </w:rPr>
         <w:t>). كانوا يروجون لتعاليم غريبة (</w:t>
       </w:r>
-      <w:hyperlink r:id="rId212">
-        <w:r>
-          <w:rPr>
-            <w:rtl/>
-            <w:cs/>
-            <w:lang w:val="ar_AE" w:bidi="ar_AE"/>
-          </w:rPr>
-          <w:rPr>
-            <w:color w:val="0000EE"/>
-            <w:u w:val="single"/>
-          </w:rPr>
-          <w:t>11:4</w:t>
-        </w:r>
-      </w:hyperlink>
+      <w:r>
+        <w:rPr>
+          <w:rtl/>
+          <w:cs/>
+          <w:lang w:val="ar_AE" w:bidi="ar_AE"/>
+        </w:rPr>
+        <w:t>11:4</w:t>
+      </w:r>
       <w:r>
         <w:rPr>
           <w:rtl/>
@@ -11949,20 +10629,14 @@
         </w:rPr>
         <w:t>) ويتصرفون بتسلط. باختصار، كانوا يقومون بعمل الشيطان (</w:t>
       </w:r>
-      <w:hyperlink r:id="rId213">
-        <w:r>
-          <w:rPr>
-            <w:rtl/>
-            <w:cs/>
-            <w:lang w:val="ar_AE" w:bidi="ar_AE"/>
-          </w:rPr>
-          <w:rPr>
-            <w:color w:val="0000EE"/>
-            <w:u w:val="single"/>
-          </w:rPr>
-          <w:t>11:13–15</w:t>
-        </w:r>
-      </w:hyperlink>
+      <w:r>
+        <w:rPr>
+          <w:rtl/>
+          <w:cs/>
+          <w:lang w:val="ar_AE" w:bidi="ar_AE"/>
+        </w:rPr>
+        <w:t>11:13–15</w:t>
+      </w:r>
       <w:r>
         <w:rPr>
           <w:rtl/>
@@ -11971,20 +10645,14 @@
         </w:rPr>
         <w:t>). اصاب بولس القلق عند سماعه عن هذه المشكلة الجديد، وأعاد تأكيد سلطانه الرسولي، رغم أنه لم يكن يحب هذا الأسلوب (</w:t>
       </w:r>
-      <w:hyperlink r:id="rId216">
-        <w:r>
-          <w:rPr>
-            <w:rtl/>
-            <w:cs/>
-            <w:lang w:val="ar_AE" w:bidi="ar_AE"/>
-          </w:rPr>
-          <w:rPr>
-            <w:color w:val="0000EE"/>
-            <w:u w:val="single"/>
-          </w:rPr>
-          <w:t>11:1</w:t>
-        </w:r>
-      </w:hyperlink>
+      <w:r>
+        <w:rPr>
+          <w:rtl/>
+          <w:cs/>
+          <w:lang w:val="ar_AE" w:bidi="ar_AE"/>
+        </w:rPr>
+        <w:t>11:1</w:t>
+      </w:r>
       <w:r>
         <w:rPr>
           <w:rtl/>
@@ -11993,20 +10661,14 @@
         </w:rPr>
         <w:t xml:space="preserve">, </w:t>
       </w:r>
-      <w:hyperlink r:id="rId217">
-        <w:r>
-          <w:rPr>
-            <w:rtl/>
-            <w:cs/>
-            <w:lang w:val="ar_AE" w:bidi="ar_AE"/>
-          </w:rPr>
-          <w:rPr>
-            <w:color w:val="0000EE"/>
-            <w:u w:val="single"/>
-          </w:rPr>
-          <w:t>16–17</w:t>
-        </w:r>
-      </w:hyperlink>
+      <w:r>
+        <w:rPr>
+          <w:rtl/>
+          <w:cs/>
+          <w:lang w:val="ar_AE" w:bidi="ar_AE"/>
+        </w:rPr>
+        <w:t>16–17</w:t>
+      </w:r>
       <w:r>
         <w:rPr>
           <w:rtl/>
@@ -12015,20 +10677,14 @@
         </w:rPr>
         <w:t xml:space="preserve">; </w:t>
       </w:r>
-      <w:hyperlink r:id="rId218">
-        <w:r>
-          <w:rPr>
-            <w:rtl/>
-            <w:cs/>
-            <w:lang w:val="ar_AE" w:bidi="ar_AE"/>
-          </w:rPr>
-          <w:rPr>
-            <w:color w:val="0000EE"/>
-            <w:u w:val="single"/>
-          </w:rPr>
-          <w:t>12:1</w:t>
-        </w:r>
-      </w:hyperlink>
+      <w:r>
+        <w:rPr>
+          <w:rtl/>
+          <w:cs/>
+          <w:lang w:val="ar_AE" w:bidi="ar_AE"/>
+        </w:rPr>
+        <w:t>12:1</w:t>
+      </w:r>
       <w:r>
         <w:rPr>
           <w:rtl/>
@@ -12037,20 +10693,14 @@
         </w:rPr>
         <w:t>) لكنه إضطر أن يتفاخر بضعفه وتجاربه. فسلطان بولس الرسولي حقيقي وقوي، لكنه مبني علي محبة المسيح المصلوب، وليس علي القوة والتسلط (</w:t>
       </w:r>
-      <w:hyperlink r:id="rId210">
-        <w:r>
-          <w:rPr>
-            <w:rtl/>
-            <w:cs/>
-            <w:lang w:val="ar_AE" w:bidi="ar_AE"/>
-          </w:rPr>
-          <w:rPr>
-            <w:color w:val="0000EE"/>
-            <w:u w:val="single"/>
-          </w:rPr>
-          <w:t>10:1</w:t>
-        </w:r>
-      </w:hyperlink>
+      <w:r>
+        <w:rPr>
+          <w:rtl/>
+          <w:cs/>
+          <w:lang w:val="ar_AE" w:bidi="ar_AE"/>
+        </w:rPr>
+        <w:t>10:1</w:t>
+      </w:r>
       <w:r>
         <w:rPr>
           <w:rtl/>
@@ -12059,20 +10709,14 @@
         </w:rPr>
         <w:t xml:space="preserve">; </w:t>
       </w:r>
-      <w:hyperlink r:id="rId219">
-        <w:r>
-          <w:rPr>
-            <w:rtl/>
-            <w:cs/>
-            <w:lang w:val="ar_AE" w:bidi="ar_AE"/>
-          </w:rPr>
-          <w:rPr>
-            <w:color w:val="0000EE"/>
-            <w:u w:val="single"/>
-          </w:rPr>
-          <w:t>13:4–10</w:t>
-        </w:r>
-      </w:hyperlink>
+      <w:r>
+        <w:rPr>
+          <w:rtl/>
+          <w:cs/>
+          <w:lang w:val="ar_AE" w:bidi="ar_AE"/>
+        </w:rPr>
+        <w:t>13:4–10</w:t>
+      </w:r>
       <w:r>
         <w:rPr>
           <w:rtl/>
@@ -12148,20 +10792,14 @@
         </w:rPr>
         <w:t xml:space="preserve">يستخدم بولس تشبيهاً عسكرياً لتوضيح موقفه: فأسلحته تمتلك قوة إلهية قادرة على هدم الحصون الروحية (انظر </w:t>
       </w:r>
-      <w:hyperlink r:id="rId220">
-        <w:r>
-          <w:rPr>
-            <w:rtl/>
-            <w:cs/>
-            <w:lang w:val="ar_AE" w:bidi="ar_AE"/>
-          </w:rPr>
-          <w:rPr>
-            <w:color w:val="0000EE"/>
-            <w:u w:val="single"/>
-          </w:rPr>
-          <w:t>4:3–4</w:t>
-        </w:r>
-      </w:hyperlink>
+      <w:r>
+        <w:rPr>
+          <w:rtl/>
+          <w:cs/>
+          <w:lang w:val="ar_AE" w:bidi="ar_AE"/>
+        </w:rPr>
+        <w:t>4:3–4</w:t>
+      </w:r>
       <w:r>
         <w:rPr>
           <w:rtl/>
@@ -12237,20 +10875,14 @@
         </w:rPr>
         <w:t xml:space="preserve">يبدو أن المعلمين المنافسين كانوا يدّعون أنهم ممثلو المسيح بطريقة أسمى من بولس، مستبعدين إياه بسبب ضعفه. وهنا يوضّح بولس أن السلطان الحقيقي يختلف عن التسلّط الاستبدادي؛ فقد مُنِح سلطان لبناء شعب الله، وليس لهدمهم (انظر </w:t>
       </w:r>
-      <w:hyperlink r:id="rId207">
-        <w:r>
-          <w:rPr>
-            <w:rtl/>
-            <w:cs/>
-            <w:lang w:val="ar_AE" w:bidi="ar_AE"/>
-          </w:rPr>
-          <w:rPr>
-            <w:color w:val="0000EE"/>
-            <w:u w:val="single"/>
-          </w:rPr>
-          <w:t>13:10</w:t>
-        </w:r>
-      </w:hyperlink>
+      <w:r>
+        <w:rPr>
+          <w:rtl/>
+          <w:cs/>
+          <w:lang w:val="ar_AE" w:bidi="ar_AE"/>
+        </w:rPr>
+        <w:t>13:10</w:t>
+      </w:r>
       <w:r>
         <w:rPr>
           <w:rtl/>
@@ -12259,20 +10891,14 @@
         </w:rPr>
         <w:t xml:space="preserve">)، ومع ذلك كان ينوي التعامل بحزم مع هؤلاء الخصوم عندما يأتي إلى كورنثوس (انظر </w:t>
       </w:r>
-      <w:hyperlink r:id="rId221">
-        <w:r>
-          <w:rPr>
-            <w:rtl/>
-            <w:cs/>
-            <w:lang w:val="ar_AE" w:bidi="ar_AE"/>
-          </w:rPr>
-          <w:rPr>
-            <w:color w:val="0000EE"/>
-            <w:u w:val="single"/>
-          </w:rPr>
-          <w:t>13:1</w:t>
-        </w:r>
-      </w:hyperlink>
+      <w:r>
+        <w:rPr>
+          <w:rtl/>
+          <w:cs/>
+          <w:lang w:val="ar_AE" w:bidi="ar_AE"/>
+        </w:rPr>
+        <w:t>13:1</w:t>
+      </w:r>
       <w:r>
         <w:rPr>
           <w:rtl/>
@@ -12365,20 +10991,14 @@
         </w:rPr>
         <w:t xml:space="preserve"> كما شعر بعض المسيحيون الآخرون (قارن </w:t>
       </w:r>
-      <w:hyperlink r:id="rId222">
-        <w:r>
-          <w:rPr>
-            <w:rtl/>
-            <w:cs/>
-            <w:lang w:val="ar_AE" w:bidi="ar_AE"/>
-          </w:rPr>
-          <w:rPr>
-            <w:color w:val="0000EE"/>
-            <w:u w:val="single"/>
-          </w:rPr>
-          <w:t>2 بط 3:16</w:t>
-        </w:r>
-      </w:hyperlink>
+      <w:r>
+        <w:rPr>
+          <w:rtl/>
+          <w:cs/>
+          <w:lang w:val="ar_AE" w:bidi="ar_AE"/>
+        </w:rPr>
+        <w:t>2 بط 3:16</w:t>
+      </w:r>
       <w:r>
         <w:rPr>
           <w:rtl/>
@@ -12403,20 +11023,14 @@
         </w:rPr>
         <w:t xml:space="preserve">: فلم يكن لديه حضور قوي يفرض سيطرته على الآخرين (قارن </w:t>
       </w:r>
-      <w:hyperlink r:id="rId223">
-        <w:r>
-          <w:rPr>
-            <w:rtl/>
-            <w:cs/>
-            <w:lang w:val="ar_AE" w:bidi="ar_AE"/>
-          </w:rPr>
-          <w:rPr>
-            <w:color w:val="0000EE"/>
-            <w:u w:val="single"/>
-          </w:rPr>
-          <w:t>2 كو 1:24</w:t>
-        </w:r>
-      </w:hyperlink>
+      <w:r>
+        <w:rPr>
+          <w:rtl/>
+          <w:cs/>
+          <w:lang w:val="ar_AE" w:bidi="ar_AE"/>
+        </w:rPr>
+        <w:t>2 كو 1:24</w:t>
+      </w:r>
       <w:r>
         <w:rPr>
           <w:rtl/>
@@ -12425,20 +11039,14 @@
         </w:rPr>
         <w:t xml:space="preserve">; </w:t>
       </w:r>
-      <w:hyperlink r:id="rId224">
-        <w:r>
-          <w:rPr>
-            <w:rtl/>
-            <w:cs/>
-            <w:lang w:val="ar_AE" w:bidi="ar_AE"/>
-          </w:rPr>
-          <w:rPr>
-            <w:color w:val="0000EE"/>
-            <w:u w:val="single"/>
-          </w:rPr>
-          <w:t>1 كو 2:1–5</w:t>
-        </w:r>
-      </w:hyperlink>
+      <w:r>
+        <w:rPr>
+          <w:rtl/>
+          <w:cs/>
+          <w:lang w:val="ar_AE" w:bidi="ar_AE"/>
+        </w:rPr>
+        <w:t>1 كو 2:1–5</w:t>
+      </w:r>
       <w:r>
         <w:rPr>
           <w:rtl/>
@@ -12480,20 +11088,14 @@
         </w:rPr>
         <w:t>: على عكس أَبلّوس (</w:t>
       </w:r>
-      <w:hyperlink r:id="rId225">
-        <w:r>
-          <w:rPr>
-            <w:rtl/>
-            <w:cs/>
-            <w:lang w:val="ar_AE" w:bidi="ar_AE"/>
-          </w:rPr>
-          <w:rPr>
-            <w:color w:val="0000EE"/>
-            <w:u w:val="single"/>
-          </w:rPr>
-          <w:t>أعمال 18:24</w:t>
-        </w:r>
-      </w:hyperlink>
+      <w:r>
+        <w:rPr>
+          <w:rtl/>
+          <w:cs/>
+          <w:lang w:val="ar_AE" w:bidi="ar_AE"/>
+        </w:rPr>
+        <w:t>أعمال 18:24</w:t>
+      </w:r>
       <w:r>
         <w:rPr>
           <w:rtl/>
@@ -12502,20 +11104,14 @@
         </w:rPr>
         <w:t>), لم يكن بولس واعظاً بليغاً أو خطيباً ساحراً عندما جاء إلى كورنثوس (</w:t>
       </w:r>
-      <w:hyperlink r:id="rId226">
-        <w:r>
-          <w:rPr>
-            <w:rtl/>
-            <w:cs/>
-            <w:lang w:val="ar_AE" w:bidi="ar_AE"/>
-          </w:rPr>
-          <w:rPr>
-            <w:color w:val="0000EE"/>
-            <w:u w:val="single"/>
-          </w:rPr>
-          <w:t>2 كو 11:6</w:t>
-        </w:r>
-      </w:hyperlink>
+      <w:r>
+        <w:rPr>
+          <w:rtl/>
+          <w:cs/>
+          <w:lang w:val="ar_AE" w:bidi="ar_AE"/>
+        </w:rPr>
+        <w:t>2 كو 11:6</w:t>
+      </w:r>
       <w:r>
         <w:rPr>
           <w:rtl/>
@@ -12524,20 +11120,14 @@
         </w:rPr>
         <w:t xml:space="preserve">; </w:t>
       </w:r>
-      <w:hyperlink r:id="rId227">
-        <w:r>
-          <w:rPr>
-            <w:rtl/>
-            <w:cs/>
-            <w:lang w:val="ar_AE" w:bidi="ar_AE"/>
-          </w:rPr>
-          <w:rPr>
-            <w:color w:val="0000EE"/>
-            <w:u w:val="single"/>
-          </w:rPr>
-          <w:t>1 كو 2:3–4</w:t>
-        </w:r>
-      </w:hyperlink>
+      <w:r>
+        <w:rPr>
+          <w:rtl/>
+          <w:cs/>
+          <w:lang w:val="ar_AE" w:bidi="ar_AE"/>
+        </w:rPr>
+        <w:t>1 كو 2:3–4</w:t>
+      </w:r>
       <w:r>
         <w:rPr>
           <w:rtl/>
@@ -12680,20 +11270,14 @@
         </w:rPr>
         <w:t>لم يتجاوز بولس الحدود التي وضعها الله لخدمته التبشيرية، والتي شملت العمل مع أهل كورونثوس. لذلك يبرر نزاهته وسلطته، مؤكداً أنه عندما جاء إلى كورنثوس أول مرة (</w:t>
       </w:r>
-      <w:hyperlink r:id="rId228">
-        <w:r>
-          <w:rPr>
-            <w:rtl/>
-            <w:cs/>
-            <w:lang w:val="ar_AE" w:bidi="ar_AE"/>
-          </w:rPr>
-          <w:rPr>
-            <w:color w:val="0000EE"/>
-            <w:u w:val="single"/>
-          </w:rPr>
-          <w:t>أعمال الرسل 18:1–17</w:t>
-        </w:r>
-      </w:hyperlink>
+      <w:r>
+        <w:rPr>
+          <w:rtl/>
+          <w:cs/>
+          <w:lang w:val="ar_AE" w:bidi="ar_AE"/>
+        </w:rPr>
+        <w:t>أعمال الرسل 18:1–17</w:t>
+      </w:r>
       <w:r>
         <w:rPr>
           <w:rtl/>
@@ -12702,20 +11286,14 @@
         </w:rPr>
         <w:t xml:space="preserve">) فعل ذلك استجابة لدعوة الله. كان حريصاً على عدم العمل في أماكن سبقه إليها آخرون (انظر </w:t>
       </w:r>
-      <w:hyperlink r:id="rId229">
-        <w:r>
-          <w:rPr>
-            <w:rtl/>
-            <w:cs/>
-            <w:lang w:val="ar_AE" w:bidi="ar_AE"/>
-          </w:rPr>
-          <w:rPr>
-            <w:color w:val="0000EE"/>
-            <w:u w:val="single"/>
-          </w:rPr>
-          <w:t>رومية 15:20</w:t>
-        </w:r>
-      </w:hyperlink>
+      <w:r>
+        <w:rPr>
+          <w:rtl/>
+          <w:cs/>
+          <w:lang w:val="ar_AE" w:bidi="ar_AE"/>
+        </w:rPr>
+        <w:t>رومية 15:20</w:t>
+      </w:r>
       <w:r>
         <w:rPr>
           <w:rtl/>
@@ -12724,20 +11302,14 @@
         </w:rPr>
         <w:t>)، لكنه كان أول من سافر إلى كورنثوس حاملًا بشارة الإنجيل. أما معارضوه، فقد زاروا كورونثوس في وقتٍ لاحقٍ (</w:t>
       </w:r>
-      <w:hyperlink r:id="rId212">
-        <w:r>
-          <w:rPr>
-            <w:rtl/>
-            <w:cs/>
-            <w:lang w:val="ar_AE" w:bidi="ar_AE"/>
-          </w:rPr>
-          <w:rPr>
-            <w:color w:val="0000EE"/>
-            <w:u w:val="single"/>
-          </w:rPr>
-          <w:t>2 كور 11:4</w:t>
-        </w:r>
-      </w:hyperlink>
+      <w:r>
+        <w:rPr>
+          <w:rtl/>
+          <w:cs/>
+          <w:lang w:val="ar_AE" w:bidi="ar_AE"/>
+        </w:rPr>
+        <w:t>2 كور 11:4</w:t>
+      </w:r>
       <w:r>
         <w:rPr>
           <w:rtl/>
@@ -12813,20 +11385,14 @@
         </w:rPr>
         <w:t xml:space="preserve">يقتبس بولس من </w:t>
       </w:r>
-      <w:hyperlink r:id="rId230">
-        <w:r>
-          <w:rPr>
-            <w:rtl/>
-            <w:cs/>
-            <w:lang w:val="ar_AE" w:bidi="ar_AE"/>
-          </w:rPr>
-          <w:rPr>
-            <w:color w:val="0000EE"/>
-            <w:u w:val="single"/>
-          </w:rPr>
-          <w:t>إرميا 9:24</w:t>
-        </w:r>
-      </w:hyperlink>
+      <w:r>
+        <w:rPr>
+          <w:rtl/>
+          <w:cs/>
+          <w:lang w:val="ar_AE" w:bidi="ar_AE"/>
+        </w:rPr>
+        <w:t>إرميا 9:24</w:t>
+      </w:r>
       <w:r>
         <w:rPr>
           <w:rtl/>
@@ -13001,20 +11567,14 @@
         </w:rPr>
         <w:t>على الرغم من أنه لم يكن يحبذ ذلك، شعر بولس بأنه مضطر إلى تبرير أفعاله لارتباطه الشديد بالكنيسة (</w:t>
       </w:r>
-      <w:hyperlink r:id="rId231">
-        <w:r>
-          <w:rPr>
-            <w:rtl/>
-            <w:cs/>
-            <w:lang w:val="ar_AE" w:bidi="ar_AE"/>
-          </w:rPr>
-          <w:rPr>
-            <w:color w:val="0000EE"/>
-            <w:u w:val="single"/>
-          </w:rPr>
-          <w:t>11:2</w:t>
-        </w:r>
-      </w:hyperlink>
+      <w:r>
+        <w:rPr>
+          <w:rtl/>
+          <w:cs/>
+          <w:lang w:val="ar_AE" w:bidi="ar_AE"/>
+        </w:rPr>
+        <w:t>11:2</w:t>
+      </w:r>
       <w:r>
         <w:rPr>
           <w:rtl/>
@@ -13090,20 +11650,14 @@
         </w:rPr>
         <w:t>الكنيسة مدعوة لتكون عروساً نقية لرجل واحد، وهو المسيح. ويعود هذا التشبيه إلى العهد القديم، حيث كانت إسرائيل تُعتبر عروساً للسيد الرب (</w:t>
       </w:r>
-      <w:hyperlink r:id="rId232">
-        <w:r>
-          <w:rPr>
-            <w:rtl/>
-            <w:cs/>
-            <w:lang w:val="ar_AE" w:bidi="ar_AE"/>
-          </w:rPr>
-          <w:rPr>
-            <w:color w:val="0000EE"/>
-            <w:u w:val="single"/>
-          </w:rPr>
-          <w:t>إشعياء 54:5</w:t>
-        </w:r>
-      </w:hyperlink>
+      <w:r>
+        <w:rPr>
+          <w:rtl/>
+          <w:cs/>
+          <w:lang w:val="ar_AE" w:bidi="ar_AE"/>
+        </w:rPr>
+        <w:t>إشعياء 54:5</w:t>
+      </w:r>
       <w:r>
         <w:rPr>
           <w:rtl/>
@@ -13112,20 +11666,14 @@
         </w:rPr>
         <w:t xml:space="preserve">; </w:t>
       </w:r>
-      <w:hyperlink r:id="rId233">
-        <w:r>
-          <w:rPr>
-            <w:rtl/>
-            <w:cs/>
-            <w:lang w:val="ar_AE" w:bidi="ar_AE"/>
-          </w:rPr>
-          <w:rPr>
-            <w:color w:val="0000EE"/>
-            <w:u w:val="single"/>
-          </w:rPr>
-          <w:t>62:5</w:t>
-        </w:r>
-      </w:hyperlink>
+      <w:r>
+        <w:rPr>
+          <w:rtl/>
+          <w:cs/>
+          <w:lang w:val="ar_AE" w:bidi="ar_AE"/>
+        </w:rPr>
+        <w:t>62:5</w:t>
+      </w:r>
       <w:r>
         <w:rPr>
           <w:rtl/>
@@ -13134,20 +11682,14 @@
         </w:rPr>
         <w:t xml:space="preserve">). وقد رأى بولس نفسه كـ "صديق العريس المقرب" الذي يعمل لصالح العريس (قارن </w:t>
       </w:r>
-      <w:hyperlink r:id="rId234">
-        <w:r>
-          <w:rPr>
-            <w:rtl/>
-            <w:cs/>
-            <w:lang w:val="ar_AE" w:bidi="ar_AE"/>
-          </w:rPr>
-          <w:rPr>
-            <w:color w:val="0000EE"/>
-            <w:u w:val="single"/>
-          </w:rPr>
-          <w:t>يوحنا 3:29</w:t>
-        </w:r>
-      </w:hyperlink>
+      <w:r>
+        <w:rPr>
+          <w:rtl/>
+          <w:cs/>
+          <w:lang w:val="ar_AE" w:bidi="ar_AE"/>
+        </w:rPr>
+        <w:t>يوحنا 3:29</w:t>
+      </w:r>
       <w:r>
         <w:rPr>
           <w:rtl/>
@@ -13223,20 +11765,14 @@
         </w:rPr>
         <w:t>كان المعلمون الكذبة يضلون مؤمني كورنثوس ليُبعدوهم عن الإخلاص النقي بقلب كامل للمسيح. وبذلك كانوا يقومون بعمل الشيطان، تماماً كما فعلت الحيّة في جنة عدن (</w:t>
       </w:r>
-      <w:hyperlink r:id="rId57">
-        <w:r>
-          <w:rPr>
-            <w:rtl/>
-            <w:cs/>
-            <w:lang w:val="ar_AE" w:bidi="ar_AE"/>
-          </w:rPr>
-          <w:rPr>
-            <w:color w:val="0000EE"/>
-            <w:u w:val="single"/>
-          </w:rPr>
-          <w:t>11:14</w:t>
-        </w:r>
-      </w:hyperlink>
+      <w:r>
+        <w:rPr>
+          <w:rtl/>
+          <w:cs/>
+          <w:lang w:val="ar_AE" w:bidi="ar_AE"/>
+        </w:rPr>
+        <w:t>11:14</w:t>
+      </w:r>
       <w:r>
         <w:rPr>
           <w:rtl/>
@@ -13245,20 +11781,14 @@
         </w:rPr>
         <w:t xml:space="preserve">; انظر </w:t>
       </w:r>
-      <w:hyperlink r:id="rId235">
-        <w:r>
-          <w:rPr>
-            <w:rtl/>
-            <w:cs/>
-            <w:lang w:val="ar_AE" w:bidi="ar_AE"/>
-          </w:rPr>
-          <w:rPr>
-            <w:color w:val="0000EE"/>
-            <w:u w:val="single"/>
-          </w:rPr>
-          <w:t>تكوين 3:4</w:t>
-        </w:r>
-      </w:hyperlink>
+      <w:r>
+        <w:rPr>
+          <w:rtl/>
+          <w:cs/>
+          <w:lang w:val="ar_AE" w:bidi="ar_AE"/>
+        </w:rPr>
+        <w:t>تكوين 3:4</w:t>
+      </w:r>
       <w:r>
         <w:rPr>
           <w:rtl/>
@@ -13267,20 +11797,14 @@
         </w:rPr>
         <w:t xml:space="preserve">, </w:t>
       </w:r>
-      <w:hyperlink r:id="rId236">
-        <w:r>
-          <w:rPr>
-            <w:rtl/>
-            <w:cs/>
-            <w:lang w:val="ar_AE" w:bidi="ar_AE"/>
-          </w:rPr>
-          <w:rPr>
-            <w:color w:val="0000EE"/>
-            <w:u w:val="single"/>
-          </w:rPr>
-          <w:t>13</w:t>
-        </w:r>
-      </w:hyperlink>
+      <w:r>
+        <w:rPr>
+          <w:rtl/>
+          <w:cs/>
+          <w:lang w:val="ar_AE" w:bidi="ar_AE"/>
+        </w:rPr>
+        <w:t>13</w:t>
+      </w:r>
       <w:r>
         <w:rPr>
           <w:rtl/>
@@ -13356,20 +11880,14 @@
         </w:rPr>
         <w:t>كان المبشرون والمرسلون الكذبة في كورنثوس يكرزون بمسيح آخر مختلف، وروح آخر، وإنجيل آخر غير الذي آمن به أهل كورنثوس. ومن الصعب تحديد طبيعة تعاليمهم وما الذي قدمه هؤلاء المعلمون الكذبة. ولكن على الأرجح، فهم قدّموا مسيحاً قوياً متسلطاً، متجاهلين معاناة الصليب. ربما اعتبروا أنفسهم واعظين أقوياء معفيين من المشقة والمحن. أما رسالة بولس فكانت على النقيض، فهي تتمحور حول المسيح المصلوب (</w:t>
       </w:r>
-      <w:hyperlink r:id="rId237">
-        <w:r>
-          <w:rPr>
-            <w:rtl/>
-            <w:cs/>
-            <w:lang w:val="ar_AE" w:bidi="ar_AE"/>
-          </w:rPr>
-          <w:rPr>
-            <w:color w:val="0000EE"/>
-            <w:u w:val="single"/>
-          </w:rPr>
-          <w:t>13:4</w:t>
-        </w:r>
-      </w:hyperlink>
+      <w:r>
+        <w:rPr>
+          <w:rtl/>
+          <w:cs/>
+          <w:lang w:val="ar_AE" w:bidi="ar_AE"/>
+        </w:rPr>
+        <w:t>13:4</w:t>
+      </w:r>
       <w:r>
         <w:rPr>
           <w:rtl/>
@@ -13378,20 +11896,14 @@
         </w:rPr>
         <w:t>)، وكان يرى في معاناته دليلاً على صدق رسوليته (</w:t>
       </w:r>
-      <w:hyperlink r:id="rId238">
-        <w:r>
-          <w:rPr>
-            <w:rtl/>
-            <w:cs/>
-            <w:lang w:val="ar_AE" w:bidi="ar_AE"/>
-          </w:rPr>
-          <w:rPr>
-            <w:color w:val="0000EE"/>
-            <w:u w:val="single"/>
-          </w:rPr>
-          <w:t>12:1–12</w:t>
-        </w:r>
-      </w:hyperlink>
+      <w:r>
+        <w:rPr>
+          <w:rtl/>
+          <w:cs/>
+          <w:lang w:val="ar_AE" w:bidi="ar_AE"/>
+        </w:rPr>
+        <w:t>12:1–12</w:t>
+      </w:r>
       <w:r>
         <w:rPr>
           <w:rtl/>
@@ -13400,20 +11912,14 @@
         </w:rPr>
         <w:t xml:space="preserve">). وهذا الاختلاف هو جوهر دفاع بولس عن نفسه في الإصحاحات </w:t>
       </w:r>
-      <w:hyperlink r:id="rId239">
-        <w:r>
-          <w:rPr>
-            <w:rtl/>
-            <w:cs/>
-            <w:lang w:val="ar_AE" w:bidi="ar_AE"/>
-          </w:rPr>
-          <w:rPr>
-            <w:color w:val="0000EE"/>
-            <w:u w:val="single"/>
-          </w:rPr>
-          <w:t>10–13</w:t>
-        </w:r>
-      </w:hyperlink>
+      <w:r>
+        <w:rPr>
+          <w:rtl/>
+          <w:cs/>
+          <w:lang w:val="ar_AE" w:bidi="ar_AE"/>
+        </w:rPr>
+        <w:t>10–13</w:t>
+      </w:r>
       <w:r>
         <w:rPr>
           <w:rtl/>
@@ -13505,20 +12011,14 @@
         </w:rPr>
         <w:t>" (رسل عظماء)، وكانوا يحتقرون بولس لافتقاره إلى أسلوب فصيح متكلف في كلامه (</w:t>
       </w:r>
-      <w:hyperlink r:id="rId203">
-        <w:r>
-          <w:rPr>
-            <w:rtl/>
-            <w:cs/>
-            <w:lang w:val="ar_AE" w:bidi="ar_AE"/>
-          </w:rPr>
-          <w:rPr>
-            <w:color w:val="0000EE"/>
-            <w:u w:val="single"/>
-          </w:rPr>
-          <w:t>10:10</w:t>
-        </w:r>
-      </w:hyperlink>
+      <w:r>
+        <w:rPr>
+          <w:rtl/>
+          <w:cs/>
+          <w:lang w:val="ar_AE" w:bidi="ar_AE"/>
+        </w:rPr>
+        <w:t>10:10</w:t>
+      </w:r>
       <w:r>
         <w:rPr>
           <w:rtl/>
@@ -13594,20 +12094,14 @@
         </w:rPr>
         <w:t>كان بولس يكرز ببشارة الإنجيل دون أن يتوقع أي أجر في المقابل. كانت سياسة بولس كزارع كنائس (</w:t>
       </w:r>
-      <w:hyperlink r:id="rId240">
-        <w:r>
-          <w:rPr>
-            <w:rtl/>
-            <w:cs/>
-            <w:lang w:val="ar_AE" w:bidi="ar_AE"/>
-          </w:rPr>
-          <w:rPr>
-            <w:color w:val="0000EE"/>
-            <w:u w:val="single"/>
-          </w:rPr>
-          <w:t>1 كور 9:3–14</w:t>
-        </w:r>
-      </w:hyperlink>
+      <w:r>
+        <w:rPr>
+          <w:rtl/>
+          <w:cs/>
+          <w:lang w:val="ar_AE" w:bidi="ar_AE"/>
+        </w:rPr>
+        <w:t>1 كور 9:3–14</w:t>
+      </w:r>
       <w:r>
         <w:rPr>
           <w:rtl/>
@@ -13616,20 +12110,14 @@
         </w:rPr>
         <w:t>) هي كسب رزقه من خلال صناعة الخيام (</w:t>
       </w:r>
-      <w:hyperlink r:id="rId241">
-        <w:r>
-          <w:rPr>
-            <w:rtl/>
-            <w:cs/>
-            <w:lang w:val="ar_AE" w:bidi="ar_AE"/>
-          </w:rPr>
-          <w:rPr>
-            <w:color w:val="0000EE"/>
-            <w:u w:val="single"/>
-          </w:rPr>
-          <w:t>أعمال 18:3</w:t>
-        </w:r>
-      </w:hyperlink>
+      <w:r>
+        <w:rPr>
+          <w:rtl/>
+          <w:cs/>
+          <w:lang w:val="ar_AE" w:bidi="ar_AE"/>
+        </w:rPr>
+        <w:t>أعمال 18:3</w:t>
+      </w:r>
       <w:r>
         <w:rPr>
           <w:rtl/>
@@ -13638,20 +12126,14 @@
         </w:rPr>
         <w:t xml:space="preserve">; </w:t>
       </w:r>
-      <w:hyperlink r:id="rId242">
-        <w:r>
-          <w:rPr>
-            <w:rtl/>
-            <w:cs/>
-            <w:lang w:val="ar_AE" w:bidi="ar_AE"/>
-          </w:rPr>
-          <w:rPr>
-            <w:color w:val="0000EE"/>
-            <w:u w:val="single"/>
-          </w:rPr>
-          <w:t>20:34</w:t>
-        </w:r>
-      </w:hyperlink>
+      <w:r>
+        <w:rPr>
+          <w:rtl/>
+          <w:cs/>
+          <w:lang w:val="ar_AE" w:bidi="ar_AE"/>
+        </w:rPr>
+        <w:t>20:34</w:t>
+      </w:r>
       <w:r>
         <w:rPr>
           <w:rtl/>
@@ -13660,20 +12142,14 @@
         </w:rPr>
         <w:t>) بدلاً من اعتماده على الدعم المادي من الكنائس الجديدة (</w:t>
       </w:r>
-      <w:hyperlink r:id="rId243">
-        <w:r>
-          <w:rPr>
-            <w:rtl/>
-            <w:cs/>
-            <w:lang w:val="ar_AE" w:bidi="ar_AE"/>
-          </w:rPr>
-          <w:rPr>
-            <w:color w:val="0000EE"/>
-            <w:u w:val="single"/>
-          </w:rPr>
-          <w:t>1 تس 2:9</w:t>
-        </w:r>
-      </w:hyperlink>
+      <w:r>
+        <w:rPr>
+          <w:rtl/>
+          <w:cs/>
+          <w:lang w:val="ar_AE" w:bidi="ar_AE"/>
+        </w:rPr>
+        <w:t>1 تس 2:9</w:t>
+      </w:r>
       <w:r>
         <w:rPr>
           <w:rtl/>
@@ -13682,20 +12158,14 @@
         </w:rPr>
         <w:t xml:space="preserve">; </w:t>
       </w:r>
-      <w:hyperlink r:id="rId244">
-        <w:r>
-          <w:rPr>
-            <w:rtl/>
-            <w:cs/>
-            <w:lang w:val="ar_AE" w:bidi="ar_AE"/>
-          </w:rPr>
-          <w:rPr>
-            <w:color w:val="0000EE"/>
-            <w:u w:val="single"/>
-          </w:rPr>
-          <w:t>2 تس 3:8–9</w:t>
-        </w:r>
-      </w:hyperlink>
+      <w:r>
+        <w:rPr>
+          <w:rtl/>
+          <w:cs/>
+          <w:lang w:val="ar_AE" w:bidi="ar_AE"/>
+        </w:rPr>
+        <w:t>2 تس 3:8–9</w:t>
+      </w:r>
       <w:r>
         <w:rPr>
           <w:rtl/>
@@ -13771,20 +12241,14 @@
         </w:rPr>
         <w:t>كان بولس يقبل الدعم المادي من كنائس مقاطعة مكدونية، مثل: كنيسة فيلبي (</w:t>
       </w:r>
-      <w:hyperlink r:id="rId245">
-        <w:r>
-          <w:rPr>
-            <w:rtl/>
-            <w:cs/>
-            <w:lang w:val="ar_AE" w:bidi="ar_AE"/>
-          </w:rPr>
-          <w:rPr>
-            <w:color w:val="0000EE"/>
-            <w:u w:val="single"/>
-          </w:rPr>
-          <w:t>فيلبي 4:15–19</w:t>
-        </w:r>
-      </w:hyperlink>
+      <w:r>
+        <w:rPr>
+          <w:rtl/>
+          <w:cs/>
+          <w:lang w:val="ar_AE" w:bidi="ar_AE"/>
+        </w:rPr>
+        <w:t>فيلبي 4:15–19</w:t>
+      </w:r>
       <w:r>
         <w:rPr>
           <w:rtl/>
@@ -13793,20 +12257,14 @@
         </w:rPr>
         <w:t>). وهذا التناقض الظاهر جعل أهل كورنثوس يشكون في دوافعه أو في محبته نحوهم (</w:t>
       </w:r>
-      <w:hyperlink r:id="rId246">
-        <w:r>
-          <w:rPr>
-            <w:rtl/>
-            <w:cs/>
-            <w:lang w:val="ar_AE" w:bidi="ar_AE"/>
-          </w:rPr>
-          <w:rPr>
-            <w:color w:val="0000EE"/>
-            <w:u w:val="single"/>
-          </w:rPr>
-          <w:t>2 كورنثوس 11:11</w:t>
-        </w:r>
-      </w:hyperlink>
+      <w:r>
+        <w:rPr>
+          <w:rtl/>
+          <w:cs/>
+          <w:lang w:val="ar_AE" w:bidi="ar_AE"/>
+        </w:rPr>
+        <w:t>2 كورنثوس 11:11</w:t>
+      </w:r>
       <w:r>
         <w:rPr>
           <w:rtl/>
@@ -13882,20 +12340,14 @@
         </w:rPr>
         <w:t>كان هدف بولس من رفض قبول الدعم المادي من أهل كورنثوس (</w:t>
       </w:r>
-      <w:hyperlink r:id="rId247">
-        <w:r>
-          <w:rPr>
-            <w:rtl/>
-            <w:cs/>
-            <w:lang w:val="ar_AE" w:bidi="ar_AE"/>
-          </w:rPr>
-          <w:rPr>
-            <w:color w:val="0000EE"/>
-            <w:u w:val="single"/>
-          </w:rPr>
-          <w:t>11:7–11</w:t>
-        </w:r>
-      </w:hyperlink>
+      <w:r>
+        <w:rPr>
+          <w:rtl/>
+          <w:cs/>
+          <w:lang w:val="ar_AE" w:bidi="ar_AE"/>
+        </w:rPr>
+        <w:t>11:7–11</w:t>
+      </w:r>
       <w:r>
         <w:rPr>
           <w:rtl/>
@@ -13971,20 +12423,14 @@
         </w:rPr>
         <w:t xml:space="preserve">يدين بولس بشدة المعلمين الكذبة في كورنثوس (انظر </w:t>
       </w:r>
-      <w:hyperlink r:id="rId248">
-        <w:r>
-          <w:rPr>
-            <w:rtl/>
-            <w:cs/>
-            <w:lang w:val="ar_AE" w:bidi="ar_AE"/>
-          </w:rPr>
-          <w:rPr>
-            <w:color w:val="0000EE"/>
-            <w:u w:val="single"/>
-          </w:rPr>
-          <w:t>غلاطية 1:6–9</w:t>
-        </w:r>
-      </w:hyperlink>
+      <w:r>
+        <w:rPr>
+          <w:rtl/>
+          <w:cs/>
+          <w:lang w:val="ar_AE" w:bidi="ar_AE"/>
+        </w:rPr>
+        <w:t>غلاطية 1:6–9</w:t>
+      </w:r>
       <w:r>
         <w:rPr>
           <w:rtl/>
@@ -13993,20 +12439,14 @@
         </w:rPr>
         <w:t>). وعلى الرغم من أن المعلمين الكذبة أرادوا الادعاء بأن عملهم مُماثل لعمل بولس (</w:t>
       </w:r>
-      <w:hyperlink r:id="rId249">
-        <w:r>
-          <w:rPr>
-            <w:rtl/>
-            <w:cs/>
-            <w:lang w:val="ar_AE" w:bidi="ar_AE"/>
-          </w:rPr>
-          <w:rPr>
-            <w:color w:val="0000EE"/>
-            <w:u w:val="single"/>
-          </w:rPr>
-          <w:t>2 كور 11:12</w:t>
-        </w:r>
-      </w:hyperlink>
+      <w:r>
+        <w:rPr>
+          <w:rtl/>
+          <w:cs/>
+          <w:lang w:val="ar_AE" w:bidi="ar_AE"/>
+        </w:rPr>
+        <w:t>2 كور 11:12</w:t>
+      </w:r>
       <w:r>
         <w:rPr>
           <w:rtl/>
@@ -14015,20 +12455,14 @@
         </w:rPr>
         <w:t xml:space="preserve">), إلا أنهم في الحقيقة كانوا رسلاً كذبة وعمالاً مُخادعين (انظر </w:t>
       </w:r>
-      <w:hyperlink r:id="rId250">
-        <w:r>
-          <w:rPr>
-            <w:rtl/>
-            <w:cs/>
-            <w:lang w:val="ar_AE" w:bidi="ar_AE"/>
-          </w:rPr>
-          <w:rPr>
-            <w:color w:val="0000EE"/>
-            <w:u w:val="single"/>
-          </w:rPr>
-          <w:t>فيلبي 3:2</w:t>
-        </w:r>
-      </w:hyperlink>
+      <w:r>
+        <w:rPr>
+          <w:rtl/>
+          <w:cs/>
+          <w:lang w:val="ar_AE" w:bidi="ar_AE"/>
+        </w:rPr>
+        <w:t>فيلبي 3:2</w:t>
+      </w:r>
       <w:r>
         <w:rPr>
           <w:rtl/>
@@ -14054,20 +12488,14 @@
         </w:rPr>
         <w:t xml:space="preserve">)، فهكذا أيضاً يتنكر خدامه ليظهروا كخدام للبر، ولكن أعمالهم شريرة وعقابهم مؤكد (انظر </w:t>
       </w:r>
-      <w:hyperlink r:id="rId251">
-        <w:r>
-          <w:rPr>
-            <w:rtl/>
-            <w:cs/>
-            <w:lang w:val="ar_AE" w:bidi="ar_AE"/>
-          </w:rPr>
-          <w:rPr>
-            <w:color w:val="0000EE"/>
-            <w:u w:val="single"/>
-          </w:rPr>
-          <w:t>2 كور 5:10</w:t>
-        </w:r>
-      </w:hyperlink>
+      <w:r>
+        <w:rPr>
+          <w:rtl/>
+          <w:cs/>
+          <w:lang w:val="ar_AE" w:bidi="ar_AE"/>
+        </w:rPr>
+        <w:t>2 كور 5:10</w:t>
+      </w:r>
       <w:r>
         <w:rPr>
           <w:rtl/>
@@ -14143,20 +12571,14 @@
         </w:rPr>
         <w:t xml:space="preserve">يلعب بولس دور الأحمق المتفاخر (انظر أيضاً </w:t>
       </w:r>
-      <w:hyperlink r:id="rId252">
-        <w:r>
-          <w:rPr>
-            <w:rtl/>
-            <w:cs/>
-            <w:lang w:val="ar_AE" w:bidi="ar_AE"/>
-          </w:rPr>
-          <w:rPr>
-            <w:color w:val="0000EE"/>
-            <w:u w:val="single"/>
-          </w:rPr>
-          <w:t>12:11–13</w:t>
-        </w:r>
-      </w:hyperlink>
+      <w:r>
+        <w:rPr>
+          <w:rtl/>
+          <w:cs/>
+          <w:lang w:val="ar_AE" w:bidi="ar_AE"/>
+        </w:rPr>
+        <w:t>12:11–13</w:t>
+      </w:r>
       <w:r>
         <w:rPr>
           <w:rtl/>
@@ -14232,20 +12654,14 @@
         </w:rPr>
         <w:t>كان أهل كورنثوس يفتخرون بقدرتهم على فهم القضايا الدينية العميقة، وكانوا يُقدرون المعلمين الذين يتظاهرون بالمعرفة. ولكن بولس جاء بأجندة مختلفة (</w:t>
       </w:r>
-      <w:hyperlink r:id="rId253">
-        <w:r>
-          <w:rPr>
-            <w:rtl/>
-            <w:cs/>
-            <w:lang w:val="ar_AE" w:bidi="ar_AE"/>
-          </w:rPr>
-          <w:rPr>
-            <w:color w:val="0000EE"/>
-            <w:u w:val="single"/>
-          </w:rPr>
-          <w:t>1 كورنثوس 2:1–16</w:t>
-        </w:r>
-      </w:hyperlink>
+      <w:r>
+        <w:rPr>
+          <w:rtl/>
+          <w:cs/>
+          <w:lang w:val="ar_AE" w:bidi="ar_AE"/>
+        </w:rPr>
+        <w:t>1 كورنثوس 2:1–16</w:t>
+      </w:r>
       <w:r>
         <w:rPr>
           <w:rtl/>
@@ -14463,20 +12879,14 @@
         </w:rPr>
         <w:t xml:space="preserve">: كان خصوم بولس يعتقدون أن الأصل اليهودي هو من شروط مؤهلات الخدمة (انظر </w:t>
       </w:r>
-      <w:hyperlink r:id="rId254">
-        <w:r>
-          <w:rPr>
-            <w:rtl/>
-            <w:cs/>
-            <w:lang w:val="ar_AE" w:bidi="ar_AE"/>
-          </w:rPr>
-          <w:rPr>
-            <w:color w:val="0000EE"/>
-            <w:u w:val="single"/>
-          </w:rPr>
-          <w:t>فيلبي 3:5</w:t>
-        </w:r>
-      </w:hyperlink>
+      <w:r>
+        <w:rPr>
+          <w:rtl/>
+          <w:cs/>
+          <w:lang w:val="ar_AE" w:bidi="ar_AE"/>
+        </w:rPr>
+        <w:t>فيلبي 3:5</w:t>
+      </w:r>
       <w:r>
         <w:rPr>
           <w:rtl/>
@@ -14501,20 +12911,14 @@
         </w:rPr>
         <w:t xml:space="preserve">: كان الختان يُرى على أنه هو ما يجعل الإسرائيلي جزءاً من مجتمع شعب الله (قارن </w:t>
       </w:r>
-      <w:hyperlink r:id="rId255">
-        <w:r>
-          <w:rPr>
-            <w:rtl/>
-            <w:cs/>
-            <w:lang w:val="ar_AE" w:bidi="ar_AE"/>
-          </w:rPr>
-          <w:rPr>
-            <w:color w:val="0000EE"/>
-            <w:u w:val="single"/>
-          </w:rPr>
-          <w:t>يوحنا 1:47</w:t>
-        </w:r>
-      </w:hyperlink>
+      <w:r>
+        <w:rPr>
+          <w:rtl/>
+          <w:cs/>
+          <w:lang w:val="ar_AE" w:bidi="ar_AE"/>
+        </w:rPr>
+        <w:t>يوحنا 1:47</w:t>
+      </w:r>
       <w:r>
         <w:rPr>
           <w:rtl/>
@@ -14523,20 +12927,14 @@
         </w:rPr>
         <w:t xml:space="preserve">; </w:t>
       </w:r>
-      <w:hyperlink r:id="rId256">
-        <w:r>
-          <w:rPr>
-            <w:rtl/>
-            <w:cs/>
-            <w:lang w:val="ar_AE" w:bidi="ar_AE"/>
-          </w:rPr>
-          <w:rPr>
-            <w:color w:val="0000EE"/>
-            <w:u w:val="single"/>
-          </w:rPr>
-          <w:t>رومية 9:4</w:t>
-        </w:r>
-      </w:hyperlink>
+      <w:r>
+        <w:rPr>
+          <w:rtl/>
+          <w:cs/>
+          <w:lang w:val="ar_AE" w:bidi="ar_AE"/>
+        </w:rPr>
+        <w:t>رومية 9:4</w:t>
+      </w:r>
       <w:r>
         <w:rPr>
           <w:rtl/>
@@ -14545,20 +12943,14 @@
         </w:rPr>
         <w:t>). كان بولس يحمل هذا الشرف أيضاً، بل كان فريسيا مخلص للشريعة (</w:t>
       </w:r>
-      <w:hyperlink r:id="rId257">
-        <w:r>
-          <w:rPr>
-            <w:rtl/>
-            <w:cs/>
-            <w:lang w:val="ar_AE" w:bidi="ar_AE"/>
-          </w:rPr>
-          <w:rPr>
-            <w:color w:val="0000EE"/>
-            <w:u w:val="single"/>
-          </w:rPr>
-          <w:t>أعمال 26:4–5</w:t>
-        </w:r>
-      </w:hyperlink>
+      <w:r>
+        <w:rPr>
+          <w:rtl/>
+          <w:cs/>
+          <w:lang w:val="ar_AE" w:bidi="ar_AE"/>
+        </w:rPr>
+        <w:t>أعمال 26:4–5</w:t>
+      </w:r>
       <w:r>
         <w:rPr>
           <w:rtl/>
@@ -14567,20 +12959,14 @@
         </w:rPr>
         <w:t xml:space="preserve">; </w:t>
       </w:r>
-      <w:hyperlink r:id="rId258">
-        <w:r>
-          <w:rPr>
-            <w:rtl/>
-            <w:cs/>
-            <w:lang w:val="ar_AE" w:bidi="ar_AE"/>
-          </w:rPr>
-          <w:rPr>
-            <w:color w:val="0000EE"/>
-            <w:u w:val="single"/>
-          </w:rPr>
-          <w:t>رومية 11:1</w:t>
-        </w:r>
-      </w:hyperlink>
+      <w:r>
+        <w:rPr>
+          <w:rtl/>
+          <w:cs/>
+          <w:lang w:val="ar_AE" w:bidi="ar_AE"/>
+        </w:rPr>
+        <w:t>رومية 11:1</w:t>
+      </w:r>
       <w:r>
         <w:rPr>
           <w:rtl/>
@@ -14589,20 +12975,14 @@
         </w:rPr>
         <w:t xml:space="preserve">; </w:t>
       </w:r>
-      <w:hyperlink r:id="rId259">
-        <w:r>
-          <w:rPr>
-            <w:rtl/>
-            <w:cs/>
-            <w:lang w:val="ar_AE" w:bidi="ar_AE"/>
-          </w:rPr>
-          <w:rPr>
-            <w:color w:val="0000EE"/>
-            <w:u w:val="single"/>
-          </w:rPr>
-          <w:t>فيلبي 3:5–6</w:t>
-        </w:r>
-      </w:hyperlink>
+      <w:r>
+        <w:rPr>
+          <w:rtl/>
+          <w:cs/>
+          <w:lang w:val="ar_AE" w:bidi="ar_AE"/>
+        </w:rPr>
+        <w:t>فيلبي 3:5–6</w:t>
+      </w:r>
       <w:r>
         <w:rPr>
           <w:rtl/>
@@ -14627,20 +13007,14 @@
         </w:rPr>
         <w:t xml:space="preserve"> هذ إدعاء آخر من إدعاءات معارضي بولس لكي يكسبوا القبول الإلهي بناءً على أصلهم العرقي. ولكن بولس يوضح في أماكن أخرى من هم الإسرائيليون الحقيقيون ومن هم أبناء إبراهيم (انظر </w:t>
       </w:r>
-      <w:hyperlink r:id="rId125">
-        <w:r>
-          <w:rPr>
-            <w:rtl/>
-            <w:cs/>
-            <w:lang w:val="ar_AE" w:bidi="ar_AE"/>
-          </w:rPr>
-          <w:rPr>
-            <w:color w:val="0000EE"/>
-            <w:u w:val="single"/>
-          </w:rPr>
-          <w:t>رومية 2:28–29</w:t>
-        </w:r>
-      </w:hyperlink>
+      <w:r>
+        <w:rPr>
+          <w:rtl/>
+          <w:cs/>
+          <w:lang w:val="ar_AE" w:bidi="ar_AE"/>
+        </w:rPr>
+        <w:t>رومية 2:28–29</w:t>
+      </w:r>
       <w:r>
         <w:rPr>
           <w:rtl/>
@@ -14649,20 +13023,14 @@
         </w:rPr>
         <w:t xml:space="preserve">; </w:t>
       </w:r>
-      <w:hyperlink r:id="rId260">
-        <w:r>
-          <w:rPr>
-            <w:rtl/>
-            <w:cs/>
-            <w:lang w:val="ar_AE" w:bidi="ar_AE"/>
-          </w:rPr>
-          <w:rPr>
-            <w:color w:val="0000EE"/>
-            <w:u w:val="single"/>
-          </w:rPr>
-          <w:t>غلاطية 3:16</w:t>
-        </w:r>
-      </w:hyperlink>
+      <w:r>
+        <w:rPr>
+          <w:rtl/>
+          <w:cs/>
+          <w:lang w:val="ar_AE" w:bidi="ar_AE"/>
+        </w:rPr>
+        <w:t>غلاطية 3:16</w:t>
+      </w:r>
       <w:r>
         <w:rPr>
           <w:rtl/>
@@ -14671,20 +13039,14 @@
         </w:rPr>
         <w:t xml:space="preserve">, </w:t>
       </w:r>
-      <w:hyperlink r:id="rId261">
-        <w:r>
-          <w:rPr>
-            <w:rtl/>
-            <w:cs/>
-            <w:lang w:val="ar_AE" w:bidi="ar_AE"/>
-          </w:rPr>
-          <w:rPr>
-            <w:color w:val="0000EE"/>
-            <w:u w:val="single"/>
-          </w:rPr>
-          <w:t>26–29</w:t>
-        </w:r>
-      </w:hyperlink>
+      <w:r>
+        <w:rPr>
+          <w:rtl/>
+          <w:cs/>
+          <w:lang w:val="ar_AE" w:bidi="ar_AE"/>
+        </w:rPr>
+        <w:t>26–29</w:t>
+      </w:r>
       <w:r>
         <w:rPr>
           <w:rtl/>
@@ -14768,20 +13130,14 @@
         </w:rPr>
         <w:t xml:space="preserve">: على سبيل المثال، انظر </w:t>
       </w:r>
-      <w:hyperlink r:id="rId262">
-        <w:r>
-          <w:rPr>
-            <w:rtl/>
-            <w:cs/>
-            <w:lang w:val="ar_AE" w:bidi="ar_AE"/>
-          </w:rPr>
-          <w:rPr>
-            <w:color w:val="0000EE"/>
-            <w:u w:val="single"/>
-          </w:rPr>
-          <w:t>أعمال 16:22–23</w:t>
-        </w:r>
-      </w:hyperlink>
+      <w:r>
+        <w:rPr>
+          <w:rtl/>
+          <w:cs/>
+          <w:lang w:val="ar_AE" w:bidi="ar_AE"/>
+        </w:rPr>
+        <w:t>أعمال 16:22–23</w:t>
+      </w:r>
       <w:r>
         <w:rPr>
           <w:rtl/>
@@ -14806,20 +13162,14 @@
         </w:rPr>
         <w:t xml:space="preserve">: كانت هذه العقوبة معروفة في الشريعة اليهودية في </w:t>
       </w:r>
-      <w:hyperlink r:id="rId263">
-        <w:r>
-          <w:rPr>
-            <w:rtl/>
-            <w:cs/>
-            <w:lang w:val="ar_AE" w:bidi="ar_AE"/>
-          </w:rPr>
-          <w:rPr>
-            <w:color w:val="0000EE"/>
-            <w:u w:val="single"/>
-          </w:rPr>
-          <w:t>تثنية 25:1–3</w:t>
-        </w:r>
-      </w:hyperlink>
+      <w:r>
+        <w:rPr>
+          <w:rtl/>
+          <w:cs/>
+          <w:lang w:val="ar_AE" w:bidi="ar_AE"/>
+        </w:rPr>
+        <w:t>تثنية 25:1–3</w:t>
+      </w:r>
       <w:r>
         <w:rPr>
           <w:rtl/>
@@ -14990,20 +13340,14 @@
         </w:rPr>
         <w:t>: تعرض بولس لهذا العقاب الروماني في فيلبي، رغم كونه مواطناً رومانياً وكان يجب أن يُعفى منه (</w:t>
       </w:r>
-      <w:hyperlink r:id="rId264">
-        <w:r>
-          <w:rPr>
-            <w:rtl/>
-            <w:cs/>
-            <w:lang w:val="ar_AE" w:bidi="ar_AE"/>
-          </w:rPr>
-          <w:rPr>
-            <w:color w:val="0000EE"/>
-            <w:u w:val="single"/>
-          </w:rPr>
-          <w:t>أعمال الرسل 16:22–24</w:t>
-        </w:r>
-      </w:hyperlink>
+      <w:r>
+        <w:rPr>
+          <w:rtl/>
+          <w:cs/>
+          <w:lang w:val="ar_AE" w:bidi="ar_AE"/>
+        </w:rPr>
+        <w:t>أعمال الرسل 16:22–24</w:t>
+      </w:r>
       <w:r>
         <w:rPr>
           <w:rtl/>
@@ -15012,20 +13356,14 @@
         </w:rPr>
         <w:t xml:space="preserve">, </w:t>
       </w:r>
-      <w:hyperlink r:id="rId265">
-        <w:r>
-          <w:rPr>
-            <w:rtl/>
-            <w:cs/>
-            <w:lang w:val="ar_AE" w:bidi="ar_AE"/>
-          </w:rPr>
-          <w:rPr>
-            <w:color w:val="0000EE"/>
-            <w:u w:val="single"/>
-          </w:rPr>
-          <w:t>37</w:t>
-        </w:r>
-      </w:hyperlink>
+      <w:r>
+        <w:rPr>
+          <w:rtl/>
+          <w:cs/>
+          <w:lang w:val="ar_AE" w:bidi="ar_AE"/>
+        </w:rPr>
+        <w:t>37</w:t>
+      </w:r>
       <w:r>
         <w:rPr>
           <w:rtl/>
@@ -15050,20 +13388,14 @@
         </w:rPr>
         <w:t>: في لسترة (</w:t>
       </w:r>
-      <w:hyperlink r:id="rId266">
-        <w:r>
-          <w:rPr>
-            <w:rtl/>
-            <w:cs/>
-            <w:lang w:val="ar_AE" w:bidi="ar_AE"/>
-          </w:rPr>
-          <w:rPr>
-            <w:color w:val="0000EE"/>
-            <w:u w:val="single"/>
-          </w:rPr>
-          <w:t>أعمال الرسل 14:19</w:t>
-        </w:r>
-      </w:hyperlink>
+      <w:r>
+        <w:rPr>
+          <w:rtl/>
+          <w:cs/>
+          <w:lang w:val="ar_AE" w:bidi="ar_AE"/>
+        </w:rPr>
+        <w:t>أعمال الرسل 14:19</w:t>
+      </w:r>
       <w:r>
         <w:rPr>
           <w:rtl/>
@@ -15088,20 +13420,14 @@
         </w:rPr>
         <w:t>: لم تسجل هذه الأحداث في أي موضع آخر، لكن تم تسجيل غرق سفينة بولس في رحلته إلى روما والتي سنذكرها لاحقاً في (</w:t>
       </w:r>
-      <w:hyperlink r:id="rId267">
-        <w:r>
-          <w:rPr>
-            <w:rtl/>
-            <w:cs/>
-            <w:lang w:val="ar_AE" w:bidi="ar_AE"/>
-          </w:rPr>
-          <w:rPr>
-            <w:color w:val="0000EE"/>
-            <w:u w:val="single"/>
-          </w:rPr>
-          <w:t>أعمال الرسل 27:1–44</w:t>
-        </w:r>
-      </w:hyperlink>
+      <w:r>
+        <w:rPr>
+          <w:rtl/>
+          <w:cs/>
+          <w:lang w:val="ar_AE" w:bidi="ar_AE"/>
+        </w:rPr>
+        <w:t>أعمال الرسل 27:1–44</w:t>
+      </w:r>
       <w:r>
         <w:rPr>
           <w:rtl/>
@@ -15177,20 +13503,14 @@
         </w:rPr>
         <w:t xml:space="preserve">سُجلت العديد من رحلات بولس الطويلة في </w:t>
       </w:r>
-      <w:hyperlink r:id="rId268">
-        <w:r>
-          <w:rPr>
-            <w:rtl/>
-            <w:cs/>
-            <w:lang w:val="ar_AE" w:bidi="ar_AE"/>
-          </w:rPr>
-          <w:rPr>
-            <w:color w:val="0000EE"/>
-            <w:u w:val="single"/>
-          </w:rPr>
-          <w:t>أعمال الرسل 13–28</w:t>
-        </w:r>
-      </w:hyperlink>
+      <w:r>
+        <w:rPr>
+          <w:rtl/>
+          <w:cs/>
+          <w:lang w:val="ar_AE" w:bidi="ar_AE"/>
+        </w:rPr>
+        <w:t>أعمال الرسل 13–28</w:t>
+      </w:r>
       <w:r>
         <w:rPr>
           <w:rtl/>
@@ -15341,20 +13661,14 @@
         </w:rPr>
         <w:t xml:space="preserve">: يتناول بولس هذا الموضوع بشكل مفصل في </w:t>
       </w:r>
-      <w:hyperlink r:id="rId269">
-        <w:r>
-          <w:rPr>
-            <w:rtl/>
-            <w:cs/>
-            <w:lang w:val="ar_AE" w:bidi="ar_AE"/>
-          </w:rPr>
-          <w:rPr>
-            <w:color w:val="0000EE"/>
-            <w:u w:val="single"/>
-          </w:rPr>
-          <w:t>12:1–10</w:t>
-        </w:r>
-      </w:hyperlink>
+      <w:r>
+        <w:rPr>
+          <w:rtl/>
+          <w:cs/>
+          <w:lang w:val="ar_AE" w:bidi="ar_AE"/>
+        </w:rPr>
+        <w:t>12:1–10</w:t>
+      </w:r>
       <w:r>
         <w:rPr>
           <w:rtl/>
@@ -15430,20 +13744,14 @@
         </w:rPr>
         <w:t xml:space="preserve">في ختام حديثه عن "الافتخار" بضعفه، يروي بولس كيف اضطر للهرب من دمشق بعد سنوات قليلة من إيمانه بالمسيح (انظر </w:t>
       </w:r>
-      <w:hyperlink r:id="rId270">
-        <w:r>
-          <w:rPr>
-            <w:rtl/>
-            <w:cs/>
-            <w:lang w:val="ar_AE" w:bidi="ar_AE"/>
-          </w:rPr>
-          <w:rPr>
-            <w:color w:val="0000EE"/>
-            <w:u w:val="single"/>
-          </w:rPr>
-          <w:t>أعمال الرسل 9:23–25</w:t>
-        </w:r>
-      </w:hyperlink>
+      <w:r>
+        <w:rPr>
+          <w:rtl/>
+          <w:cs/>
+          <w:lang w:val="ar_AE" w:bidi="ar_AE"/>
+        </w:rPr>
+        <w:t>أعمال الرسل 9:23–25</w:t>
+      </w:r>
       <w:r>
         <w:rPr>
           <w:rtl/>
@@ -15452,20 +13760,14 @@
         </w:rPr>
         <w:t xml:space="preserve">؛ </w:t>
       </w:r>
-      <w:hyperlink r:id="rId271">
-        <w:r>
-          <w:rPr>
-            <w:rtl/>
-            <w:cs/>
-            <w:lang w:val="ar_AE" w:bidi="ar_AE"/>
-          </w:rPr>
-          <w:rPr>
-            <w:color w:val="0000EE"/>
-            <w:u w:val="single"/>
-          </w:rPr>
-          <w:t>غلاطية 1:15–18</w:t>
-        </w:r>
-      </w:hyperlink>
+      <w:r>
+        <w:rPr>
+          <w:rtl/>
+          <w:cs/>
+          <w:lang w:val="ar_AE" w:bidi="ar_AE"/>
+        </w:rPr>
+        <w:t>غلاطية 1:15–18</w:t>
+      </w:r>
       <w:r>
         <w:rPr>
           <w:rtl/>
@@ -15632,20 +13934,14 @@
         </w:rPr>
         <w:t xml:space="preserve">اتهم بعض الناس في كنيسة كورنثوس بولس بأنه لا يملك خبرات وتجارب روحية عميقة، وأنه ليس شخصاً ذا رؤى خاصة، بل مجرد إنسان عادي بلا موهبة مميزة (انظر </w:t>
       </w:r>
-      <w:hyperlink r:id="rId203">
-        <w:r>
-          <w:rPr>
-            <w:rtl/>
-            <w:cs/>
-            <w:lang w:val="ar_AE" w:bidi="ar_AE"/>
-          </w:rPr>
-          <w:rPr>
-            <w:color w:val="0000EE"/>
-            <w:u w:val="single"/>
-          </w:rPr>
-          <w:t>10:10</w:t>
-        </w:r>
-      </w:hyperlink>
+      <w:r>
+        <w:rPr>
+          <w:rtl/>
+          <w:cs/>
+          <w:lang w:val="ar_AE" w:bidi="ar_AE"/>
+        </w:rPr>
+        <w:t>10:10</w:t>
+      </w:r>
       <w:r>
         <w:rPr>
           <w:rtl/>
@@ -15927,20 +14223,14 @@
         </w:rPr>
         <w:t>كان من الممكن أن يتفاخر بولس بهذا الاختبار الروحي (</w:t>
       </w:r>
-      <w:hyperlink r:id="rId272">
-        <w:r>
-          <w:rPr>
-            <w:rtl/>
-            <w:cs/>
-            <w:lang w:val="ar_AE" w:bidi="ar_AE"/>
-          </w:rPr>
-          <w:rPr>
-            <w:color w:val="0000EE"/>
-            <w:u w:val="single"/>
-          </w:rPr>
-          <w:t>12:2–4</w:t>
-        </w:r>
-      </w:hyperlink>
+      <w:r>
+        <w:rPr>
+          <w:rtl/>
+          <w:cs/>
+          <w:lang w:val="ar_AE" w:bidi="ar_AE"/>
+        </w:rPr>
+        <w:t>12:2–4</w:t>
+      </w:r>
       <w:r>
         <w:rPr>
           <w:rtl/>
@@ -15949,20 +14239,14 @@
         </w:rPr>
         <w:t>)، إلا أنه لم يستند إلى اختباراته كدليل على مصداقية خدمته الرسولية، بل كان يرى أن حياته وكلماته هي البرهان. لهذا السبب، لم يفتخر بقوته، بل بضعفه (</w:t>
       </w:r>
-      <w:hyperlink r:id="rId273">
-        <w:r>
-          <w:rPr>
-            <w:rtl/>
-            <w:cs/>
-            <w:lang w:val="ar_AE" w:bidi="ar_AE"/>
-          </w:rPr>
-          <w:rPr>
-            <w:color w:val="0000EE"/>
-            <w:u w:val="single"/>
-          </w:rPr>
-          <w:t>11:23–33</w:t>
-        </w:r>
-      </w:hyperlink>
+      <w:r>
+        <w:rPr>
+          <w:rtl/>
+          <w:cs/>
+          <w:lang w:val="ar_AE" w:bidi="ar_AE"/>
+        </w:rPr>
+        <w:t>11:23–33</w:t>
+      </w:r>
       <w:r>
         <w:rPr>
           <w:rtl/>
@@ -16038,20 +14322,14 @@
         </w:rPr>
         <w:t xml:space="preserve">نحن لا نعرف تحديداً ما هي الشوكة التي كان يُعاني منها بولس (انظر </w:t>
       </w:r>
-      <w:hyperlink r:id="rId274">
-        <w:r>
-          <w:rPr>
-            <w:rtl/>
-            <w:cs/>
-            <w:lang w:val="ar_AE" w:bidi="ar_AE"/>
-          </w:rPr>
-          <w:rPr>
-            <w:color w:val="0000EE"/>
-            <w:u w:val="single"/>
-          </w:rPr>
-          <w:t>عدد 33:55</w:t>
-        </w:r>
-      </w:hyperlink>
+      <w:r>
+        <w:rPr>
+          <w:rtl/>
+          <w:cs/>
+          <w:lang w:val="ar_AE" w:bidi="ar_AE"/>
+        </w:rPr>
+        <w:t>عدد 33:55</w:t>
+      </w:r>
       <w:r>
         <w:rPr>
           <w:rtl/>
@@ -16060,20 +14338,14 @@
         </w:rPr>
         <w:t xml:space="preserve">؛ </w:t>
       </w:r>
-      <w:hyperlink r:id="rId275">
-        <w:r>
-          <w:rPr>
-            <w:rtl/>
-            <w:cs/>
-            <w:lang w:val="ar_AE" w:bidi="ar_AE"/>
-          </w:rPr>
-          <w:rPr>
-            <w:color w:val="0000EE"/>
-            <w:u w:val="single"/>
-          </w:rPr>
-          <w:t>حزقيال 28:24</w:t>
-        </w:r>
-      </w:hyperlink>
+      <w:r>
+        <w:rPr>
+          <w:rtl/>
+          <w:cs/>
+          <w:lang w:val="ar_AE" w:bidi="ar_AE"/>
+        </w:rPr>
+        <w:t>حزقيال 28:24</w:t>
+      </w:r>
       <w:r>
         <w:rPr>
           <w:rtl/>
@@ -16082,20 +14354,14 @@
         </w:rPr>
         <w:t xml:space="preserve">؛ </w:t>
       </w:r>
-      <w:hyperlink r:id="rId276">
-        <w:r>
-          <w:rPr>
-            <w:rtl/>
-            <w:cs/>
-            <w:lang w:val="ar_AE" w:bidi="ar_AE"/>
-          </w:rPr>
-          <w:rPr>
-            <w:color w:val="0000EE"/>
-            <w:u w:val="single"/>
-          </w:rPr>
-          <w:t>هوشع 2:6</w:t>
-        </w:r>
-      </w:hyperlink>
+      <w:r>
+        <w:rPr>
+          <w:rtl/>
+          <w:cs/>
+          <w:lang w:val="ar_AE" w:bidi="ar_AE"/>
+        </w:rPr>
+        <w:t>هوشع 2:6</w:t>
+      </w:r>
       <w:r>
         <w:rPr>
           <w:rtl/>
@@ -16193,20 +14459,14 @@
         </w:rPr>
         <w:t xml:space="preserve">”: انظر </w:t>
       </w:r>
-      <w:hyperlink r:id="rId277">
-        <w:r>
-          <w:rPr>
-            <w:rtl/>
-            <w:cs/>
-            <w:lang w:val="ar_AE" w:bidi="ar_AE"/>
-          </w:rPr>
-          <w:rPr>
-            <w:color w:val="0000EE"/>
-            <w:u w:val="single"/>
-          </w:rPr>
-          <w:t>11:5</w:t>
-        </w:r>
-      </w:hyperlink>
+      <w:r>
+        <w:rPr>
+          <w:rtl/>
+          <w:cs/>
+          <w:lang w:val="ar_AE" w:bidi="ar_AE"/>
+        </w:rPr>
+        <w:t>11:5</w:t>
+      </w:r>
       <w:r>
         <w:rPr>
           <w:rtl/>
@@ -16449,20 +14709,14 @@
         </w:rPr>
         <w:t xml:space="preserve">أشار بولس إلى أن "الشيء الوحيد الذي قصَّر فيه" هو أنه لم يطلب أجراً علي خدمته من أهل كورنثوس (انظر </w:t>
       </w:r>
-      <w:hyperlink r:id="rId247">
-        <w:r>
-          <w:rPr>
-            <w:rtl/>
-            <w:cs/>
-            <w:lang w:val="ar_AE" w:bidi="ar_AE"/>
-          </w:rPr>
-          <w:rPr>
-            <w:color w:val="0000EE"/>
-            <w:u w:val="single"/>
-          </w:rPr>
-          <w:t>11:7–11</w:t>
-        </w:r>
-      </w:hyperlink>
+      <w:r>
+        <w:rPr>
+          <w:rtl/>
+          <w:cs/>
+          <w:lang w:val="ar_AE" w:bidi="ar_AE"/>
+        </w:rPr>
+        <w:t>11:7–11</w:t>
+      </w:r>
       <w:r>
         <w:rPr>
           <w:rtl/>
@@ -16562,20 +14816,14 @@
         </w:rPr>
         <w:t>: زار بولس كورنثوس أول مرة للكرازة ببشارة الإنجيل (</w:t>
       </w:r>
-      <w:hyperlink r:id="rId278">
-        <w:r>
-          <w:rPr>
-            <w:rtl/>
-            <w:cs/>
-            <w:lang w:val="ar_AE" w:bidi="ar_AE"/>
-          </w:rPr>
-          <w:rPr>
-            <w:color w:val="0000EE"/>
-            <w:u w:val="single"/>
-          </w:rPr>
-          <w:t>أعمال الرسل 18:1–18</w:t>
-        </w:r>
-      </w:hyperlink>
+      <w:r>
+        <w:rPr>
+          <w:rtl/>
+          <w:cs/>
+          <w:lang w:val="ar_AE" w:bidi="ar_AE"/>
+        </w:rPr>
+        <w:t>أعمال الرسل 18:1–18</w:t>
+      </w:r>
       <w:r>
         <w:rPr>
           <w:rtl/>
@@ -16584,20 +14832,14 @@
         </w:rPr>
         <w:t>)، والثانية كانت زيارة غير مخطط لها وكانت مؤلمة (</w:t>
       </w:r>
-      <w:hyperlink r:id="rId51">
-        <w:r>
-          <w:rPr>
-            <w:rtl/>
-            <w:cs/>
-            <w:lang w:val="ar_AE" w:bidi="ar_AE"/>
-          </w:rPr>
-          <w:rPr>
-            <w:color w:val="0000EE"/>
-            <w:u w:val="single"/>
-          </w:rPr>
-          <w:t>2 كور 2:1</w:t>
-        </w:r>
-      </w:hyperlink>
+      <w:r>
+        <w:rPr>
+          <w:rtl/>
+          <w:cs/>
+          <w:lang w:val="ar_AE" w:bidi="ar_AE"/>
+        </w:rPr>
+        <w:t>2 كور 2:1</w:t>
+      </w:r>
       <w:r>
         <w:rPr>
           <w:rtl/>
@@ -16689,20 +14931,14 @@
         </w:rPr>
         <w:t xml:space="preserve">كان هناك بعض الأشخاص في كورنثوس لا يزالون يعتقدون أن بولس خدعهم، وربما ظنوا أنه أخذ جزءًا من التبرعات التي كانت مخصصة لكنيسة أورشليم (الفصول </w:t>
       </w:r>
-      <w:hyperlink r:id="rId185">
-        <w:r>
-          <w:rPr>
-            <w:rtl/>
-            <w:cs/>
-            <w:lang w:val="ar_AE" w:bidi="ar_AE"/>
-          </w:rPr>
-          <w:rPr>
-            <w:color w:val="0000EE"/>
-            <w:u w:val="single"/>
-          </w:rPr>
-          <w:t>8–9</w:t>
-        </w:r>
-      </w:hyperlink>
+      <w:r>
+        <w:rPr>
+          <w:rtl/>
+          <w:cs/>
+          <w:lang w:val="ar_AE" w:bidi="ar_AE"/>
+        </w:rPr>
+        <w:t>8–9</w:t>
+      </w:r>
       <w:r>
         <w:rPr>
           <w:rtl/>
@@ -16711,20 +14947,14 @@
         </w:rPr>
         <w:t xml:space="preserve">). غير أن الرد المنطقي على هذا الادعاء يتمثل في تذكيرهم بنزاهة تيطس والأخ المرافق له (انظر </w:t>
       </w:r>
-      <w:hyperlink r:id="rId279">
-        <w:r>
-          <w:rPr>
-            <w:rtl/>
-            <w:cs/>
-            <w:lang w:val="ar_AE" w:bidi="ar_AE"/>
-          </w:rPr>
-          <w:rPr>
-            <w:color w:val="0000EE"/>
-            <w:u w:val="single"/>
-          </w:rPr>
-          <w:t>8:18–24</w:t>
-        </w:r>
-      </w:hyperlink>
+      <w:r>
+        <w:rPr>
+          <w:rtl/>
+          <w:cs/>
+          <w:lang w:val="ar_AE" w:bidi="ar_AE"/>
+        </w:rPr>
+        <w:t>8:18–24</w:t>
+      </w:r>
       <w:r>
         <w:rPr>
           <w:rtl/>
@@ -16883,20 +15113,14 @@
         </w:rPr>
         <w:t xml:space="preserve">: فقد أكد بولس استعداده للتعامل بصرامة مع الخطايا الواضحة والمعلنة إذا اضطر لذلك (قارن </w:t>
       </w:r>
-      <w:hyperlink r:id="rId280">
-        <w:r>
-          <w:rPr>
-            <w:rtl/>
-            <w:cs/>
-            <w:lang w:val="ar_AE" w:bidi="ar_AE"/>
-          </w:rPr>
-          <w:rPr>
-            <w:color w:val="0000EE"/>
-            <w:u w:val="single"/>
-          </w:rPr>
-          <w:t>1:23–2:17</w:t>
-        </w:r>
-      </w:hyperlink>
+      <w:r>
+        <w:rPr>
+          <w:rtl/>
+          <w:cs/>
+          <w:lang w:val="ar_AE" w:bidi="ar_AE"/>
+        </w:rPr>
+        <w:t>1:23–2:17</w:t>
+      </w:r>
       <w:r>
         <w:rPr>
           <w:rtl/>
@@ -16905,20 +15129,14 @@
         </w:rPr>
         <w:t xml:space="preserve">؛ </w:t>
       </w:r>
-      <w:hyperlink r:id="rId208">
-        <w:r>
-          <w:rPr>
-            <w:rtl/>
-            <w:cs/>
-            <w:lang w:val="ar_AE" w:bidi="ar_AE"/>
-          </w:rPr>
-          <w:rPr>
-            <w:color w:val="0000EE"/>
-            <w:u w:val="single"/>
-          </w:rPr>
-          <w:t>1 كور 4:21</w:t>
-        </w:r>
-      </w:hyperlink>
+      <w:r>
+        <w:rPr>
+          <w:rtl/>
+          <w:cs/>
+          <w:lang w:val="ar_AE" w:bidi="ar_AE"/>
+        </w:rPr>
+        <w:t>1 كور 4:21</w:t>
+      </w:r>
       <w:r>
         <w:rPr>
           <w:rtl/>
@@ -16994,20 +15212,14 @@
         </w:rPr>
         <w:t>كان بولس يخشى أن يضعه الله في موقف يبدو فيه ضعيفاً أمامهم، كما حدث في زيارته السابقة (</w:t>
       </w:r>
-      <w:hyperlink r:id="rId51">
-        <w:r>
-          <w:rPr>
-            <w:rtl/>
-            <w:cs/>
-            <w:lang w:val="ar_AE" w:bidi="ar_AE"/>
-          </w:rPr>
-          <w:rPr>
-            <w:color w:val="0000EE"/>
-            <w:u w:val="single"/>
-          </w:rPr>
-          <w:t>2:1</w:t>
-        </w:r>
-      </w:hyperlink>
+      <w:r>
+        <w:rPr>
+          <w:rtl/>
+          <w:cs/>
+          <w:lang w:val="ar_AE" w:bidi="ar_AE"/>
+        </w:rPr>
+        <w:t>2:1</w:t>
+      </w:r>
       <w:r>
         <w:rPr>
           <w:rtl/>
@@ -17016,20 +15228,14 @@
         </w:rPr>
         <w:t xml:space="preserve">)، عندما رفضه أهل كورنثوس وأهانوه. • والخطايا التي ذكرها كانت جزءًا من خطايا أهل كورنثوس القديمة (انظر </w:t>
       </w:r>
-      <w:hyperlink r:id="rId155">
-        <w:r>
-          <w:rPr>
-            <w:rtl/>
-            <w:cs/>
-            <w:lang w:val="ar_AE" w:bidi="ar_AE"/>
-          </w:rPr>
-          <w:rPr>
-            <w:color w:val="0000EE"/>
-            <w:u w:val="single"/>
-          </w:rPr>
-          <w:t>6:14–7:1</w:t>
-        </w:r>
-      </w:hyperlink>
+      <w:r>
+        <w:rPr>
+          <w:rtl/>
+          <w:cs/>
+          <w:lang w:val="ar_AE" w:bidi="ar_AE"/>
+        </w:rPr>
+        <w:t>6:14–7:1</w:t>
+      </w:r>
       <w:r>
         <w:rPr>
           <w:rtl/>
@@ -17137,20 +15343,14 @@
         </w:rPr>
         <w:t xml:space="preserve">)، وجد في نصوص الكتاب المقدس ما يؤكد صحة قراره. وقد يبدو سبب اقتباسه غامضًا، لكن استناداً إلى </w:t>
       </w:r>
-      <w:hyperlink r:id="rId281">
-        <w:r>
-          <w:rPr>
-            <w:rtl/>
-            <w:cs/>
-            <w:lang w:val="ar_AE" w:bidi="ar_AE"/>
-          </w:rPr>
-          <w:rPr>
-            <w:color w:val="0000EE"/>
-            <w:u w:val="single"/>
-          </w:rPr>
-          <w:t>تثنية 19:15</w:t>
-        </w:r>
-      </w:hyperlink>
+      <w:r>
+        <w:rPr>
+          <w:rtl/>
+          <w:cs/>
+          <w:lang w:val="ar_AE" w:bidi="ar_AE"/>
+        </w:rPr>
+        <w:t>تثنية 19:15</w:t>
+      </w:r>
       <w:r>
         <w:rPr>
           <w:rtl/>
@@ -17159,20 +15359,14 @@
         </w:rPr>
         <w:t xml:space="preserve">، أراد بولس أن يحذرهم من أن كل خطيئة أو تعدي (المذكور في </w:t>
       </w:r>
-      <w:hyperlink r:id="rId282">
-        <w:r>
-          <w:rPr>
-            <w:rtl/>
-            <w:cs/>
-            <w:lang w:val="ar_AE" w:bidi="ar_AE"/>
-          </w:rPr>
-          <w:rPr>
-            <w:color w:val="0000EE"/>
-            <w:u w:val="single"/>
-          </w:rPr>
-          <w:t>2 كور 12:20–21</w:t>
-        </w:r>
-      </w:hyperlink>
+      <w:r>
+        <w:rPr>
+          <w:rtl/>
+          <w:cs/>
+          <w:lang w:val="ar_AE" w:bidi="ar_AE"/>
+        </w:rPr>
+        <w:t>2 كور 12:20–21</w:t>
+      </w:r>
       <w:r>
         <w:rPr>
           <w:rtl/>
@@ -17256,20 +15450,14 @@
         </w:rPr>
         <w:t xml:space="preserve">: كان بولس ممثلًا للمسيح بين أهل كورنثوس، وكان سيستخدم قوة الله لمعالجة مشاكلهم. • كان ضعفه يشبه ضعف المسيح، الذي صُلب وهو في حالة من الضعف (انظر </w:t>
       </w:r>
-      <w:hyperlink r:id="rId283">
-        <w:r>
-          <w:rPr>
-            <w:rtl/>
-            <w:cs/>
-            <w:lang w:val="ar_AE" w:bidi="ar_AE"/>
-          </w:rPr>
-          <w:rPr>
-            <w:color w:val="0000EE"/>
-            <w:u w:val="single"/>
-          </w:rPr>
-          <w:t>8:9</w:t>
-        </w:r>
-      </w:hyperlink>
+      <w:r>
+        <w:rPr>
+          <w:rtl/>
+          <w:cs/>
+          <w:lang w:val="ar_AE" w:bidi="ar_AE"/>
+        </w:rPr>
+        <w:t>8:9</w:t>
+      </w:r>
       <w:r>
         <w:rPr>
           <w:rtl/>
@@ -17278,20 +15466,14 @@
         </w:rPr>
         <w:t>). لكن بولس كان سيحكم على الخطاة بمحبة المسيح ورحمته (</w:t>
       </w:r>
-      <w:hyperlink r:id="rId284">
-        <w:r>
-          <w:rPr>
-            <w:rtl/>
-            <w:cs/>
-            <w:lang w:val="ar_AE" w:bidi="ar_AE"/>
-          </w:rPr>
-          <w:rPr>
-            <w:color w:val="0000EE"/>
-            <w:u w:val="single"/>
-          </w:rPr>
-          <w:t>5:14–21</w:t>
-        </w:r>
-      </w:hyperlink>
+      <w:r>
+        <w:rPr>
+          <w:rtl/>
+          <w:cs/>
+          <w:lang w:val="ar_AE" w:bidi="ar_AE"/>
+        </w:rPr>
+        <w:t>5:14–21</w:t>
+      </w:r>
       <w:r>
         <w:rPr>
           <w:rtl/>
@@ -17316,20 +15498,14 @@
         </w:rPr>
         <w:t>: كان بولس إنساناً ضعيفاً، لكنه كان يستمد قوته من المسيح (</w:t>
       </w:r>
-      <w:hyperlink r:id="rId285">
-        <w:r>
-          <w:rPr>
-            <w:rtl/>
-            <w:cs/>
-            <w:lang w:val="ar_AE" w:bidi="ar_AE"/>
-          </w:rPr>
-          <w:rPr>
-            <w:color w:val="0000EE"/>
-            <w:u w:val="single"/>
-          </w:rPr>
-          <w:t>12:10</w:t>
-        </w:r>
-      </w:hyperlink>
+      <w:r>
+        <w:rPr>
+          <w:rtl/>
+          <w:cs/>
+          <w:lang w:val="ar_AE" w:bidi="ar_AE"/>
+        </w:rPr>
+        <w:t>12:10</w:t>
+      </w:r>
       <w:r>
         <w:rPr>
           <w:rtl/>
@@ -17496,20 +15672,14 @@
         </w:rPr>
         <w:t>: الخطأ هنا هو أن يقبلوا المعلّمين الكذبة الذين ظهروا بينهم (</w:t>
       </w:r>
-      <w:hyperlink r:id="rId277">
-        <w:r>
-          <w:rPr>
-            <w:rtl/>
-            <w:cs/>
-            <w:lang w:val="ar_AE" w:bidi="ar_AE"/>
-          </w:rPr>
-          <w:rPr>
-            <w:color w:val="0000EE"/>
-            <w:u w:val="single"/>
-          </w:rPr>
-          <w:t>11:5</w:t>
-        </w:r>
-      </w:hyperlink>
+      <w:r>
+        <w:rPr>
+          <w:rtl/>
+          <w:cs/>
+          <w:lang w:val="ar_AE" w:bidi="ar_AE"/>
+        </w:rPr>
+        <w:t>11:5</w:t>
+      </w:r>
       <w:r>
         <w:rPr>
           <w:rtl/>
@@ -17518,20 +15688,14 @@
         </w:rPr>
         <w:t xml:space="preserve">, </w:t>
       </w:r>
-      <w:hyperlink r:id="rId213">
-        <w:r>
-          <w:rPr>
-            <w:rtl/>
-            <w:cs/>
-            <w:lang w:val="ar_AE" w:bidi="ar_AE"/>
-          </w:rPr>
-          <w:rPr>
-            <w:color w:val="0000EE"/>
-            <w:u w:val="single"/>
-          </w:rPr>
-          <w:t>13–15</w:t>
-        </w:r>
-      </w:hyperlink>
+      <w:r>
+        <w:rPr>
+          <w:rtl/>
+          <w:cs/>
+          <w:lang w:val="ar_AE" w:bidi="ar_AE"/>
+        </w:rPr>
+        <w:t>13–15</w:t>
+      </w:r>
       <w:r>
         <w:rPr>
           <w:rtl/>
@@ -17572,20 +15736,14 @@
         </w:rPr>
         <w:t>: كان هدف بولس هو أن يكون أميناً في الخدمة، وليس أن يبدو ناجحاً (</w:t>
       </w:r>
-      <w:hyperlink r:id="rId286">
-        <w:r>
-          <w:rPr>
-            <w:rtl/>
-            <w:cs/>
-            <w:lang w:val="ar_AE" w:bidi="ar_AE"/>
-          </w:rPr>
-          <w:rPr>
-            <w:color w:val="0000EE"/>
-            <w:u w:val="single"/>
-          </w:rPr>
-          <w:t>1 كور 4:2</w:t>
-        </w:r>
-      </w:hyperlink>
+      <w:r>
+        <w:rPr>
+          <w:rtl/>
+          <w:cs/>
+          <w:lang w:val="ar_AE" w:bidi="ar_AE"/>
+        </w:rPr>
+        <w:t>1 كور 4:2</w:t>
+      </w:r>
       <w:r>
         <w:rPr>
           <w:rtl/>
@@ -17594,20 +15752,14 @@
         </w:rPr>
         <w:t>). لقد سار في خدمته على خطى يسوع المسيح نفسه (</w:t>
       </w:r>
-      <w:hyperlink r:id="rId237">
-        <w:r>
-          <w:rPr>
-            <w:rtl/>
-            <w:cs/>
-            <w:lang w:val="ar_AE" w:bidi="ar_AE"/>
-          </w:rPr>
-          <w:rPr>
-            <w:color w:val="0000EE"/>
-            <w:u w:val="single"/>
-          </w:rPr>
-          <w:t>2 كور 13:4</w:t>
-        </w:r>
-      </w:hyperlink>
+      <w:r>
+        <w:rPr>
+          <w:rtl/>
+          <w:cs/>
+          <w:lang w:val="ar_AE" w:bidi="ar_AE"/>
+        </w:rPr>
+        <w:t>2 كور 13:4</w:t>
+      </w:r>
       <w:r>
         <w:rPr>
           <w:rtl/>
@@ -17775,20 +15927,14 @@
         </w:rPr>
         <w:t xml:space="preserve">، أي إعادة شيء إلى حالته الصحيحة، مثل استعادة الصحة الجيدة. (تُستخدم في </w:t>
       </w:r>
-      <w:hyperlink r:id="rId287">
-        <w:r>
-          <w:rPr>
-            <w:rtl/>
-            <w:cs/>
-            <w:lang w:val="ar_AE" w:bidi="ar_AE"/>
-          </w:rPr>
-          <w:rPr>
-            <w:color w:val="0000EE"/>
-            <w:u w:val="single"/>
-          </w:rPr>
-          <w:t>13:11</w:t>
-        </w:r>
-      </w:hyperlink>
+      <w:r>
+        <w:rPr>
+          <w:rtl/>
+          <w:cs/>
+          <w:lang w:val="ar_AE" w:bidi="ar_AE"/>
+        </w:rPr>
+        <w:t>13:11</w:t>
+      </w:r>
       <w:r>
         <w:rPr>
           <w:rtl/>
@@ -17797,20 +15943,14 @@
         </w:rPr>
         <w:t xml:space="preserve"> بمعنى "النمو إلى النضج"، وفي </w:t>
       </w:r>
-      <w:hyperlink r:id="rId288">
-        <w:r>
-          <w:rPr>
-            <w:rtl/>
-            <w:cs/>
-            <w:lang w:val="ar_AE" w:bidi="ar_AE"/>
-          </w:rPr>
-          <w:rPr>
-            <w:color w:val="0000EE"/>
-            <w:u w:val="single"/>
-          </w:rPr>
-          <w:t xml:space="preserve">مرقس 1:19 </w:t>
-        </w:r>
-      </w:hyperlink>
+      <w:r>
+        <w:rPr>
+          <w:rtl/>
+          <w:cs/>
+          <w:lang w:val="ar_AE" w:bidi="ar_AE"/>
+        </w:rPr>
+        <w:t xml:space="preserve">مرقس 1:19 </w:t>
+      </w:r>
       <w:r>
         <w:rPr>
           <w:rtl/>
@@ -17819,20 +15959,14 @@
         </w:rPr>
         <w:t xml:space="preserve">بمعنى "الإصلاح"، وفي </w:t>
       </w:r>
-      <w:hyperlink r:id="rId289">
-        <w:r>
-          <w:rPr>
-            <w:rtl/>
-            <w:cs/>
-            <w:lang w:val="ar_AE" w:bidi="ar_AE"/>
-          </w:rPr>
-          <w:rPr>
-            <w:color w:val="0000EE"/>
-            <w:u w:val="single"/>
-          </w:rPr>
-          <w:t>1 تسالونيكي 3:10</w:t>
-        </w:r>
-      </w:hyperlink>
+      <w:r>
+        <w:rPr>
+          <w:rtl/>
+          <w:cs/>
+          <w:lang w:val="ar_AE" w:bidi="ar_AE"/>
+        </w:rPr>
+        <w:t>1 تسالونيكي 3:10</w:t>
+      </w:r>
       <w:r>
         <w:rPr>
           <w:rtl/>
@@ -17841,20 +15975,14 @@
         </w:rPr>
         <w:t xml:space="preserve"> بمعنى "الكمال"، وفي </w:t>
       </w:r>
-      <w:hyperlink r:id="rId290">
-        <w:r>
-          <w:rPr>
-            <w:rtl/>
-            <w:cs/>
-            <w:lang w:val="ar_AE" w:bidi="ar_AE"/>
-          </w:rPr>
-          <w:rPr>
-            <w:color w:val="0000EE"/>
-            <w:u w:val="single"/>
-          </w:rPr>
-          <w:t>عبرانيين 13:21</w:t>
-        </w:r>
-      </w:hyperlink>
+      <w:r>
+        <w:rPr>
+          <w:rtl/>
+          <w:cs/>
+          <w:lang w:val="ar_AE" w:bidi="ar_AE"/>
+        </w:rPr>
+        <w:t>عبرانيين 13:21</w:t>
+      </w:r>
       <w:r>
         <w:rPr>
           <w:rtl/>
@@ -17863,20 +15991,14 @@
         </w:rPr>
         <w:t xml:space="preserve"> بمعنى "التجهيز"، وفي </w:t>
       </w:r>
-      <w:hyperlink r:id="rId291">
-        <w:r>
-          <w:rPr>
-            <w:rtl/>
-            <w:cs/>
-            <w:lang w:val="ar_AE" w:bidi="ar_AE"/>
-          </w:rPr>
-          <w:rPr>
-            <w:color w:val="0000EE"/>
-            <w:u w:val="single"/>
-          </w:rPr>
-          <w:t>1 بطرس 5:10</w:t>
-        </w:r>
-      </w:hyperlink>
+      <w:r>
+        <w:rPr>
+          <w:rtl/>
+          <w:cs/>
+          <w:lang w:val="ar_AE" w:bidi="ar_AE"/>
+        </w:rPr>
+        <w:t>1 بطرس 5:10</w:t>
+      </w:r>
       <w:r>
         <w:rPr>
           <w:rtl/>
@@ -17952,20 +16074,14 @@
         </w:rPr>
         <w:t>لم يُرِد بولس أن يكون قاسياً على أهل كورنثوس من خلال معاقبة المخطئين (</w:t>
       </w:r>
-      <w:hyperlink r:id="rId292">
-        <w:r>
-          <w:rPr>
-            <w:rtl/>
-            <w:cs/>
-            <w:lang w:val="ar_AE" w:bidi="ar_AE"/>
-          </w:rPr>
-          <w:rPr>
-            <w:color w:val="0000EE"/>
-            <w:u w:val="single"/>
-          </w:rPr>
-          <w:t>12:21</w:t>
-        </w:r>
-      </w:hyperlink>
+      <w:r>
+        <w:rPr>
+          <w:rtl/>
+          <w:cs/>
+          <w:lang w:val="ar_AE" w:bidi="ar_AE"/>
+        </w:rPr>
+        <w:t>12:21</w:t>
+      </w:r>
       <w:r>
         <w:rPr>
           <w:rtl/>
@@ -17974,20 +16090,14 @@
         </w:rPr>
         <w:t xml:space="preserve">)، بل كان يفضل ممارسة سلطانه الرسولي بطريقة إيجابية. لكن خدمته كانت تتطلب منه أن يبني ويهدم (قارن </w:t>
       </w:r>
-      <w:hyperlink r:id="rId293">
-        <w:r>
-          <w:rPr>
-            <w:rtl/>
-            <w:cs/>
-            <w:lang w:val="ar_AE" w:bidi="ar_AE"/>
-          </w:rPr>
-          <w:rPr>
-            <w:color w:val="0000EE"/>
-            <w:u w:val="single"/>
-          </w:rPr>
-          <w:t>إرميا 1:10</w:t>
-        </w:r>
-      </w:hyperlink>
+      <w:r>
+        <w:rPr>
+          <w:rtl/>
+          <w:cs/>
+          <w:lang w:val="ar_AE" w:bidi="ar_AE"/>
+        </w:rPr>
+        <w:t>إرميا 1:10</w:t>
+      </w:r>
       <w:r>
         <w:rPr>
           <w:rtl/>
@@ -18012,20 +16122,14 @@
         </w:rPr>
         <w:t xml:space="preserve">: فهذا هو التعبير المفضل لدى بولس للإشارة إلى مجتمع مسيحي مستقر (انظر </w:t>
       </w:r>
-      <w:hyperlink r:id="rId294">
-        <w:r>
-          <w:rPr>
-            <w:rtl/>
-            <w:cs/>
-            <w:lang w:val="ar_AE" w:bidi="ar_AE"/>
-          </w:rPr>
-          <w:rPr>
-            <w:color w:val="0000EE"/>
-            <w:u w:val="single"/>
-          </w:rPr>
-          <w:t>أفسس 4:12</w:t>
-        </w:r>
-      </w:hyperlink>
+      <w:r>
+        <w:rPr>
+          <w:rtl/>
+          <w:cs/>
+          <w:lang w:val="ar_AE" w:bidi="ar_AE"/>
+        </w:rPr>
+        <w:t>أفسس 4:12</w:t>
+      </w:r>
       <w:r>
         <w:rPr>
           <w:rtl/>
@@ -18034,20 +16138,14 @@
         </w:rPr>
         <w:t>)، حيث يسكن الله في قلوب المؤمنين وفيما بينهم (</w:t>
       </w:r>
-      <w:hyperlink r:id="rId295">
-        <w:r>
-          <w:rPr>
-            <w:rtl/>
-            <w:cs/>
-            <w:lang w:val="ar_AE" w:bidi="ar_AE"/>
-          </w:rPr>
-          <w:rPr>
-            <w:color w:val="0000EE"/>
-            <w:u w:val="single"/>
-          </w:rPr>
-          <w:t>2 كورنثوس 13:5</w:t>
-        </w:r>
-      </w:hyperlink>
+      <w:r>
+        <w:rPr>
+          <w:rtl/>
+          <w:cs/>
+          <w:lang w:val="ar_AE" w:bidi="ar_AE"/>
+        </w:rPr>
+        <w:t>2 كورنثوس 13:5</w:t>
+      </w:r>
       <w:r>
         <w:rPr>
           <w:rtl/>
@@ -18139,20 +16237,14 @@
         </w:rPr>
         <w:t xml:space="preserve">: انظر أيضاً </w:t>
       </w:r>
-      <w:hyperlink r:id="rId296">
-        <w:r>
-          <w:rPr>
-            <w:rtl/>
-            <w:cs/>
-            <w:lang w:val="ar_AE" w:bidi="ar_AE"/>
-          </w:rPr>
-          <w:rPr>
-            <w:color w:val="0000EE"/>
-            <w:u w:val="single"/>
-          </w:rPr>
-          <w:t>فيلبي 3:1</w:t>
-        </w:r>
-      </w:hyperlink>
+      <w:r>
+        <w:rPr>
+          <w:rtl/>
+          <w:cs/>
+          <w:lang w:val="ar_AE" w:bidi="ar_AE"/>
+        </w:rPr>
+        <w:t>فيلبي 3:1</w:t>
+      </w:r>
       <w:r>
         <w:rPr>
           <w:rtl/>
@@ -18161,20 +16253,14 @@
         </w:rPr>
         <w:t xml:space="preserve">؛ </w:t>
       </w:r>
-      <w:hyperlink r:id="rId297">
-        <w:r>
-          <w:rPr>
-            <w:rtl/>
-            <w:cs/>
-            <w:lang w:val="ar_AE" w:bidi="ar_AE"/>
-          </w:rPr>
-          <w:rPr>
-            <w:color w:val="0000EE"/>
-            <w:u w:val="single"/>
-          </w:rPr>
-          <w:t>4:4</w:t>
-        </w:r>
-      </w:hyperlink>
+      <w:r>
+        <w:rPr>
+          <w:rtl/>
+          <w:cs/>
+          <w:lang w:val="ar_AE" w:bidi="ar_AE"/>
+        </w:rPr>
+        <w:t>4:4</w:t>
+      </w:r>
       <w:r>
         <w:rPr>
           <w:rtl/>
@@ -18215,20 +16301,14 @@
         </w:rPr>
         <w:t xml:space="preserve">، فقد يكون تشجيع بولس هنا دعوة إلى السعي نحو الاسترداد الروحي. • "تَعَزَّوْا": تظهر أهمية الحاجة إلى التعزية في 2 كورنثوس، بدءاً من </w:t>
       </w:r>
-      <w:hyperlink r:id="rId298">
-        <w:r>
-          <w:rPr>
-            <w:rtl/>
-            <w:cs/>
-            <w:lang w:val="ar_AE" w:bidi="ar_AE"/>
-          </w:rPr>
-          <w:rPr>
-            <w:color w:val="0000EE"/>
-            <w:u w:val="single"/>
-          </w:rPr>
-          <w:t>1:3–7</w:t>
-        </w:r>
-      </w:hyperlink>
+      <w:r>
+        <w:rPr>
+          <w:rtl/>
+          <w:cs/>
+          <w:lang w:val="ar_AE" w:bidi="ar_AE"/>
+        </w:rPr>
+        <w:t>1:3–7</w:t>
+      </w:r>
       <w:r>
         <w:rPr>
           <w:rtl/>
@@ -18253,20 +16333,14 @@
         </w:rPr>
         <w:t xml:space="preserve">: تعنى حرفيًا "كونوا على وفاق" (كما في </w:t>
       </w:r>
-      <w:hyperlink r:id="rId299">
-        <w:r>
-          <w:rPr>
-            <w:rtl/>
-            <w:cs/>
-            <w:lang w:val="ar_AE" w:bidi="ar_AE"/>
-          </w:rPr>
-          <w:rPr>
-            <w:color w:val="0000EE"/>
-            <w:u w:val="single"/>
-          </w:rPr>
-          <w:t>فيلبي 2:1–4</w:t>
-        </w:r>
-      </w:hyperlink>
+      <w:r>
+        <w:rPr>
+          <w:rtl/>
+          <w:cs/>
+          <w:lang w:val="ar_AE" w:bidi="ar_AE"/>
+        </w:rPr>
+        <w:t>فيلبي 2:1–4</w:t>
+      </w:r>
       <w:r>
         <w:rPr>
           <w:rtl/>
@@ -18342,20 +16416,14 @@
         </w:rPr>
         <w:t>يختم بولس رسالته بطلب ومناشدة أخيرة (</w:t>
       </w:r>
-      <w:hyperlink r:id="rId287">
-        <w:r>
-          <w:rPr>
-            <w:rtl/>
-            <w:cs/>
-            <w:lang w:val="ar_AE" w:bidi="ar_AE"/>
-          </w:rPr>
-          <w:rPr>
-            <w:color w:val="0000EE"/>
-            <w:u w:val="single"/>
-          </w:rPr>
-          <w:t>13:11</w:t>
-        </w:r>
-      </w:hyperlink>
+      <w:r>
+        <w:rPr>
+          <w:rtl/>
+          <w:cs/>
+          <w:lang w:val="ar_AE" w:bidi="ar_AE"/>
+        </w:rPr>
+        <w:t>13:11</w:t>
+      </w:r>
       <w:r>
         <w:rPr>
           <w:rtl/>
@@ -18364,20 +16432,14 @@
         </w:rPr>
         <w:t>)، ثم يرسل تحياته (</w:t>
       </w:r>
-      <w:hyperlink r:id="rId300">
-        <w:r>
-          <w:rPr>
-            <w:rtl/>
-            <w:cs/>
-            <w:lang w:val="ar_AE" w:bidi="ar_AE"/>
-          </w:rPr>
-          <w:rPr>
-            <w:color w:val="0000EE"/>
-            <w:u w:val="single"/>
-          </w:rPr>
-          <w:t>13:12–13</w:t>
-        </w:r>
-      </w:hyperlink>
+      <w:r>
+        <w:rPr>
+          <w:rtl/>
+          <w:cs/>
+          <w:lang w:val="ar_AE" w:bidi="ar_AE"/>
+        </w:rPr>
+        <w:t>13:12–13</w:t>
+      </w:r>
       <w:r>
         <w:rPr>
           <w:rtl/>
@@ -18386,20 +16448,14 @@
         </w:rPr>
         <w:t>)، وكلمات البركة (</w:t>
       </w:r>
-      <w:hyperlink r:id="rId301">
-        <w:r>
-          <w:rPr>
-            <w:rtl/>
-            <w:cs/>
-            <w:lang w:val="ar_AE" w:bidi="ar_AE"/>
-          </w:rPr>
-          <w:rPr>
-            <w:color w:val="0000EE"/>
-            <w:u w:val="single"/>
-          </w:rPr>
-          <w:t>13:14</w:t>
-        </w:r>
-      </w:hyperlink>
+      <w:r>
+        <w:rPr>
+          <w:rtl/>
+          <w:cs/>
+          <w:lang w:val="ar_AE" w:bidi="ar_AE"/>
+        </w:rPr>
+        <w:t>13:14</w:t>
+      </w:r>
       <w:r>
         <w:rPr>
           <w:rtl/>
@@ -18483,20 +16539,14 @@
         </w:rPr>
         <w:t>: كانت القبلة تحية شائعة في الثقافة اليهودية، ولم تكن فقط علامة على المودة الشخصية، بل كانت أيضاً شائعة في كنيسة العهد الجديد (</w:t>
       </w:r>
-      <w:hyperlink r:id="rId302">
-        <w:r>
-          <w:rPr>
-            <w:rtl/>
-            <w:cs/>
-            <w:lang w:val="ar_AE" w:bidi="ar_AE"/>
-          </w:rPr>
-          <w:rPr>
-            <w:color w:val="0000EE"/>
-            <w:u w:val="single"/>
-          </w:rPr>
-          <w:t>رومية 16:16</w:t>
-        </w:r>
-      </w:hyperlink>
+      <w:r>
+        <w:rPr>
+          <w:rtl/>
+          <w:cs/>
+          <w:lang w:val="ar_AE" w:bidi="ar_AE"/>
+        </w:rPr>
+        <w:t>رومية 16:16</w:t>
+      </w:r>
       <w:r>
         <w:rPr>
           <w:rtl/>
@@ -18505,20 +16555,14 @@
         </w:rPr>
         <w:t xml:space="preserve">; </w:t>
       </w:r>
-      <w:hyperlink r:id="rId303">
-        <w:r>
-          <w:rPr>
-            <w:rtl/>
-            <w:cs/>
-            <w:lang w:val="ar_AE" w:bidi="ar_AE"/>
-          </w:rPr>
-          <w:rPr>
-            <w:color w:val="0000EE"/>
-            <w:u w:val="single"/>
-          </w:rPr>
-          <w:t>1 كورنثوس 16:20</w:t>
-        </w:r>
-      </w:hyperlink>
+      <w:r>
+        <w:rPr>
+          <w:rtl/>
+          <w:cs/>
+          <w:lang w:val="ar_AE" w:bidi="ar_AE"/>
+        </w:rPr>
+        <w:t>1 كورنثوس 16:20</w:t>
+      </w:r>
       <w:r>
         <w:rPr>
           <w:rtl/>
@@ -18527,20 +16571,14 @@
         </w:rPr>
         <w:t xml:space="preserve">; </w:t>
       </w:r>
-      <w:hyperlink r:id="rId304">
-        <w:r>
-          <w:rPr>
-            <w:rtl/>
-            <w:cs/>
-            <w:lang w:val="ar_AE" w:bidi="ar_AE"/>
-          </w:rPr>
-          <w:rPr>
-            <w:color w:val="0000EE"/>
-            <w:u w:val="single"/>
-          </w:rPr>
-          <w:t>1 تسالونيكي 5:26</w:t>
-        </w:r>
-      </w:hyperlink>
+      <w:r>
+        <w:rPr>
+          <w:rtl/>
+          <w:cs/>
+          <w:lang w:val="ar_AE" w:bidi="ar_AE"/>
+        </w:rPr>
+        <w:t>1 تسالونيكي 5:26</w:t>
+      </w:r>
       <w:r>
         <w:rPr>
           <w:rtl/>
@@ -18549,20 +16587,14 @@
         </w:rPr>
         <w:t xml:space="preserve">; </w:t>
       </w:r>
-      <w:hyperlink r:id="rId305">
-        <w:r>
-          <w:rPr>
-            <w:rtl/>
-            <w:cs/>
-            <w:lang w:val="ar_AE" w:bidi="ar_AE"/>
-          </w:rPr>
-          <w:rPr>
-            <w:color w:val="0000EE"/>
-            <w:u w:val="single"/>
-          </w:rPr>
-          <w:t>1 بطرس 5:14</w:t>
-        </w:r>
-      </w:hyperlink>
+      <w:r>
+        <w:rPr>
+          <w:rtl/>
+          <w:cs/>
+          <w:lang w:val="ar_AE" w:bidi="ar_AE"/>
+        </w:rPr>
+        <w:t>1 بطرس 5:14</w:t>
+      </w:r>
       <w:r>
         <w:rPr>
           <w:rtl/>
@@ -18638,20 +16670,14 @@
         </w:rPr>
         <w:t xml:space="preserve">يختم بولس رسالته بصلاة وبركة. ويستدعي الأقانيم الثلاثة في الثالوث، حيث تأتي نعمة يسوع المسيح أولاً (انظر </w:t>
       </w:r>
-      <w:hyperlink r:id="rId283">
-        <w:r>
-          <w:rPr>
-            <w:rtl/>
-            <w:cs/>
-            <w:lang w:val="ar_AE" w:bidi="ar_AE"/>
-          </w:rPr>
-          <w:rPr>
-            <w:color w:val="0000EE"/>
-            <w:u w:val="single"/>
-          </w:rPr>
-          <w:t>8:9</w:t>
-        </w:r>
-      </w:hyperlink>
+      <w:r>
+        <w:rPr>
+          <w:rtl/>
+          <w:cs/>
+          <w:lang w:val="ar_AE" w:bidi="ar_AE"/>
+        </w:rPr>
+        <w:t>8:9</w:t>
+      </w:r>
       <w:r>
         <w:rPr>
           <w:rtl/>
@@ -18660,20 +16686,14 @@
         </w:rPr>
         <w:t>). وهذا لأننا نعتمد دائماً على محبة المسيح الكفارية/الفادية، التي تصالحنا مع الله الآب (</w:t>
       </w:r>
-      <w:hyperlink r:id="rId121">
-        <w:r>
-          <w:rPr>
-            <w:rtl/>
-            <w:cs/>
-            <w:lang w:val="ar_AE" w:bidi="ar_AE"/>
-          </w:rPr>
-          <w:rPr>
-            <w:color w:val="0000EE"/>
-            <w:u w:val="single"/>
-          </w:rPr>
-          <w:t>5:18–21</w:t>
-        </w:r>
-      </w:hyperlink>
+      <w:r>
+        <w:rPr>
+          <w:rtl/>
+          <w:cs/>
+          <w:lang w:val="ar_AE" w:bidi="ar_AE"/>
+        </w:rPr>
+        <w:t>5:18–21</w:t>
+      </w:r>
       <w:r>
         <w:rPr>
           <w:rtl/>
@@ -18682,20 +16702,14 @@
         </w:rPr>
         <w:t>) وتوحدنا في شركة الروح القدوس مع جميع المؤمنين. • محبة الله تسدد احتياجاتنا وتستردنا بنعمة إلى عائلته. • شركة الروح القدوس تعني شركتنا مع الروح، الذي يجمع المسيحيين معاً في وحدة (</w:t>
       </w:r>
-      <w:hyperlink r:id="rId306">
-        <w:r>
-          <w:rPr>
-            <w:rtl/>
-            <w:cs/>
-            <w:lang w:val="ar_AE" w:bidi="ar_AE"/>
-          </w:rPr>
-          <w:rPr>
-            <w:color w:val="0000EE"/>
-            <w:u w:val="single"/>
-          </w:rPr>
-          <w:t>أف 4:3</w:t>
-        </w:r>
-      </w:hyperlink>
+      <w:r>
+        <w:rPr>
+          <w:rtl/>
+          <w:cs/>
+          <w:lang w:val="ar_AE" w:bidi="ar_AE"/>
+        </w:rPr>
+        <w:t>أف 4:3</w:t>
+      </w:r>
       <w:r>
         <w:rPr>
           <w:rtl/>
@@ -18704,20 +16718,14 @@
         </w:rPr>
         <w:t xml:space="preserve">; </w:t>
       </w:r>
-      <w:hyperlink r:id="rId307">
-        <w:r>
-          <w:rPr>
-            <w:rtl/>
-            <w:cs/>
-            <w:lang w:val="ar_AE" w:bidi="ar_AE"/>
-          </w:rPr>
-          <w:rPr>
-            <w:color w:val="0000EE"/>
-            <w:u w:val="single"/>
-          </w:rPr>
-          <w:t>فيل 2:1</w:t>
-        </w:r>
-      </w:hyperlink>
+      <w:r>
+        <w:rPr>
+          <w:rtl/>
+          <w:cs/>
+          <w:lang w:val="ar_AE" w:bidi="ar_AE"/>
+        </w:rPr>
+        <w:t>فيل 2:1</w:t>
+      </w:r>
       <w:r>
         <w:rPr>
           <w:rtl/>
